--- a/week-3/cen429-week-3-ders-notu.docx
+++ b/week-3/cen429-week-3-ders-notu.docx
@@ -2,7 +2,7 @@
 <file path=word/document.xml><?xml version="1.0" encoding="utf-8"?>
 <w:document xmlns:w="http://schemas.openxmlformats.org/wordprocessingml/2006/main" xmlns:m="http://schemas.openxmlformats.org/officeDocument/2006/math" xmlns:r="http://schemas.openxmlformats.org/officeDocument/2006/relationships" xmlns:o="urn:schemas-microsoft-com:office:office" xmlns:v="urn:schemas-microsoft-com:vml" xmlns:w10="urn:schemas-microsoft-com:office:word" xmlns:a="http://schemas.openxmlformats.org/drawingml/2006/main" xmlns:pic="http://schemas.openxmlformats.org/drawingml/2006/picture" xmlns:wp="http://schemas.openxmlformats.org/drawingml/2006/wordprocessingDrawing">
   <w:body>
-    <w:bookmarkStart w:id="178" w:name="X417ac541db43efdef0562fbd974c7dac07737a9"/>
+    <w:bookmarkStart w:id="175" w:name="X417ac541db43efdef0562fbd974c7dac07737a9"/>
     <w:p>
       <w:pPr>
         <w:pStyle w:val="Heading1"/>
@@ -129,7 +129,21 @@
               <w:pStyle w:val="Compact"/>
             </w:pPr>
             <w:r>
-              <w:t xml:space="preserve">C’de işaretçi, dizi, dosya; Hafta 1’den bellek düzeni ve güvenli silme; Linux/WSL terminalinde</w:t>
+              <w:t xml:space="preserve">C’de işaretçi, dizi, dosya;</w:t>
+            </w:r>
+            <w:r>
+              <w:t xml:space="preserve"> </w:t>
+            </w:r>
+            <w:hyperlink r:id="rId20">
+              <w:r>
+                <w:rPr>
+                  <w:rStyle w:val="Hyperlink"/>
+                </w:rPr>
+                <w:t xml:space="preserve">Hafta 1</w:t>
+              </w:r>
+            </w:hyperlink>
+            <w:r>
+              <w:t xml:space="preserve">’den bellek düzeni ve güvenli silme; Linux/WSL terminalinde</w:t>
             </w:r>
             <w:r>
               <w:t xml:space="preserve"> </w:t>
@@ -168,7 +182,7 @@
             <w:pPr>
               <w:pStyle w:val="Compact"/>
             </w:pPr>
-            <w:hyperlink r:id="rId20">
+            <w:hyperlink r:id="rId21">
               <w:r>
                 <w:rPr>
                   <w:rStyle w:val="VerbatimChar"/>
@@ -1740,7 +1754,7 @@
       <w:r>
         <w:t xml:space="preserve"> </w:t>
       </w:r>
-      <w:hyperlink r:id="rId21">
+      <w:hyperlink r:id="rId22">
         <w:r>
           <w:rPr>
             <w:rStyle w:val="VerbatimChar"/>
@@ -1902,13 +1916,13 @@
         </w:pict>
       </w:r>
     </w:p>
-    <w:bookmarkStart w:id="39" w:name="temel-kavramlar-sıfırdan"/>
+    <w:bookmarkStart w:id="28" w:name="başlamadan-önce"/>
     <w:p>
       <w:pPr>
         <w:pStyle w:val="Heading2"/>
       </w:pPr>
       <w:r>
-        <w:t xml:space="preserve">0. Temel kavramlar (sıfırdan)</w:t>
+        <w:t xml:space="preserve">0. Başlamadan önce</w:t>
       </w:r>
     </w:p>
     <w:p>
@@ -1916,109 +1930,22 @@
         <w:pStyle w:val="FirstParagraph"/>
       </w:pPr>
       <w:r>
-        <w:t xml:space="preserve">Bu bölüm</w:t>
-      </w:r>
-      <w:r>
-        <w:t xml:space="preserve"> </w:t>
-      </w:r>
-      <w:r>
-        <w:rPr>
-          <w:b/>
-          <w:bCs/>
-        </w:rPr>
-        <w:t xml:space="preserve">hiçbir ön bilgi varsaymaz</w:t>
-      </w:r>
-      <w:r>
-        <w:t xml:space="preserve">. Haftanın geri kalanında kullanacağımız terimleri sıfırdan tanımlıyoruz. Bir terimi bilmiyorsanız önce burayı okuyun; sonraki bölümler bunların üzerine kurulur.</w:t>
-      </w:r>
-    </w:p>
-    <w:bookmarkStart w:id="22" w:name="neden-bu-bölüm"/>
+        <w:t xml:space="preserve">Bu bölüm haftaya hazırlık içindir. Önce bu haftanın dayandığı önceki konuları kısaca hatırlatır; sonra bu haftanın</w:t>
+      </w:r>
+      <w:r>
+        <w:t xml:space="preserve"> </w:t>
+      </w:r>
+      <w:r>
+        <w:t xml:space="preserve">kavramlarını birer cümleyle tanımlayıp her birini ayrıntılı anlatıldığı bölüme bağlar.</w:t>
+      </w:r>
+    </w:p>
+    <w:bookmarkStart w:id="26" w:name="önceki-haftalardan-gelenler"/>
     <w:p>
       <w:pPr>
         <w:pStyle w:val="Heading3"/>
       </w:pPr>
       <w:r>
-        <w:t xml:space="preserve">Neden bu bölüm?</w:t>
-      </w:r>
-    </w:p>
-    <w:p>
-      <w:pPr>
-        <w:pStyle w:val="FirstParagraph"/>
-      </w:pPr>
-      <w:r>
-        <w:t xml:space="preserve">Bu hafta</w:t>
-      </w:r>
-      <w:r>
-        <w:t xml:space="preserve"> </w:t>
-      </w:r>
-      <w:r>
-        <w:t xml:space="preserve">“şifreleme”</w:t>
-      </w:r>
-      <w:r>
-        <w:t xml:space="preserve">,</w:t>
-      </w:r>
-      <w:r>
-        <w:t xml:space="preserve"> </w:t>
-      </w:r>
-      <w:r>
-        <w:t xml:space="preserve">“nonce”</w:t>
-      </w:r>
-      <w:r>
-        <w:t xml:space="preserve">,</w:t>
-      </w:r>
-      <w:r>
-        <w:t xml:space="preserve"> </w:t>
-      </w:r>
-      <w:r>
-        <w:t xml:space="preserve">“anahtar türetme”</w:t>
-      </w:r>
-      <w:r>
-        <w:t xml:space="preserve"> </w:t>
-      </w:r>
-      <w:r>
-        <w:t xml:space="preserve">gibi terimler geçecek.</w:t>
-      </w:r>
-    </w:p>
-    <w:p>
-      <w:pPr>
-        <w:pStyle w:val="BodyText"/>
-      </w:pPr>
-      <w:r>
-        <w:t xml:space="preserve">Hiçbirini bilmediğinizi varsayıyoruz.</w:t>
-      </w:r>
-    </w:p>
-    <w:p>
-      <w:pPr>
-        <w:pStyle w:val="BodyText"/>
-      </w:pPr>
-      <w:r>
-        <w:t xml:space="preserve">Önce hepsini</w:t>
-      </w:r>
-      <w:r>
-        <w:t xml:space="preserve"> </w:t>
-      </w:r>
-      <w:r>
-        <w:rPr>
-          <w:b/>
-          <w:bCs/>
-        </w:rPr>
-        <w:t xml:space="preserve">tek tek</w:t>
-      </w:r>
-      <w:r>
-        <w:t xml:space="preserve"> </w:t>
-      </w:r>
-      <w:r>
-        <w:t xml:space="preserve">tanımlayalım.</w:t>
-      </w:r>
-    </w:p>
-    <w:bookmarkEnd w:id="22"/>
-    <w:bookmarkStart w:id="23" w:name="verinin-üç-hâli"/>
-    <w:p>
-      <w:pPr>
-        <w:pStyle w:val="Heading3"/>
-      </w:pPr>
-      <w:r>
-        <w:t xml:space="preserve">Verinin üç hâli</w:t>
+        <w:t xml:space="preserve">Önceki haftalardan gelenler</w:t>
       </w:r>
     </w:p>
     <w:p>
@@ -2034,13 +1961,79 @@
           <w:b/>
           <w:bCs/>
         </w:rPr>
-        <w:t xml:space="preserve">Aktarımda:</w:t>
-      </w:r>
-      <w:r>
-        <w:t xml:space="preserve"> </w:t>
-      </w:r>
-      <w:r>
-        <w:t xml:space="preserve">ağda giderken (TLS).</w:t>
+        <w:t xml:space="preserve">Beyaz kutu saldırgan modeli</w:t>
+      </w:r>
+      <w:r>
+        <w:t xml:space="preserve"> </w:t>
+      </w:r>
+      <w:r>
+        <w:t xml:space="preserve">— cihazın ya da sunucunun sahibi olan kullanıcı aynı zamanda potansiyel</w:t>
+      </w:r>
+      <w:r>
+        <w:t xml:space="preserve"> </w:t>
+      </w:r>
+      <w:r>
+        <w:t xml:space="preserve">saldırgandır; belleği okuyabilir, hata ayıklayıcı bağlayabilir</w:t>
+      </w:r>
+      <w:r>
+        <w:t xml:space="preserve"> </w:t>
+      </w:r>
+      <w:r>
+        <w:t xml:space="preserve">(</w:t>
+      </w:r>
+      <w:hyperlink r:id="rId23">
+        <w:r>
+          <w:rPr>
+            <w:rStyle w:val="Hyperlink"/>
+          </w:rPr>
+          <w:t xml:space="preserve">Hafta 1, §3</w:t>
+        </w:r>
+      </w:hyperlink>
+      <w:r>
+        <w:t xml:space="preserve">). Bu hafta bu modeli</w:t>
+      </w:r>
+      <w:r>
+        <w:t xml:space="preserve"> </w:t>
+      </w:r>
+      <w:r>
+        <w:rPr>
+          <w:b/>
+          <w:bCs/>
+        </w:rPr>
+        <w:t xml:space="preserve">kullanımda</w:t>
+      </w:r>
+      <w:r>
+        <w:rPr>
+          <w:b/>
+          <w:bCs/>
+        </w:rPr>
+        <w:t xml:space="preserve"> </w:t>
+      </w:r>
+      <w:r>
+        <w:rPr>
+          <w:b/>
+          <w:bCs/>
+        </w:rPr>
+        <w:t xml:space="preserve">veri</w:t>
+      </w:r>
+      <w:r>
+        <w:t xml:space="preserve"> </w:t>
+      </w:r>
+      <w:r>
+        <w:t xml:space="preserve">(§13) ve</w:t>
+      </w:r>
+      <w:r>
+        <w:t xml:space="preserve"> </w:t>
+      </w:r>
+      <w:r>
+        <w:rPr>
+          <w:b/>
+          <w:bCs/>
+        </w:rPr>
+        <w:t xml:space="preserve">whitebox kriptografi motivasyonu</w:t>
+      </w:r>
+      <w:r>
+        <w:t xml:space="preserve">nda (§15) yeniden kullanıyoruz.</w:t>
       </w:r>
     </w:p>
     <w:p>
@@ -2056,13 +2049,57 @@
           <w:b/>
           <w:bCs/>
         </w:rPr>
-        <w:t xml:space="preserve">Beklemede:</w:t>
-      </w:r>
-      <w:r>
-        <w:t xml:space="preserve"> </w:t>
-      </w:r>
-      <w:r>
-        <w:t xml:space="preserve">diskte dururken (dosya şifreleme).</w:t>
+        <w:t xml:space="preserve">Bellekten güvenli silme</w:t>
+      </w:r>
+      <w:r>
+        <w:t xml:space="preserve"> </w:t>
+      </w:r>
+      <w:r>
+        <w:t xml:space="preserve">— bir sırrı, derleyicinin kaldıramayacağı bir işlevle (</w:t>
+      </w:r>
+      <w:r>
+        <w:rPr>
+          <w:rStyle w:val="VerbatimChar"/>
+        </w:rPr>
+        <w:t xml:space="preserve">explicit_bzero</w:t>
+      </w:r>
+      <w:r>
+        <w:t xml:space="preserve">,</w:t>
+      </w:r>
+      <w:r>
+        <w:t xml:space="preserve"> </w:t>
+      </w:r>
+      <w:r>
+        <w:rPr>
+          <w:rStyle w:val="VerbatimChar"/>
+        </w:rPr>
+        <w:t xml:space="preserve">OPENSSL_cleanse</w:t>
+      </w:r>
+      <w:r>
+        <w:t xml:space="preserve">) üzerine yazarak silmek</w:t>
+      </w:r>
+      <w:r>
+        <w:t xml:space="preserve"> </w:t>
+      </w:r>
+      <w:r>
+        <w:t xml:space="preserve">(</w:t>
+      </w:r>
+      <w:hyperlink r:id="rId24">
+        <w:r>
+          <w:rPr>
+            <w:rStyle w:val="Hyperlink"/>
+          </w:rPr>
+          <w:t xml:space="preserve">Hafta 1, §17</w:t>
+        </w:r>
+      </w:hyperlink>
+      <w:r>
+        <w:t xml:space="preserve">). Bu hafta §13’te buna döküm</w:t>
+      </w:r>
+      <w:r>
+        <w:t xml:space="preserve"> </w:t>
+      </w:r>
+      <w:r>
+        <w:t xml:space="preserve">engelleme, bellek kilitleme ve cihaz bağlamayı ekliyoruz.</w:t>
       </w:r>
     </w:p>
     <w:p>
@@ -2078,957 +2115,62 @@
           <w:b/>
           <w:bCs/>
         </w:rPr>
-        <w:t xml:space="preserve">Kullanımda:</w:t>
-      </w:r>
-      <w:r>
-        <w:t xml:space="preserve"> </w:t>
-      </w:r>
-      <w:r>
-        <w:t xml:space="preserve">bellekte işlenirken (en zor).</w:t>
-      </w:r>
-    </w:p>
-    <w:p>
-      <w:pPr>
-        <w:pStyle w:val="FirstParagraph"/>
-      </w:pPr>
-      <w:r>
-        <w:t xml:space="preserve">Her hâl farklı koruma ister.</w:t>
-      </w:r>
-    </w:p>
-    <w:bookmarkEnd w:id="23"/>
-    <w:bookmarkStart w:id="24" w:name="şifreleme-nedir"/>
+        <w:t xml:space="preserve">Entropi ölçümü</w:t>
+      </w:r>
+      <w:r>
+        <w:t xml:space="preserve"> </w:t>
+      </w:r>
+      <w:r>
+        <w:t xml:space="preserve">— bir dosyanın baytlarındaki düzensizliği ölçüp şifreli/paketli içeriği ayırt etme fikri</w:t>
+      </w:r>
+      <w:r>
+        <w:t xml:space="preserve"> </w:t>
+      </w:r>
+      <w:r>
+        <w:t xml:space="preserve">(</w:t>
+      </w:r>
+      <w:hyperlink r:id="rId25">
+        <w:r>
+          <w:rPr>
+            <w:rStyle w:val="Hyperlink"/>
+          </w:rPr>
+          <w:t xml:space="preserve">Hafta 2, §6</w:t>
+        </w:r>
+      </w:hyperlink>
+      <w:r>
+        <w:t xml:space="preserve">). §3’te</w:t>
+      </w:r>
+      <w:r>
+        <w:t xml:space="preserve"> </w:t>
+      </w:r>
+      <w:r>
+        <w:t xml:space="preserve">aynı fikri, bu kez rastgele üretecin</w:t>
+      </w:r>
+      <w:r>
+        <w:t xml:space="preserve"> </w:t>
+      </w:r>
+      <w:r>
+        <w:rPr>
+          <w:b/>
+          <w:bCs/>
+        </w:rPr>
+        <w:t xml:space="preserve">girdisindeki</w:t>
+      </w:r>
+      <w:r>
+        <w:t xml:space="preserve"> </w:t>
+      </w:r>
+      <w:r>
+        <w:t xml:space="preserve">düzensizlik (entropi) açısından kullanıyoruz.</w:t>
+      </w:r>
+    </w:p>
+    <w:bookmarkEnd w:id="26"/>
+    <w:bookmarkStart w:id="27" w:name="bu-haftanın-kavram-haritası"/>
     <w:p>
       <w:pPr>
         <w:pStyle w:val="Heading3"/>
       </w:pPr>
       <w:r>
-        <w:t xml:space="preserve">Şifreleme nedir?</w:t>
-      </w:r>
-    </w:p>
-    <w:p>
-      <w:pPr>
-        <w:pStyle w:val="Compact"/>
-        <w:numPr>
-          <w:ilvl w:val="0"/>
-          <w:numId w:val="1003"/>
-        </w:numPr>
-      </w:pPr>
-      <w:r>
-        <w:rPr>
-          <w:b/>
-          <w:bCs/>
-        </w:rPr>
-        <w:t xml:space="preserve">Şifreleme:</w:t>
-      </w:r>
-      <w:r>
-        <w:t xml:space="preserve"> </w:t>
-      </w:r>
-      <w:r>
-        <w:t xml:space="preserve">okunur veriyi (açık metin) bir</w:t>
-      </w:r>
-      <w:r>
-        <w:t xml:space="preserve"> </w:t>
-      </w:r>
-      <w:r>
-        <w:rPr>
-          <w:b/>
-          <w:bCs/>
-        </w:rPr>
-        <w:t xml:space="preserve">anahtarla</w:t>
-      </w:r>
-      <w:r>
-        <w:t xml:space="preserve"> </w:t>
-      </w:r>
-      <w:r>
-        <w:t xml:space="preserve">okunamaz hale (şifreli metin) getirmek.</w:t>
-      </w:r>
-    </w:p>
-    <w:p>
-      <w:pPr>
-        <w:pStyle w:val="Compact"/>
-        <w:numPr>
-          <w:ilvl w:val="0"/>
-          <w:numId w:val="1003"/>
-        </w:numPr>
-      </w:pPr>
-      <w:r>
-        <w:rPr>
-          <w:b/>
-          <w:bCs/>
-        </w:rPr>
-        <w:t xml:space="preserve">Çözme:</w:t>
-      </w:r>
-      <w:r>
-        <w:t xml:space="preserve"> </w:t>
-      </w:r>
-      <w:r>
-        <w:t xml:space="preserve">anahtarla geri açmak.</w:t>
-      </w:r>
-    </w:p>
-    <w:p>
-      <w:pPr>
-        <w:pStyle w:val="Compact"/>
-        <w:numPr>
-          <w:ilvl w:val="0"/>
-          <w:numId w:val="1003"/>
-        </w:numPr>
-      </w:pPr>
-      <w:r>
-        <w:t xml:space="preserve">Güvenlik</w:t>
-      </w:r>
-      <w:r>
-        <w:t xml:space="preserve"> </w:t>
-      </w:r>
-      <w:r>
-        <w:rPr>
-          <w:b/>
-          <w:bCs/>
-        </w:rPr>
-        <w:t xml:space="preserve">anahtarın</w:t>
-      </w:r>
-      <w:r>
-        <w:t xml:space="preserve"> </w:t>
-      </w:r>
-      <w:r>
-        <w:t xml:space="preserve">gizliliğine bağlı.</w:t>
-      </w:r>
-    </w:p>
-    <w:bookmarkEnd w:id="24"/>
-    <w:bookmarkStart w:id="25" w:name="simetrik-vs-asimetrik"/>
-    <w:p>
-      <w:pPr>
-        <w:pStyle w:val="Heading3"/>
-      </w:pPr>
-      <w:r>
-        <w:t xml:space="preserve">Simetrik vs asimetrik</w:t>
-      </w:r>
-    </w:p>
-    <w:p>
-      <w:pPr>
-        <w:pStyle w:val="Compact"/>
-        <w:numPr>
-          <w:ilvl w:val="0"/>
-          <w:numId w:val="1004"/>
-        </w:numPr>
-      </w:pPr>
-      <w:r>
-        <w:rPr>
-          <w:b/>
-          <w:bCs/>
-        </w:rPr>
-        <w:t xml:space="preserve">Simetrik:</w:t>
-      </w:r>
-      <w:r>
-        <w:t xml:space="preserve"> </w:t>
-      </w:r>
-      <w:r>
-        <w:t xml:space="preserve">tek anahtar (AES). Hızlı.</w:t>
-      </w:r>
-    </w:p>
-    <w:p>
-      <w:pPr>
-        <w:pStyle w:val="Compact"/>
-        <w:numPr>
-          <w:ilvl w:val="0"/>
-          <w:numId w:val="1004"/>
-        </w:numPr>
-      </w:pPr>
-      <w:r>
-        <w:rPr>
-          <w:b/>
-          <w:bCs/>
-        </w:rPr>
-        <w:t xml:space="preserve">Asimetrik:</w:t>
-      </w:r>
-      <w:r>
-        <w:t xml:space="preserve"> </w:t>
-      </w:r>
-      <w:r>
-        <w:t xml:space="preserve">açık + gizli çift (RSA/ECC). Anahtar dağıtımı kolay.</w:t>
-      </w:r>
-    </w:p>
-    <w:p>
-      <w:pPr>
-        <w:pStyle w:val="Compact"/>
-        <w:numPr>
-          <w:ilvl w:val="0"/>
-          <w:numId w:val="1004"/>
-        </w:numPr>
-      </w:pPr>
-      <w:r>
-        <w:t xml:space="preserve">Pratikte</w:t>
-      </w:r>
-      <w:r>
-        <w:t xml:space="preserve"> </w:t>
-      </w:r>
-      <w:r>
-        <w:rPr>
-          <w:b/>
-          <w:bCs/>
-        </w:rPr>
-        <w:t xml:space="preserve">birlikte</w:t>
-      </w:r>
-      <w:r>
-        <w:t xml:space="preserve"> </w:t>
-      </w:r>
-      <w:r>
-        <w:t xml:space="preserve">(hibrit).</w:t>
-      </w:r>
-    </w:p>
-    <w:bookmarkEnd w:id="25"/>
-    <w:bookmarkStart w:id="26" w:name="özet-hash"/>
-    <w:p>
-      <w:pPr>
-        <w:pStyle w:val="Heading3"/>
-      </w:pPr>
-      <w:r>
-        <w:t xml:space="preserve">Özet (hash)</w:t>
-      </w:r>
-    </w:p>
-    <w:p>
-      <w:pPr>
-        <w:pStyle w:val="Compact"/>
-        <w:numPr>
-          <w:ilvl w:val="0"/>
-          <w:numId w:val="1005"/>
-        </w:numPr>
-      </w:pPr>
-      <w:r>
-        <w:rPr>
-          <w:b/>
-          <w:bCs/>
-        </w:rPr>
-        <w:t xml:space="preserve">Özet:</w:t>
-      </w:r>
-      <w:r>
-        <w:t xml:space="preserve"> </w:t>
-      </w:r>
-      <w:r>
-        <w:t xml:space="preserve">veriden hesaplanan sabit parmak izi (SHA-256).</w:t>
-      </w:r>
-    </w:p>
-    <w:p>
-      <w:pPr>
-        <w:pStyle w:val="Compact"/>
-        <w:numPr>
-          <w:ilvl w:val="0"/>
-          <w:numId w:val="1005"/>
-        </w:numPr>
-      </w:pPr>
-      <w:r>
-        <w:t xml:space="preserve">Tek yönlü; veri değişirse özet değişir.</w:t>
-      </w:r>
-    </w:p>
-    <w:p>
-      <w:pPr>
-        <w:pStyle w:val="Compact"/>
-        <w:numPr>
-          <w:ilvl w:val="0"/>
-          <w:numId w:val="1005"/>
-        </w:numPr>
-      </w:pPr>
-      <w:r>
-        <w:t xml:space="preserve">Bütünlük ve imzanın temeli.</w:t>
-      </w:r>
-    </w:p>
-    <w:bookmarkEnd w:id="26"/>
-    <w:bookmarkStart w:id="27" w:name="mac-ve-imza"/>
-    <w:p>
-      <w:pPr>
-        <w:pStyle w:val="Heading3"/>
-      </w:pPr>
-      <w:r>
-        <w:t xml:space="preserve">MAC ve imza</w:t>
-      </w:r>
-    </w:p>
-    <w:p>
-      <w:pPr>
-        <w:pStyle w:val="Compact"/>
-        <w:numPr>
-          <w:ilvl w:val="0"/>
-          <w:numId w:val="1006"/>
-        </w:numPr>
-      </w:pPr>
-      <w:r>
-        <w:rPr>
-          <w:b/>
-          <w:bCs/>
-        </w:rPr>
-        <w:t xml:space="preserve">MAC:</w:t>
-      </w:r>
-      <w:r>
-        <w:t xml:space="preserve"> </w:t>
-      </w:r>
-      <w:r>
-        <w:t xml:space="preserve">simetrik; mesaj değişmedi + doğru taraftan.</w:t>
-      </w:r>
-    </w:p>
-    <w:p>
-      <w:pPr>
-        <w:pStyle w:val="Compact"/>
-        <w:numPr>
-          <w:ilvl w:val="0"/>
-          <w:numId w:val="1006"/>
-        </w:numPr>
-      </w:pPr>
-      <w:r>
-        <w:rPr>
-          <w:b/>
-          <w:bCs/>
-        </w:rPr>
-        <w:t xml:space="preserve">İmza:</w:t>
-      </w:r>
-      <w:r>
-        <w:t xml:space="preserve"> </w:t>
-      </w:r>
-      <w:r>
-        <w:t xml:space="preserve">asimetrik; kim imzaladı (inkâr edilemezlik).</w:t>
-      </w:r>
-    </w:p>
-    <w:p>
-      <w:pPr>
-        <w:pStyle w:val="Compact"/>
-        <w:numPr>
-          <w:ilvl w:val="0"/>
-          <w:numId w:val="1006"/>
-        </w:numPr>
-      </w:pPr>
-      <w:r>
-        <w:t xml:space="preserve">İkisi de</w:t>
-      </w:r>
-      <w:r>
-        <w:t xml:space="preserve"> </w:t>
-      </w:r>
-      <w:r>
-        <w:rPr>
-          <w:b/>
-          <w:bCs/>
-        </w:rPr>
-        <w:t xml:space="preserve">bütünlük</w:t>
-      </w:r>
-      <w:r>
-        <w:t xml:space="preserve"> </w:t>
-      </w:r>
-      <w:r>
-        <w:t xml:space="preserve">sağlar.</w:t>
-      </w:r>
-    </w:p>
-    <w:bookmarkEnd w:id="27"/>
-    <w:bookmarkStart w:id="28" w:name="aead"/>
-    <w:p>
-      <w:pPr>
-        <w:pStyle w:val="Heading3"/>
-      </w:pPr>
-      <w:r>
-        <w:t xml:space="preserve">AEAD</w:t>
-      </w:r>
-    </w:p>
-    <w:p>
-      <w:pPr>
-        <w:pStyle w:val="Compact"/>
-        <w:numPr>
-          <w:ilvl w:val="0"/>
-          <w:numId w:val="1007"/>
-        </w:numPr>
-      </w:pPr>
-      <w:r>
-        <w:rPr>
-          <w:b/>
-          <w:bCs/>
-        </w:rPr>
-        <w:t xml:space="preserve">AEAD:</w:t>
-      </w:r>
-      <w:r>
-        <w:t xml:space="preserve"> </w:t>
-      </w:r>
-      <w:r>
-        <w:t xml:space="preserve">gizlilik</w:t>
-      </w:r>
-      <w:r>
-        <w:t xml:space="preserve"> </w:t>
-      </w:r>
-      <w:r>
-        <w:rPr>
-          <w:b/>
-          <w:bCs/>
-        </w:rPr>
-        <w:t xml:space="preserve">+</w:t>
-      </w:r>
-      <w:r>
-        <w:t xml:space="preserve"> </w:t>
-      </w:r>
-      <w:r>
-        <w:t xml:space="preserve">bütünlük</w:t>
-      </w:r>
-      <w:r>
-        <w:t xml:space="preserve"> </w:t>
-      </w:r>
-      <w:r>
-        <w:rPr>
-          <w:b/>
-          <w:bCs/>
-        </w:rPr>
-        <w:t xml:space="preserve">birlikte</w:t>
-      </w:r>
-      <w:r>
-        <w:t xml:space="preserve"> </w:t>
-      </w:r>
-      <w:r>
-        <w:t xml:space="preserve">(AES-GCM).</w:t>
-      </w:r>
-    </w:p>
-    <w:p>
-      <w:pPr>
-        <w:pStyle w:val="Compact"/>
-        <w:numPr>
-          <w:ilvl w:val="0"/>
-          <w:numId w:val="1007"/>
-        </w:numPr>
-      </w:pPr>
-      <w:r>
-        <w:t xml:space="preserve">Ayrı MAC uğraşmadan ikisini verir.</w:t>
-      </w:r>
-    </w:p>
-    <w:p>
-      <w:pPr>
-        <w:pStyle w:val="Compact"/>
-        <w:numPr>
-          <w:ilvl w:val="0"/>
-          <w:numId w:val="1007"/>
-        </w:numPr>
-      </w:pPr>
-      <w:r>
-        <w:t xml:space="preserve">Modern tercih.</w:t>
-      </w:r>
-    </w:p>
-    <w:bookmarkEnd w:id="28"/>
-    <w:bookmarkStart w:id="29" w:name="iv-nonce-tuz"/>
-    <w:p>
-      <w:pPr>
-        <w:pStyle w:val="Heading3"/>
-      </w:pPr>
-      <w:r>
-        <w:t xml:space="preserve">IV / nonce / tuz</w:t>
-      </w:r>
-    </w:p>
-    <w:p>
-      <w:pPr>
-        <w:pStyle w:val="Compact"/>
-        <w:numPr>
-          <w:ilvl w:val="0"/>
-          <w:numId w:val="1008"/>
-        </w:numPr>
-      </w:pPr>
-      <w:r>
-        <w:rPr>
-          <w:b/>
-          <w:bCs/>
-        </w:rPr>
-        <w:t xml:space="preserve">IV/nonce:</w:t>
-      </w:r>
-      <w:r>
-        <w:t xml:space="preserve"> </w:t>
-      </w:r>
-      <w:r>
-        <w:t xml:space="preserve">her şifrelemede</w:t>
-      </w:r>
-      <w:r>
-        <w:t xml:space="preserve"> </w:t>
-      </w:r>
-      <w:r>
-        <w:rPr>
-          <w:b/>
-          <w:bCs/>
-        </w:rPr>
-        <w:t xml:space="preserve">benzersiz</w:t>
-      </w:r>
-      <w:r>
-        <w:t xml:space="preserve"> </w:t>
-      </w:r>
-      <w:r>
-        <w:t xml:space="preserve">başlangıç değeri.</w:t>
-      </w:r>
-    </w:p>
-    <w:p>
-      <w:pPr>
-        <w:pStyle w:val="Compact"/>
-        <w:numPr>
-          <w:ilvl w:val="0"/>
-          <w:numId w:val="1008"/>
-        </w:numPr>
-      </w:pPr>
-      <w:r>
-        <w:rPr>
-          <w:b/>
-          <w:bCs/>
-        </w:rPr>
-        <w:t xml:space="preserve">Tuz (salt):</w:t>
-      </w:r>
-      <w:r>
-        <w:t xml:space="preserve"> </w:t>
-      </w:r>
-      <w:r>
-        <w:t xml:space="preserve">paroladan anahtar türetirken eklenen rastgele değer.</w:t>
-      </w:r>
-    </w:p>
-    <w:p>
-      <w:pPr>
-        <w:pStyle w:val="Compact"/>
-        <w:numPr>
-          <w:ilvl w:val="0"/>
-          <w:numId w:val="1008"/>
-        </w:numPr>
-      </w:pPr>
-      <w:r>
-        <w:t xml:space="preserve">Üçü de</w:t>
-      </w:r>
-      <w:r>
-        <w:t xml:space="preserve"> </w:t>
-      </w:r>
-      <w:r>
-        <w:rPr>
-          <w:b/>
-          <w:bCs/>
-        </w:rPr>
-        <w:t xml:space="preserve">gizli değil</w:t>
-      </w:r>
-      <w:r>
-        <w:t xml:space="preserve">, ama</w:t>
-      </w:r>
-      <w:r>
-        <w:t xml:space="preserve"> </w:t>
-      </w:r>
-      <w:r>
-        <w:rPr>
-          <w:b/>
-          <w:bCs/>
-        </w:rPr>
-        <w:t xml:space="preserve">tekrarsız/benzersiz</w:t>
-      </w:r>
-      <w:r>
-        <w:t xml:space="preserve"> </w:t>
-      </w:r>
-      <w:r>
-        <w:t xml:space="preserve">olmalı.</w:t>
-      </w:r>
-    </w:p>
-    <w:bookmarkEnd w:id="29"/>
-    <w:bookmarkStart w:id="30" w:name="rastgelelik-ve-csprng"/>
-    <w:p>
-      <w:pPr>
-        <w:pStyle w:val="Heading3"/>
-      </w:pPr>
-      <w:r>
-        <w:t xml:space="preserve">Rastgelelik ve CSPRNG</w:t>
-      </w:r>
-    </w:p>
-    <w:p>
-      <w:pPr>
-        <w:pStyle w:val="Compact"/>
-        <w:numPr>
-          <w:ilvl w:val="0"/>
-          <w:numId w:val="1009"/>
-        </w:numPr>
-      </w:pPr>
-      <w:r>
-        <w:rPr>
-          <w:b/>
-          <w:bCs/>
-        </w:rPr>
-        <w:t xml:space="preserve">CSPRNG:</w:t>
-      </w:r>
-      <w:r>
-        <w:t xml:space="preserve"> </w:t>
-      </w:r>
-      <w:r>
-        <w:t xml:space="preserve">kriptografik olarak güvenli rastgele üreteç (işletim sisteminin</w:t>
-      </w:r>
-      <w:r>
-        <w:t xml:space="preserve"> </w:t>
-      </w:r>
-      <w:r>
-        <w:rPr>
-          <w:rStyle w:val="VerbatimChar"/>
-        </w:rPr>
-        <w:t xml:space="preserve">getrandom</w:t>
-      </w:r>
-      <w:r>
-        <w:t xml:space="preserve">/</w:t>
-      </w:r>
-      <w:r>
-        <w:rPr>
-          <w:rStyle w:val="VerbatimChar"/>
-        </w:rPr>
-        <w:t xml:space="preserve">BCryptGenRandom</w:t>
-      </w:r>
-      <w:r>
-        <w:t xml:space="preserve">).</w:t>
-      </w:r>
-    </w:p>
-    <w:p>
-      <w:pPr>
-        <w:pStyle w:val="Compact"/>
-        <w:numPr>
-          <w:ilvl w:val="0"/>
-          <w:numId w:val="1009"/>
-        </w:numPr>
-      </w:pPr>
-      <w:r>
-        <w:rPr>
-          <w:rStyle w:val="VerbatimChar"/>
-        </w:rPr>
-        <w:t xml:space="preserve">rand()</w:t>
-      </w:r>
-      <w:r>
-        <w:t xml:space="preserve"> </w:t>
-      </w:r>
-      <w:r>
-        <w:rPr>
-          <w:b/>
-          <w:bCs/>
-        </w:rPr>
-        <w:t xml:space="preserve">güvensizdir</w:t>
-      </w:r>
-      <w:r>
-        <w:t xml:space="preserve">.</w:t>
-      </w:r>
-    </w:p>
-    <w:p>
-      <w:pPr>
-        <w:pStyle w:val="Compact"/>
-        <w:numPr>
-          <w:ilvl w:val="0"/>
-          <w:numId w:val="1009"/>
-        </w:numPr>
-      </w:pPr>
-      <w:r>
-        <w:t xml:space="preserve">Anahtar/nonce/tuz bundan üretilir.</w:t>
-      </w:r>
-    </w:p>
-    <w:bookmarkEnd w:id="30"/>
-    <w:bookmarkStart w:id="31" w:name="anahtar-türetme-kdf"/>
-    <w:p>
-      <w:pPr>
-        <w:pStyle w:val="Heading3"/>
-      </w:pPr>
-      <w:r>
-        <w:t xml:space="preserve">Anahtar türetme (KDF)</w:t>
-      </w:r>
-    </w:p>
-    <w:p>
-      <w:pPr>
-        <w:pStyle w:val="Compact"/>
-        <w:numPr>
-          <w:ilvl w:val="0"/>
-          <w:numId w:val="1010"/>
-        </w:numPr>
-      </w:pPr>
-      <w:r>
-        <w:rPr>
-          <w:b/>
-          <w:bCs/>
-        </w:rPr>
-        <w:t xml:space="preserve">KDF:</w:t>
-      </w:r>
-      <w:r>
-        <w:t xml:space="preserve"> </w:t>
-      </w:r>
-      <w:r>
-        <w:t xml:space="preserve">bir sırdan (parola ya da ana anahtar)</w:t>
-      </w:r>
-      <w:r>
-        <w:t xml:space="preserve"> </w:t>
-      </w:r>
-      <w:r>
-        <w:rPr>
-          <w:b/>
-          <w:bCs/>
-        </w:rPr>
-        <w:t xml:space="preserve">anahtar üretme</w:t>
-      </w:r>
-      <w:r>
-        <w:t xml:space="preserve">.</w:t>
-      </w:r>
-    </w:p>
-    <w:p>
-      <w:pPr>
-        <w:pStyle w:val="Compact"/>
-        <w:numPr>
-          <w:ilvl w:val="0"/>
-          <w:numId w:val="1010"/>
-        </w:numPr>
-      </w:pPr>
-      <w:r>
-        <w:rPr>
-          <w:b/>
-          <w:bCs/>
-        </w:rPr>
-        <w:t xml:space="preserve">PBKDF2/Argon2:</w:t>
-      </w:r>
-      <w:r>
-        <w:t xml:space="preserve"> </w:t>
-      </w:r>
-      <w:r>
-        <w:t xml:space="preserve">paroladan (yavaş, tuzlu).</w:t>
-      </w:r>
-    </w:p>
-    <w:p>
-      <w:pPr>
-        <w:pStyle w:val="Compact"/>
-        <w:numPr>
-          <w:ilvl w:val="0"/>
-          <w:numId w:val="1010"/>
-        </w:numPr>
-      </w:pPr>
-      <w:r>
-        <w:rPr>
-          <w:b/>
-          <w:bCs/>
-        </w:rPr>
-        <w:t xml:space="preserve">HKDF:</w:t>
-      </w:r>
-      <w:r>
-        <w:t xml:space="preserve"> </w:t>
-      </w:r>
-      <w:r>
-        <w:t xml:space="preserve">ana sırdan çok anahtar.</w:t>
-      </w:r>
-    </w:p>
-    <w:bookmarkEnd w:id="31"/>
-    <w:bookmarkStart w:id="32" w:name="anahtar-hiyerarşisi"/>
-    <w:p>
-      <w:pPr>
-        <w:pStyle w:val="Heading3"/>
-      </w:pPr>
-      <w:r>
-        <w:t xml:space="preserve">Anahtar hiyerarşisi</w:t>
-      </w:r>
-    </w:p>
-    <w:p>
-      <w:pPr>
-        <w:pStyle w:val="Compact"/>
-        <w:numPr>
-          <w:ilvl w:val="0"/>
-          <w:numId w:val="1011"/>
-        </w:numPr>
-      </w:pPr>
-      <w:r>
-        <w:t xml:space="preserve">Tek anahtar her işte kullanılmaz.</w:t>
-      </w:r>
-    </w:p>
-    <w:p>
-      <w:pPr>
-        <w:pStyle w:val="Compact"/>
-        <w:numPr>
-          <w:ilvl w:val="0"/>
-          <w:numId w:val="1011"/>
-        </w:numPr>
-      </w:pPr>
-      <w:r>
-        <w:t xml:space="preserve">Ana anahtar → türev anahtarlar (veri, oturum).</w:t>
-      </w:r>
-    </w:p>
-    <w:p>
-      <w:pPr>
-        <w:pStyle w:val="Compact"/>
-        <w:numPr>
-          <w:ilvl w:val="0"/>
-          <w:numId w:val="1011"/>
-        </w:numPr>
-      </w:pPr>
-      <w:r>
-        <w:rPr>
-          <w:b/>
-          <w:bCs/>
-        </w:rPr>
-        <w:t xml:space="preserve">Kripto-periyot:</w:t>
-      </w:r>
-      <w:r>
-        <w:t xml:space="preserve"> </w:t>
-      </w:r>
-      <w:r>
-        <w:t xml:space="preserve">her anahtarın ömrü.</w:t>
-      </w:r>
-    </w:p>
-    <w:bookmarkEnd w:id="32"/>
-    <w:bookmarkStart w:id="33" w:name="ileri-gizlilik"/>
-    <w:p>
-      <w:pPr>
-        <w:pStyle w:val="Heading3"/>
-      </w:pPr>
-      <w:r>
-        <w:t xml:space="preserve">İleri gizlilik</w:t>
-      </w:r>
-    </w:p>
-    <w:p>
-      <w:pPr>
-        <w:pStyle w:val="Compact"/>
-        <w:numPr>
-          <w:ilvl w:val="0"/>
-          <w:numId w:val="1012"/>
-        </w:numPr>
-      </w:pPr>
-      <w:r>
-        <w:rPr>
-          <w:b/>
-          <w:bCs/>
-        </w:rPr>
-        <w:t xml:space="preserve">İleri gizlilik:</w:t>
-      </w:r>
-      <w:r>
-        <w:t xml:space="preserve"> </w:t>
-      </w:r>
-      <w:r>
-        <w:t xml:space="preserve">her oturum için yeni anahtar.</w:t>
-      </w:r>
-    </w:p>
-    <w:p>
-      <w:pPr>
-        <w:pStyle w:val="Compact"/>
-        <w:numPr>
-          <w:ilvl w:val="0"/>
-          <w:numId w:val="1012"/>
-        </w:numPr>
-      </w:pPr>
-      <w:r>
-        <w:t xml:space="preserve">Uzun vadeli anahtar sızsa bile</w:t>
-      </w:r>
-      <w:r>
-        <w:t xml:space="preserve"> </w:t>
-      </w:r>
-      <w:r>
-        <w:rPr>
-          <w:b/>
-          <w:bCs/>
-        </w:rPr>
-        <w:t xml:space="preserve">eski</w:t>
-      </w:r>
-      <w:r>
-        <w:t xml:space="preserve"> </w:t>
-      </w:r>
-      <w:r>
-        <w:t xml:space="preserve">oturumlar çözülemez.</w:t>
-      </w:r>
-    </w:p>
-    <w:p>
-      <w:pPr>
-        <w:pStyle w:val="Compact"/>
-        <w:numPr>
-          <w:ilvl w:val="0"/>
-          <w:numId w:val="1012"/>
-        </w:numPr>
-      </w:pPr>
-      <w:r>
-        <w:t xml:space="preserve">Modern TLS sağlar.</w:t>
-      </w:r>
-    </w:p>
-    <w:bookmarkEnd w:id="33"/>
-    <w:bookmarkStart w:id="34" w:name="tls-kısaca"/>
-    <w:p>
-      <w:pPr>
-        <w:pStyle w:val="Heading3"/>
-      </w:pPr>
-      <w:r>
-        <w:t xml:space="preserve">TLS (kısaca)</w:t>
-      </w:r>
-    </w:p>
-    <w:p>
-      <w:pPr>
-        <w:pStyle w:val="Compact"/>
-        <w:numPr>
-          <w:ilvl w:val="0"/>
-          <w:numId w:val="1013"/>
-        </w:numPr>
-      </w:pPr>
-      <w:r>
-        <w:rPr>
-          <w:b/>
-          <w:bCs/>
-        </w:rPr>
-        <w:t xml:space="preserve">TLS:</w:t>
-      </w:r>
-      <w:r>
-        <w:t xml:space="preserve"> </w:t>
-      </w:r>
-      <w:r>
-        <w:t xml:space="preserve">ağda güvenli iletişim protokolü (HTTPS’in altında).</w:t>
-      </w:r>
-    </w:p>
-    <w:p>
-      <w:pPr>
-        <w:pStyle w:val="Compact"/>
-        <w:numPr>
-          <w:ilvl w:val="0"/>
-          <w:numId w:val="1013"/>
-        </w:numPr>
-      </w:pPr>
-      <w:r>
-        <w:t xml:space="preserve">Anahtar anlaşması + AEAD + sertifika doğrulama.</w:t>
-      </w:r>
-    </w:p>
-    <w:p>
-      <w:pPr>
-        <w:pStyle w:val="Compact"/>
-        <w:numPr>
-          <w:ilvl w:val="0"/>
-          <w:numId w:val="1013"/>
-        </w:numPr>
-      </w:pPr>
-    </w:p>
-    <w:p>
-      <w:pPr>
-        <w:pStyle w:val="Compact"/>
-        <w:numPr>
-          <w:ilvl w:val="1"/>
-          <w:numId w:val="1014"/>
-        </w:numPr>
-      </w:pPr>
-      <w:r>
-        <w:t xml:space="preserve">bölümde göreceğiz.</w:t>
-      </w:r>
-    </w:p>
-    <w:bookmarkEnd w:id="34"/>
-    <w:bookmarkStart w:id="35" w:name="şimdi-hazırız"/>
-    <w:p>
-      <w:pPr>
-        <w:pStyle w:val="Heading3"/>
-      </w:pPr>
-      <w:r>
-        <w:t xml:space="preserve">Şimdi hazırız</w:t>
-      </w:r>
-    </w:p>
-    <w:p>
-      <w:pPr>
-        <w:pStyle w:val="FirstParagraph"/>
-      </w:pPr>
-      <w:r>
-        <w:t xml:space="preserve">Terimler:</w:t>
-      </w:r>
-    </w:p>
-    <w:p>
-      <w:pPr>
-        <w:pStyle w:val="BodyText"/>
-      </w:pPr>
-      <w:r>
-        <w:t xml:space="preserve">verinin üç hâli · şifreleme · simetrik/asimetrik · özet · MAC/imza · AEAD · IV/nonce/tuz · CSPRNG · KDF/HKDF · anahtar hiyerarşisi · ileri gizlilik · TLS</w:t>
-      </w:r>
-    </w:p>
-    <w:p>
-      <w:pPr>
-        <w:pStyle w:val="BodyText"/>
-      </w:pPr>
-      <w:r>
-        <w:t xml:space="preserve">Şimdi: verinin üç hâli ve güvenlik kabuğu.</w:t>
-      </w:r>
-    </w:p>
-    <w:bookmarkEnd w:id="35"/>
-    <w:bookmarkStart w:id="36" w:name="bugünün-planı-3-saat"/>
-    <w:p>
-      <w:pPr>
-        <w:pStyle w:val="Heading3"/>
-      </w:pPr>
-      <w:r>
-        <w:t xml:space="preserve">Bugünün planı (3 saat)</w:t>
+        <w:t xml:space="preserve">Bu haftanın kavram haritası</w:t>
       </w:r>
     </w:p>
     <w:tbl>
@@ -3039,8 +2181,9 @@
         <w:tblLook w:firstRow="1" w:lastRow="0" w:firstColumn="0" w:lastColumn="0" w:noHBand="0" w:noVBand="0" w:val="0020"/>
       </w:tblPr>
       <w:tblGrid>
-        <w:gridCol w:w="3960"/>
-        <w:gridCol w:w="3960"/>
+        <w:gridCol w:w="2640"/>
+        <w:gridCol w:w="2640"/>
+        <w:gridCol w:w="2640"/>
       </w:tblGrid>
       <w:tr>
         <w:trPr>
@@ -3053,18 +2196,29 @@
               <w:pStyle w:val="Compact"/>
             </w:pPr>
             <w:r>
-              <w:t xml:space="preserve">Saat</w:t>
-            </w:r>
-          </w:p>
-        </w:tc>
-        <w:tc>
-          <w:tcPr/>
-          <w:p>
-            <w:pPr>
-              <w:pStyle w:val="Compact"/>
-            </w:pPr>
-            <w:r>
-              <w:t xml:space="preserve">Konu</w:t>
+              <w:t xml:space="preserve">Kavram</w:t>
+            </w:r>
+          </w:p>
+        </w:tc>
+        <w:tc>
+          <w:tcPr/>
+          <w:p>
+            <w:pPr>
+              <w:pStyle w:val="Compact"/>
+            </w:pPr>
+            <w:r>
+              <w:t xml:space="preserve">Bir cümlede</w:t>
+            </w:r>
+          </w:p>
+        </w:tc>
+        <w:tc>
+          <w:tcPr/>
+          <w:p>
+            <w:pPr>
+              <w:pStyle w:val="Compact"/>
+            </w:pPr>
+            <w:r>
+              <w:t xml:space="preserve">Ayrıntısı</w:t>
             </w:r>
           </w:p>
         </w:tc>
@@ -3077,45 +2231,35 @@
               <w:pStyle w:val="Compact"/>
             </w:pPr>
             <w:r>
-              <w:t xml:space="preserve">1</w:t>
-            </w:r>
-          </w:p>
-        </w:tc>
-        <w:tc>
-          <w:tcPr/>
-          <w:p>
-            <w:pPr>
-              <w:pStyle w:val="Compact"/>
-            </w:pPr>
-            <w:r>
-              <w:t xml:space="preserve">Veri durumları · Şifreleme temelleri</w:t>
-            </w:r>
-            <w:r>
-              <w:t xml:space="preserve"> </w:t>
-            </w:r>
-            <w:r>
-              <w:rPr>
-                <w:b/>
-                <w:bCs/>
-              </w:rPr>
-              <w:t xml:space="preserve">Demo 1</w:t>
-            </w:r>
-            <w:r>
-              <w:t xml:space="preserve"> </w:t>
-            </w:r>
-            <w:r>
-              <w:t xml:space="preserve">· Rastgele sayılar · Kripto API’leri · IV/nonce</w:t>
-            </w:r>
-            <w:r>
-              <w:t xml:space="preserve"> </w:t>
-            </w:r>
-            <w:r>
-              <w:rPr>
-                <w:b/>
-                <w:bCs/>
-              </w:rPr>
-              <w:t xml:space="preserve">Demo 2–3</w:t>
-            </w:r>
+              <w:t xml:space="preserve">Verinin üç hâli</w:t>
+            </w:r>
+          </w:p>
+        </w:tc>
+        <w:tc>
+          <w:tcPr/>
+          <w:p>
+            <w:pPr>
+              <w:pStyle w:val="Compact"/>
+            </w:pPr>
+            <w:r>
+              <w:t xml:space="preserve">Bir sır yaşam döngüsü boyunca aktarımda (ağda), beklemede (diskte) ve kullanımda (bellekte) olmak üzere üç farklı durumda bulunur; her durumun tehdidi ve savunması farklıdır.</w:t>
+            </w:r>
+          </w:p>
+        </w:tc>
+        <w:tc>
+          <w:tcPr/>
+          <w:p>
+            <w:pPr>
+              <w:pStyle w:val="Compact"/>
+            </w:pPr>
+            <w:hyperlink w:anchor="Xe3d084efff04f4caf91e8adcca68faaf3b24525">
+              <w:r>
+                <w:rPr>
+                  <w:rStyle w:val="Hyperlink"/>
+                </w:rPr>
+                <w:t xml:space="preserve">§1</w:t>
+              </w:r>
+            </w:hyperlink>
           </w:p>
         </w:tc>
       </w:tr>
@@ -3127,51 +2271,35 @@
               <w:pStyle w:val="Compact"/>
             </w:pPr>
             <w:r>
-              <w:t xml:space="preserve">2</w:t>
-            </w:r>
-          </w:p>
-        </w:tc>
-        <w:tc>
-          <w:tcPr/>
-          <w:p>
-            <w:pPr>
-              <w:pStyle w:val="Compact"/>
-            </w:pPr>
-            <w:r>
-              <w:t xml:space="preserve">Parola ve HKDF</w:t>
-            </w:r>
-            <w:r>
-              <w:t xml:space="preserve"> </w:t>
-            </w:r>
-            <w:r>
-              <w:rPr>
-                <w:b/>
-                <w:bCs/>
-              </w:rPr>
-              <w:t xml:space="preserve">Demo 4–5</w:t>
-            </w:r>
-            <w:r>
-              <w:t xml:space="preserve"> </w:t>
-            </w:r>
-            <w:r>
-              <w:t xml:space="preserve">· Anahtar yönetimi · TLS 1.3</w:t>
-            </w:r>
-            <w:r>
-              <w:t xml:space="preserve"> </w:t>
-            </w:r>
-            <w:r>
-              <w:rPr>
-                <w:b/>
-                <w:bCs/>
-              </w:rPr>
-              <w:t xml:space="preserve">Demo 6</w:t>
-            </w:r>
-            <w:r>
-              <w:t xml:space="preserve"> </w:t>
-            </w:r>
-            <w:r>
-              <w:t xml:space="preserve">· TLS’i kodda kurmak, fail-open</w:t>
-            </w:r>
+              <w:t xml:space="preserve">Şifreleme</w:t>
+            </w:r>
+          </w:p>
+        </w:tc>
+        <w:tc>
+          <w:tcPr/>
+          <w:p>
+            <w:pPr>
+              <w:pStyle w:val="Compact"/>
+            </w:pPr>
+            <w:r>
+              <w:t xml:space="preserve">Şifreleme, açık metni bir anahtar kullanarak okunamaz şifreli metne dönüştürme işlemidir; çözme aynı (ya da eşleşen) anahtarla bunu tersine çevirir ve güvenlik anahtarın gizliliğine dayanır.</w:t>
+            </w:r>
+          </w:p>
+        </w:tc>
+        <w:tc>
+          <w:tcPr/>
+          <w:p>
+            <w:pPr>
+              <w:pStyle w:val="Compact"/>
+            </w:pPr>
+            <w:hyperlink w:anchor="X2eaa1d9922e47d256593488e4267415b71402c6">
+              <w:r>
+                <w:rPr>
+                  <w:rStyle w:val="Hyperlink"/>
+                </w:rPr>
+                <w:t xml:space="preserve">§2</w:t>
+              </w:r>
+            </w:hyperlink>
           </w:p>
         </w:tc>
       </w:tr>
@@ -3183,97 +2311,515 @@
               <w:pStyle w:val="Compact"/>
             </w:pPr>
             <w:r>
-              <w:t xml:space="preserve">3</w:t>
-            </w:r>
-          </w:p>
-        </w:tc>
-        <w:tc>
-          <w:tcPr/>
-          <w:p>
-            <w:pPr>
-              <w:pStyle w:val="Compact"/>
-            </w:pPr>
-            <w:r>
-              <w:t xml:space="preserve">Beklemede</w:t>
+              <w:t xml:space="preserve">AEAD</w:t>
+            </w:r>
+          </w:p>
+        </w:tc>
+        <w:tc>
+          <w:tcPr/>
+          <w:p>
+            <w:pPr>
+              <w:pStyle w:val="Compact"/>
+            </w:pPr>
+            <w:r>
+              <w:t xml:space="preserve">Kimlik doğrulamalı şifreleme, veriyi tek bir çağrıda hem şifreleyip hem de değişmediğini kanıtlayan bir etiket üreterek gizlilik ve bütünlüğü birlikte sağlar.</w:t>
+            </w:r>
+          </w:p>
+        </w:tc>
+        <w:tc>
+          <w:tcPr/>
+          <w:p>
+            <w:pPr>
+              <w:pStyle w:val="Compact"/>
+            </w:pPr>
+            <w:hyperlink w:anchor="X82b79816661d8d16daa8c080ac069f35f400d60">
+              <w:r>
+                <w:rPr>
+                  <w:rStyle w:val="Hyperlink"/>
+                </w:rPr>
+                <w:t xml:space="preserve">§2.1</w:t>
+              </w:r>
+            </w:hyperlink>
+          </w:p>
+        </w:tc>
+      </w:tr>
+      <w:tr>
+        <w:tc>
+          <w:tcPr/>
+          <w:p>
+            <w:pPr>
+              <w:pStyle w:val="Compact"/>
+            </w:pPr>
+            <w:r>
+              <w:t xml:space="preserve">Simetrik ve asimetrik şifreleme</w:t>
+            </w:r>
+          </w:p>
+        </w:tc>
+        <w:tc>
+          <w:tcPr/>
+          <w:p>
+            <w:pPr>
+              <w:pStyle w:val="Compact"/>
+            </w:pPr>
+            <w:r>
+              <w:t xml:space="preserve">Simetrik şifreleme iki tarafın paylaştığı tek bir gizli anahtarla hızlı çalışır; asimetrik şifreleme bir açık ve bir özel anahtar çiftiyle anahtar dağıtımını kolaylaştırır ama yavaştır; gerçek sistemler ikisini birlikte (hibrit) kullanır.</w:t>
+            </w:r>
+          </w:p>
+        </w:tc>
+        <w:tc>
+          <w:tcPr/>
+          <w:p>
+            <w:pPr>
+              <w:pStyle w:val="Compact"/>
+            </w:pPr>
+            <w:hyperlink w:anchor="X728e9bb5bcb3c5ab00e782f9b604896de9152cb">
+              <w:r>
+                <w:rPr>
+                  <w:rStyle w:val="Hyperlink"/>
+                </w:rPr>
+                <w:t xml:space="preserve">§2.2</w:t>
+              </w:r>
+            </w:hyperlink>
+          </w:p>
+        </w:tc>
+      </w:tr>
+      <w:tr>
+        <w:tc>
+          <w:tcPr/>
+          <w:p>
+            <w:pPr>
+              <w:pStyle w:val="Compact"/>
+            </w:pPr>
+            <w:r>
+              <w:t xml:space="preserve">Özet (hash)</w:t>
+            </w:r>
+          </w:p>
+        </w:tc>
+        <w:tc>
+          <w:tcPr/>
+          <w:p>
+            <w:pPr>
+              <w:pStyle w:val="Compact"/>
+            </w:pPr>
+            <w:r>
+              <w:t xml:space="preserve">Özet, veriden hesaplanan sabit boyutlu, tek yönlü bir parmak izidir; anahtarsız olduğu için tek başına bütünlük kanıtı sayılmaz.</w:t>
+            </w:r>
+          </w:p>
+        </w:tc>
+        <w:tc>
+          <w:tcPr/>
+          <w:p>
+            <w:pPr>
+              <w:pStyle w:val="Compact"/>
+            </w:pPr>
+            <w:hyperlink w:anchor="Xa774431d7e8f01b8bff12a1f46a5c2c0f16030a">
+              <w:r>
+                <w:rPr>
+                  <w:rStyle w:val="Hyperlink"/>
+                </w:rPr>
+                <w:t xml:space="preserve">§2.4</w:t>
+              </w:r>
+            </w:hyperlink>
+          </w:p>
+        </w:tc>
+      </w:tr>
+      <w:tr>
+        <w:tc>
+          <w:tcPr/>
+          <w:p>
+            <w:pPr>
+              <w:pStyle w:val="Compact"/>
+            </w:pPr>
+            <w:r>
+              <w:t xml:space="preserve">MAC ve imza</w:t>
+            </w:r>
+          </w:p>
+        </w:tc>
+        <w:tc>
+          <w:tcPr/>
+          <w:p>
+            <w:pPr>
+              <w:pStyle w:val="Compact"/>
+            </w:pPr>
+            <w:r>
+              <w:t xml:space="preserve">MAC paylaşılan bir gizli anahtarla mesajın değişmediğini kanıtlar; dijital imza açık/özel anahtar çiftiyle aynı şeyi inkâr edilemezlikle birlikte sağlar.</w:t>
+            </w:r>
+          </w:p>
+        </w:tc>
+        <w:tc>
+          <w:tcPr/>
+          <w:p>
+            <w:pPr>
+              <w:pStyle w:val="Compact"/>
+            </w:pPr>
+            <w:hyperlink w:anchor="Xa774431d7e8f01b8bff12a1f46a5c2c0f16030a">
+              <w:r>
+                <w:rPr>
+                  <w:rStyle w:val="Hyperlink"/>
+                </w:rPr>
+                <w:t xml:space="preserve">§2.4</w:t>
+              </w:r>
+            </w:hyperlink>
+          </w:p>
+        </w:tc>
+      </w:tr>
+      <w:tr>
+        <w:tc>
+          <w:tcPr/>
+          <w:p>
+            <w:pPr>
+              <w:pStyle w:val="Compact"/>
+            </w:pPr>
+            <w:r>
+              <w:t xml:space="preserve">Rastgelelik ve CSPRNG</w:t>
+            </w:r>
+          </w:p>
+        </w:tc>
+        <w:tc>
+          <w:tcPr/>
+          <w:p>
+            <w:pPr>
+              <w:pStyle w:val="Compact"/>
+            </w:pPr>
+            <w:r>
+              <w:t xml:space="preserve">CSPRNG, işletim sisteminin sunduğu kriptografik olarak güvenli rastgele sayı üretecidir; anahtar, IV, nonce ve tuz gibi güvenlikle ilgili her değer buradan üretilmeli,</w:t>
             </w:r>
             <w:r>
               <w:t xml:space="preserve"> </w:t>
             </w:r>
             <w:r>
               <w:rPr>
-                <w:b/>
-                <w:bCs/>
+                <w:rStyle w:val="VerbatimChar"/>
               </w:rPr>
-              <w:t xml:space="preserve">Demo 7</w:t>
+              <w:t xml:space="preserve">rand()</w:t>
             </w:r>
             <w:r>
               <w:t xml:space="preserve"> </w:t>
             </w:r>
             <w:r>
-              <w:t xml:space="preserve">· Maskeleme · Kullanımda</w:t>
-            </w:r>
-            <w:r>
-              <w:t xml:space="preserve"> </w:t>
-            </w:r>
-            <w:r>
-              <w:rPr>
-                <w:b/>
-                <w:bCs/>
-              </w:rPr>
-              <w:t xml:space="preserve">Demo 8</w:t>
-            </w:r>
-            <w:r>
-              <w:t xml:space="preserve"> </w:t>
-            </w:r>
-            <w:r>
-              <w:t xml:space="preserve">· Kabuklar</w:t>
-            </w:r>
-            <w:r>
-              <w:t xml:space="preserve"> </w:t>
-            </w:r>
-            <w:r>
-              <w:rPr>
-                <w:b/>
-                <w:bCs/>
-              </w:rPr>
-              <w:t xml:space="preserve">Demo 9</w:t>
-            </w:r>
-            <w:r>
-              <w:t xml:space="preserve"> </w:t>
-            </w:r>
-            <w:r>
-              <w:t xml:space="preserve">· Whitebox · Proje</w:t>
-            </w:r>
+              <w:t xml:space="preserve">gibi istatistiksel üreteçlerden gelmemelidir.</w:t>
+            </w:r>
+          </w:p>
+        </w:tc>
+        <w:tc>
+          <w:tcPr/>
+          <w:p>
+            <w:pPr>
+              <w:pStyle w:val="Compact"/>
+            </w:pPr>
+            <w:hyperlink w:anchor="X0370e9df3f32b1b673fba16c86aabd3215be1f5">
+              <w:r>
+                <w:rPr>
+                  <w:rStyle w:val="Hyperlink"/>
+                </w:rPr>
+                <w:t xml:space="preserve">§3</w:t>
+              </w:r>
+            </w:hyperlink>
+          </w:p>
+        </w:tc>
+      </w:tr>
+      <w:tr>
+        <w:tc>
+          <w:tcPr/>
+          <w:p>
+            <w:pPr>
+              <w:pStyle w:val="Compact"/>
+            </w:pPr>
+            <w:r>
+              <w:t xml:space="preserve">IV / nonce / tuz</w:t>
+            </w:r>
+          </w:p>
+        </w:tc>
+        <w:tc>
+          <w:tcPr/>
+          <w:p>
+            <w:pPr>
+              <w:pStyle w:val="Compact"/>
+            </w:pPr>
+            <w:r>
+              <w:t xml:space="preserve">IV, nonce ve tuz; gizli olmayan ama tekrarsız ya da rastgele olması zorunlu başlangıç değerleridir; nonce’un aynı anahtarla tekrarı anahtar akışını sızdırır.</w:t>
+            </w:r>
+          </w:p>
+        </w:tc>
+        <w:tc>
+          <w:tcPr/>
+          <w:p>
+            <w:pPr>
+              <w:pStyle w:val="Compact"/>
+            </w:pPr>
+            <w:hyperlink w:anchor="X8f7585303a26c8f6ef5d6e460b1093dc4d37391">
+              <w:r>
+                <w:rPr>
+                  <w:rStyle w:val="Hyperlink"/>
+                </w:rPr>
+                <w:t xml:space="preserve">§5</w:t>
+              </w:r>
+            </w:hyperlink>
+          </w:p>
+        </w:tc>
+      </w:tr>
+      <w:tr>
+        <w:tc>
+          <w:tcPr/>
+          <w:p>
+            <w:pPr>
+              <w:pStyle w:val="Compact"/>
+            </w:pPr>
+            <w:r>
+              <w:t xml:space="preserve">Anahtar türetme (KDF)</w:t>
+            </w:r>
+          </w:p>
+        </w:tc>
+        <w:tc>
+          <w:tcPr/>
+          <w:p>
+            <w:pPr>
+              <w:pStyle w:val="Compact"/>
+            </w:pPr>
+            <w:r>
+              <w:t xml:space="preserve">KDF, bir paroladan (PBKDF2/scrypt/Argon2id ile, tuzlu ve yavaş) ya da bir ana sırdan (HKDF ile) yeni anahtarlar üreten fonksiyondur.</w:t>
+            </w:r>
+          </w:p>
+        </w:tc>
+        <w:tc>
+          <w:tcPr/>
+          <w:p>
+            <w:pPr>
+              <w:pStyle w:val="Compact"/>
+            </w:pPr>
+            <w:hyperlink w:anchor="X0080dae3206e7d5cd2e689643998714f381f268">
+              <w:r>
+                <w:rPr>
+                  <w:rStyle w:val="Hyperlink"/>
+                </w:rPr>
+                <w:t xml:space="preserve">§6</w:t>
+              </w:r>
+            </w:hyperlink>
+          </w:p>
+        </w:tc>
+      </w:tr>
+      <w:tr>
+        <w:tc>
+          <w:tcPr/>
+          <w:p>
+            <w:pPr>
+              <w:pStyle w:val="Compact"/>
+            </w:pPr>
+            <w:r>
+              <w:t xml:space="preserve">İleri gizlilik</w:t>
+            </w:r>
+          </w:p>
+        </w:tc>
+        <w:tc>
+          <w:tcPr/>
+          <w:p>
+            <w:pPr>
+              <w:pStyle w:val="Compact"/>
+            </w:pPr>
+            <w:r>
+              <w:t xml:space="preserve">Her oturum için türetilen anahtarın kullanımdan sonra silinmesiyle, bugünkü anahtar sızsa bile geçmiş oturumların çözülememesidir.</w:t>
+            </w:r>
+          </w:p>
+        </w:tc>
+        <w:tc>
+          <w:tcPr/>
+          <w:p>
+            <w:pPr>
+              <w:pStyle w:val="Compact"/>
+            </w:pPr>
+            <w:hyperlink w:anchor="Xa202a2e2a754d3779f6b48a8c220b5e9af5b6ac">
+              <w:r>
+                <w:rPr>
+                  <w:rStyle w:val="Hyperlink"/>
+                </w:rPr>
+                <w:t xml:space="preserve">§7.1</w:t>
+              </w:r>
+            </w:hyperlink>
+          </w:p>
+        </w:tc>
+      </w:tr>
+      <w:tr>
+        <w:tc>
+          <w:tcPr/>
+          <w:p>
+            <w:pPr>
+              <w:pStyle w:val="Compact"/>
+            </w:pPr>
+            <w:r>
+              <w:t xml:space="preserve">Anahtar hiyerarşisi</w:t>
+            </w:r>
+          </w:p>
+        </w:tc>
+        <w:tc>
+          <w:tcPr/>
+          <w:p>
+            <w:pPr>
+              <w:pStyle w:val="Compact"/>
+            </w:pPr>
+            <w:r>
+              <w:t xml:space="preserve">Tek bir anahtar her işte kullanılmaz; bir ana anahtardan amaca özel türev anahtarlar (veri anahtarı, oturum anahtarı) üretilir ve her birinin kendi kripto-periyodu vardır.</w:t>
+            </w:r>
+          </w:p>
+        </w:tc>
+        <w:tc>
+          <w:tcPr/>
+          <w:p>
+            <w:pPr>
+              <w:pStyle w:val="Compact"/>
+            </w:pPr>
+            <w:hyperlink w:anchor="X833fbf695940f8081644f474560ef1eab15ddd0">
+              <w:r>
+                <w:rPr>
+                  <w:rStyle w:val="Hyperlink"/>
+                </w:rPr>
+                <w:t xml:space="preserve">§8</w:t>
+              </w:r>
+            </w:hyperlink>
+          </w:p>
+        </w:tc>
+      </w:tr>
+      <w:tr>
+        <w:tc>
+          <w:tcPr/>
+          <w:p>
+            <w:pPr>
+              <w:pStyle w:val="Compact"/>
+            </w:pPr>
+            <w:r>
+              <w:t xml:space="preserve">TLS</w:t>
+            </w:r>
+          </w:p>
+        </w:tc>
+        <w:tc>
+          <w:tcPr/>
+          <w:p>
+            <w:pPr>
+              <w:pStyle w:val="Compact"/>
+            </w:pPr>
+            <w:r>
+              <w:t xml:space="preserve">TLS, iki uç arasında anahtar anlaşmasını, AEAD ile şifrelemeyi ve sertifika doğrulamasını birleştirip ağ üzerinde güvenli iletişim sağlayan protokoldür (HTTPS’in altındaki katman).</w:t>
+            </w:r>
+          </w:p>
+        </w:tc>
+        <w:tc>
+          <w:tcPr/>
+          <w:p>
+            <w:pPr>
+              <w:pStyle w:val="Compact"/>
+            </w:pPr>
+            <w:hyperlink w:anchor="X38b42f1686a7c743b35e70c3b6ec14595ac20a1">
+              <w:r>
+                <w:rPr>
+                  <w:rStyle w:val="Hyperlink"/>
+                </w:rPr>
+                <w:t xml:space="preserve">§9</w:t>
+              </w:r>
+            </w:hyperlink>
           </w:p>
         </w:tc>
       </w:tr>
     </w:tbl>
-    <w:p>
-      <w:pPr>
-        <w:pStyle w:val="BodyText"/>
-      </w:pPr>
-      <w:r>
-        <w:rPr>
-          <w:b/>
-          <w:bCs/>
-        </w:rPr>
-        <w:t xml:space="preserve">Öğrenme çıktıları:</w:t>
-      </w:r>
-      <w:r>
-        <w:t xml:space="preserve"> </w:t>
-      </w:r>
-      <w:r>
-        <w:t xml:space="preserve">ÖÇ.2 (şifreleme, güvenli iletişim) · ÖÇ.4 (güvenli kanal)</w:t>
-      </w:r>
-    </w:p>
-    <w:bookmarkEnd w:id="36"/>
-    <w:bookmarkStart w:id="37" w:name="kısa-tarihçe-veriyi-korumanın-araçları"/>
-    <w:p>
-      <w:pPr>
-        <w:pStyle w:val="Heading3"/>
-      </w:pPr>
-      <w:r>
-        <w:t xml:space="preserve">Kısa tarihçe — veriyi korumanın araçları</w:t>
+    <w:bookmarkEnd w:id="27"/>
+    <w:bookmarkEnd w:id="28"/>
+    <w:bookmarkStart w:id="32" w:name="verinin-üç-hâli-ve-güvenlik-kabuğu"/>
+    <w:p>
+      <w:pPr>
+        <w:pStyle w:val="Heading2"/>
+      </w:pPr>
+      <w:r>
+        <w:t xml:space="preserve">1. Verinin üç hâli ve güvenlik kabuğu</w:t>
+      </w:r>
+    </w:p>
+    <w:p>
+      <w:pPr>
+        <w:pStyle w:val="FirstParagraph"/>
+      </w:pPr>
+      <w:r>
+        <w:t xml:space="preserve">Geçen iki hafta</w:t>
+      </w:r>
+      <w:r>
+        <w:t xml:space="preserve"> </w:t>
+      </w:r>
+      <w:r>
+        <w:t xml:space="preserve">“hata → saldırı → düzeltme”</w:t>
+      </w:r>
+      <w:r>
+        <w:t xml:space="preserve"> </w:t>
+      </w:r>
+      <w:r>
+        <w:t xml:space="preserve">ile programın</w:t>
+      </w:r>
+      <w:r>
+        <w:t xml:space="preserve"> </w:t>
+      </w:r>
+      <w:r>
+        <w:rPr>
+          <w:b/>
+          <w:bCs/>
+        </w:rPr>
+        <w:t xml:space="preserve">kendisini</w:t>
+      </w:r>
+      <w:r>
+        <w:t xml:space="preserve"> </w:t>
+      </w:r>
+      <w:r>
+        <w:t xml:space="preserve">koruduk. Bu hafta odağı</w:t>
+      </w:r>
+      <w:r>
+        <w:t xml:space="preserve"> </w:t>
+      </w:r>
+      <w:r>
+        <w:rPr>
+          <w:b/>
+          <w:bCs/>
+        </w:rPr>
+        <w:t xml:space="preserve">veriye</w:t>
+      </w:r>
+      <w:r>
+        <w:t xml:space="preserve"> </w:t>
+      </w:r>
+      <w:r>
+        <w:t xml:space="preserve">çeviriyoruz.</w:t>
+      </w:r>
+      <w:r>
+        <w:t xml:space="preserve"> </w:t>
+      </w:r>
+      <w:r>
+        <w:t xml:space="preserve">Bir sır — parola, ödeme anahtarı, kişisel bilgi — yaşam döngüsü boyunca</w:t>
+      </w:r>
+      <w:r>
+        <w:t xml:space="preserve"> </w:t>
+      </w:r>
+      <w:r>
+        <w:rPr>
+          <w:b/>
+          <w:bCs/>
+        </w:rPr>
+        <w:t xml:space="preserve">üç ayrı hâlde</w:t>
+      </w:r>
+      <w:r>
+        <w:t xml:space="preserve"> </w:t>
+      </w:r>
+      <w:r>
+        <w:t xml:space="preserve">bulunur ve her hâlin tehdidi</w:t>
+      </w:r>
+      <w:r>
+        <w:t xml:space="preserve"> </w:t>
+      </w:r>
+      <w:r>
+        <w:t xml:space="preserve">de savunması da farklıdır:</w:t>
+      </w:r>
+    </w:p>
+    <w:p>
+      <w:pPr>
+        <w:pStyle w:val="BlockText"/>
+      </w:pPr>
+      <w:r>
+        <w:rPr>
+          <w:b/>
+          <w:bCs/>
+        </w:rPr>
+        <w:t xml:space="preserve">Kısa tarihçe: veriyi korumanın araçları</w:t>
       </w:r>
     </w:p>
     <w:p>
@@ -3281,7 +2827,7 @@
         <w:pStyle w:val="Compact"/>
         <w:numPr>
           <w:ilvl w:val="0"/>
-          <w:numId w:val="1015"/>
+          <w:numId w:val="1003"/>
         </w:numPr>
       </w:pPr>
       <w:r>
@@ -3295,7 +2841,23 @@
         <w:t xml:space="preserve"> </w:t>
       </w:r>
       <w:r>
-        <w:t xml:space="preserve">Diffie–Hellman (açık anahtar) ·</w:t>
+        <w:t xml:space="preserve">— Diffie &amp; Hellman</w:t>
+      </w:r>
+      <w:r>
+        <w:t xml:space="preserve"> </w:t>
+      </w:r>
+      <w:r>
+        <w:rPr>
+          <w:b/>
+          <w:bCs/>
+        </w:rPr>
+        <w:t xml:space="preserve">açık anahtarlı</w:t>
+      </w:r>
+      <w:r>
+        <w:t xml:space="preserve"> </w:t>
+      </w:r>
+      <w:r>
+        <w:t xml:space="preserve">kriptografiyi başlatır;</w:t>
       </w:r>
       <w:r>
         <w:t xml:space="preserve"> </w:t>
@@ -3332,6 +2894,12 @@
           <w:bCs/>
         </w:rPr>
         <w:t xml:space="preserve">DES</w:t>
+      </w:r>
+      <w:r>
+        <w:t xml:space="preserve"> </w:t>
+      </w:r>
+      <w:r>
+        <w:t xml:space="preserve">standardı gelir.</w:t>
       </w:r>
     </w:p>
     <w:p>
@@ -3339,7 +2907,7 @@
         <w:pStyle w:val="Compact"/>
         <w:numPr>
           <w:ilvl w:val="0"/>
-          <w:numId w:val="1015"/>
+          <w:numId w:val="1003"/>
         </w:numPr>
       </w:pPr>
       <w:r>
@@ -3369,7 +2937,7 @@
         <w:t xml:space="preserve"> </w:t>
       </w:r>
       <w:r>
-        <w:t xml:space="preserve">(Rijndael) DES’in yerini alır</w:t>
+        <w:t xml:space="preserve">(Rijndael) DES’in yerini alır; bugün simetrik şifrelemenin omurgasıdır.</w:t>
       </w:r>
     </w:p>
     <w:p>
@@ -3377,7 +2945,7 @@
         <w:pStyle w:val="Compact"/>
         <w:numPr>
           <w:ilvl w:val="0"/>
-          <w:numId w:val="1015"/>
+          <w:numId w:val="1003"/>
         </w:numPr>
       </w:pPr>
       <w:r>
@@ -3407,7 +2975,23 @@
         <w:t xml:space="preserve"> </w:t>
       </w:r>
       <w:r>
-        <w:t xml:space="preserve">standart olur:</w:t>
+        <w:t xml:space="preserve">NIST standardı olur: gizlilik</w:t>
+      </w:r>
+      <w:r>
+        <w:t xml:space="preserve"> </w:t>
+      </w:r>
+      <w:r>
+        <w:rPr>
+          <w:b/>
+          <w:bCs/>
+        </w:rPr>
+        <w:t xml:space="preserve">ve</w:t>
+      </w:r>
+      <w:r>
+        <w:t xml:space="preserve"> </w:t>
+      </w:r>
+      <w:r>
+        <w:t xml:space="preserve">bütünlüğü birlikte veren</w:t>
       </w:r>
       <w:r>
         <w:t xml:space="preserve"> </w:t>
@@ -3423,7 +3007,7 @@
         <w:t xml:space="preserve"> </w:t>
       </w:r>
       <w:r>
-        <w:t xml:space="preserve">çağı (gizlilik + bütünlük birlikte)</w:t>
+        <w:t xml:space="preserve">çağı başlar (bu haftanın ana aracı).</w:t>
       </w:r>
     </w:p>
     <w:p>
@@ -3431,615 +3015,7 @@
         <w:pStyle w:val="Compact"/>
         <w:numPr>
           <w:ilvl w:val="0"/>
-          <w:numId w:val="1015"/>
-        </w:numPr>
-      </w:pPr>
-      <w:r>
-        <w:rPr>
-          <w:b/>
-          <w:bCs/>
-        </w:rPr>
-        <w:t xml:space="preserve">1994 → 2018</w:t>
-      </w:r>
-      <w:r>
-        <w:t xml:space="preserve"> </w:t>
-      </w:r>
-      <w:r>
-        <w:t xml:space="preserve">— SSL → TLS 1.0 →</w:t>
-      </w:r>
-      <w:r>
-        <w:t xml:space="preserve"> </w:t>
-      </w:r>
-      <w:r>
-        <w:rPr>
-          <w:b/>
-          <w:bCs/>
-        </w:rPr>
-        <w:t xml:space="preserve">TLS 1.3</w:t>
-      </w:r>
-    </w:p>
-    <w:p>
-      <w:pPr>
-        <w:pStyle w:val="BlockText"/>
-      </w:pPr>
-      <w:r>
-        <w:t xml:space="preserve">Kural buradan çıkar: kendi kriptonu yazma,</w:t>
-      </w:r>
-      <w:r>
-        <w:t xml:space="preserve"> </w:t>
-      </w:r>
-      <w:r>
-        <w:rPr>
-          <w:b/>
-          <w:bCs/>
-        </w:rPr>
-        <w:t xml:space="preserve">AEAD</w:t>
-      </w:r>
-      <w:r>
-        <w:t xml:space="preserve"> </w:t>
-      </w:r>
-      <w:r>
-        <w:t xml:space="preserve">kullan,</w:t>
-      </w:r>
-      <w:r>
-        <w:t xml:space="preserve"> </w:t>
-      </w:r>
-      <w:r>
-        <w:rPr>
-          <w:b/>
-          <w:bCs/>
-        </w:rPr>
-        <w:t xml:space="preserve">anahtarı</w:t>
-      </w:r>
-      <w:r>
-        <w:t xml:space="preserve"> </w:t>
-      </w:r>
-      <w:r>
-        <w:t xml:space="preserve">doğru yönet.</w:t>
-      </w:r>
-    </w:p>
-    <w:bookmarkEnd w:id="37"/>
-    <w:bookmarkStart w:id="38" w:name="demolar-nasıl-çalışıyor"/>
-    <w:p>
-      <w:pPr>
-        <w:pStyle w:val="Heading3"/>
-      </w:pPr>
-      <w:r>
-        <w:t xml:space="preserve">Demolar nasıl çalışıyor?</w:t>
-      </w:r>
-    </w:p>
-    <w:p>
-      <w:pPr>
-        <w:pStyle w:val="Compact"/>
-        <w:numPr>
-          <w:ilvl w:val="0"/>
-          <w:numId w:val="1016"/>
-        </w:numPr>
-      </w:pPr>
-      <w:r>
-        <w:t xml:space="preserve">Tek kaynak, iki platform:</w:t>
-      </w:r>
-      <w:r>
-        <w:t xml:space="preserve"> </w:t>
-      </w:r>
-      <w:r>
-        <w:rPr>
-          <w:b/>
-          <w:bCs/>
-        </w:rPr>
-        <w:t xml:space="preserve">Windows (Visual Studio 2022)</w:t>
-      </w:r>
-      <w:r>
-        <w:t xml:space="preserve"> </w:t>
-      </w:r>
-      <w:r>
-        <w:t xml:space="preserve">ve</w:t>
-      </w:r>
-      <w:r>
-        <w:t xml:space="preserve"> </w:t>
-      </w:r>
-      <w:r>
-        <w:rPr>
-          <w:b/>
-          <w:bCs/>
-        </w:rPr>
-        <w:t xml:space="preserve">WSL/Linux (GCC)</w:t>
-      </w:r>
-    </w:p>
-    <w:p>
-      <w:pPr>
-        <w:pStyle w:val="Compact"/>
-        <w:numPr>
-          <w:ilvl w:val="0"/>
-          <w:numId w:val="1016"/>
-        </w:numPr>
-      </w:pPr>
-      <w:r>
-        <w:t xml:space="preserve">Kripto ortak başlıktan:</w:t>
-      </w:r>
-      <w:r>
-        <w:t xml:space="preserve"> </w:t>
-      </w:r>
-      <w:r>
-        <w:rPr>
-          <w:b/>
-          <w:bCs/>
-        </w:rPr>
-        <w:t xml:space="preserve">Linux → OpenSSL</w:t>
-      </w:r>
-      <w:r>
-        <w:t xml:space="preserve">,</w:t>
-      </w:r>
-      <w:r>
-        <w:t xml:space="preserve"> </w:t>
-      </w:r>
-      <w:r>
-        <w:rPr>
-          <w:b/>
-          <w:bCs/>
-        </w:rPr>
-        <w:t xml:space="preserve">Windows → BCrypt (CNG)</w:t>
-      </w:r>
-      <w:r>
-        <w:t xml:space="preserve"> </w:t>
-      </w:r>
-      <w:r>
-        <w:t xml:space="preserve">— OpenSSL kurmaya gerek yok</w:t>
-      </w:r>
-    </w:p>
-    <w:p>
-      <w:pPr>
-        <w:pStyle w:val="Compact"/>
-        <w:numPr>
-          <w:ilvl w:val="0"/>
-          <w:numId w:val="1016"/>
-        </w:numPr>
-      </w:pPr>
-      <w:r>
-        <w:t xml:space="preserve">Derle: Windows</w:t>
-      </w:r>
-      <w:r>
-        <w:t xml:space="preserve"> </w:t>
-      </w:r>
-      <w:r>
-        <w:rPr>
-          <w:rStyle w:val="VerbatimChar"/>
-        </w:rPr>
-        <w:t xml:space="preserve">.\build.ps1</w:t>
-      </w:r>
-      <w:r>
-        <w:t xml:space="preserve"> </w:t>
-      </w:r>
-      <w:r>
-        <w:t xml:space="preserve">· WSL</w:t>
-      </w:r>
-      <w:r>
-        <w:t xml:space="preserve"> </w:t>
-      </w:r>
-      <w:r>
-        <w:rPr>
-          <w:rStyle w:val="VerbatimChar"/>
-        </w:rPr>
-        <w:t xml:space="preserve">./build.sh</w:t>
-      </w:r>
-    </w:p>
-    <w:p>
-      <w:pPr>
-        <w:pStyle w:val="Compact"/>
-        <w:numPr>
-          <w:ilvl w:val="0"/>
-          <w:numId w:val="1016"/>
-        </w:numPr>
-      </w:pPr>
-      <w:r>
-        <w:t xml:space="preserve">Çalıştır: Windows</w:t>
-      </w:r>
-      <w:r>
-        <w:t xml:space="preserve"> </w:t>
-      </w:r>
-      <w:r>
-        <w:rPr>
-          <w:rStyle w:val="VerbatimChar"/>
-        </w:rPr>
-        <w:t xml:space="preserve">.\demo.ps1</w:t>
-      </w:r>
-      <w:r>
-        <w:t xml:space="preserve"> </w:t>
-      </w:r>
-      <w:r>
-        <w:t xml:space="preserve">· WSL</w:t>
-      </w:r>
-      <w:r>
-        <w:t xml:space="preserve"> </w:t>
-      </w:r>
-      <w:r>
-        <w:rPr>
-          <w:rStyle w:val="VerbatimChar"/>
-        </w:rPr>
-        <w:t xml:space="preserve">sh demo.sh</w:t>
-      </w:r>
-    </w:p>
-    <w:p>
-      <w:pPr>
-        <w:pStyle w:val="Compact"/>
-        <w:numPr>
-          <w:ilvl w:val="0"/>
-          <w:numId w:val="1016"/>
-        </w:numPr>
-      </w:pPr>
-      <w:r>
-        <w:t xml:space="preserve">İkili dosyalar her demonun</w:t>
-      </w:r>
-      <w:r>
-        <w:t xml:space="preserve"> </w:t>
-      </w:r>
-      <w:r>
-        <w:rPr>
-          <w:rStyle w:val="VerbatimChar"/>
-        </w:rPr>
-        <w:t xml:space="preserve">bin\windows</w:t>
-      </w:r>
-      <w:r>
-        <w:t xml:space="preserve"> </w:t>
-      </w:r>
-      <w:r>
-        <w:t xml:space="preserve">/</w:t>
-      </w:r>
-      <w:r>
-        <w:t xml:space="preserve"> </w:t>
-      </w:r>
-      <w:r>
-        <w:rPr>
-          <w:rStyle w:val="VerbatimChar"/>
-        </w:rPr>
-        <w:t xml:space="preserve">bin/linux</w:t>
-      </w:r>
-      <w:r>
-        <w:t xml:space="preserve"> </w:t>
-      </w:r>
-      <w:r>
-        <w:t xml:space="preserve">klasöründe</w:t>
-      </w:r>
-    </w:p>
-    <w:p>
-      <w:pPr>
-        <w:pStyle w:val="BlockText"/>
-      </w:pPr>
-      <w:r>
-        <w:t xml:space="preserve">⚠️</w:t>
-      </w:r>
-      <w:r>
-        <w:t xml:space="preserve"> </w:t>
-      </w:r>
-      <w:r>
-        <w:rPr>
-          <w:b/>
-          <w:bCs/>
-        </w:rPr>
-        <w:t xml:space="preserve">Etik:</w:t>
-      </w:r>
-      <w:r>
-        <w:t xml:space="preserve"> </w:t>
-      </w:r>
-      <w:r>
-        <w:t xml:space="preserve">ağ yalnız</w:t>
-      </w:r>
-      <w:r>
-        <w:t xml:space="preserve"> </w:t>
-      </w:r>
-      <w:r>
-        <w:rPr>
-          <w:rStyle w:val="VerbatimChar"/>
-        </w:rPr>
-        <w:t xml:space="preserve">localhost</w:t>
-      </w:r>
-      <w:r>
-        <w:t xml:space="preserve">; sertifikalar bizim; teknikleri yalnız kendi</w:t>
-      </w:r>
-      <w:r>
-        <w:t xml:space="preserve"> </w:t>
-      </w:r>
-      <w:r>
-        <w:t xml:space="preserve">bilgisayarınızda deneyin.</w:t>
-      </w:r>
-    </w:p>
-    <w:bookmarkEnd w:id="38"/>
-    <w:bookmarkEnd w:id="39"/>
-    <w:bookmarkStart w:id="43" w:name="verinin-üç-hâli-ve-güvenlik-kabuğu"/>
-    <w:p>
-      <w:pPr>
-        <w:pStyle w:val="Heading2"/>
-      </w:pPr>
-      <w:r>
-        <w:t xml:space="preserve">1. Verinin üç hâli ve güvenlik kabuğu</w:t>
-      </w:r>
-    </w:p>
-    <w:p>
-      <w:pPr>
-        <w:pStyle w:val="FirstParagraph"/>
-      </w:pPr>
-      <w:r>
-        <w:t xml:space="preserve">Geçen iki hafta</w:t>
-      </w:r>
-      <w:r>
-        <w:t xml:space="preserve"> </w:t>
-      </w:r>
-      <w:r>
-        <w:t xml:space="preserve">“hata → saldırı → düzeltme”</w:t>
-      </w:r>
-      <w:r>
-        <w:t xml:space="preserve"> </w:t>
-      </w:r>
-      <w:r>
-        <w:t xml:space="preserve">ile programın</w:t>
-      </w:r>
-      <w:r>
-        <w:t xml:space="preserve"> </w:t>
-      </w:r>
-      <w:r>
-        <w:rPr>
-          <w:b/>
-          <w:bCs/>
-        </w:rPr>
-        <w:t xml:space="preserve">kendisini</w:t>
-      </w:r>
-      <w:r>
-        <w:t xml:space="preserve"> </w:t>
-      </w:r>
-      <w:r>
-        <w:t xml:space="preserve">koruduk. Bu hafta odağı</w:t>
-      </w:r>
-      <w:r>
-        <w:t xml:space="preserve"> </w:t>
-      </w:r>
-      <w:r>
-        <w:rPr>
-          <w:b/>
-          <w:bCs/>
-        </w:rPr>
-        <w:t xml:space="preserve">veriye</w:t>
-      </w:r>
-      <w:r>
-        <w:t xml:space="preserve"> </w:t>
-      </w:r>
-      <w:r>
-        <w:t xml:space="preserve">çeviriyoruz.</w:t>
-      </w:r>
-      <w:r>
-        <w:t xml:space="preserve"> </w:t>
-      </w:r>
-      <w:r>
-        <w:t xml:space="preserve">Bir sır — parola, ödeme anahtarı, kişisel bilgi — yaşam döngüsü boyunca</w:t>
-      </w:r>
-      <w:r>
-        <w:t xml:space="preserve"> </w:t>
-      </w:r>
-      <w:r>
-        <w:rPr>
-          <w:b/>
-          <w:bCs/>
-        </w:rPr>
-        <w:t xml:space="preserve">üç ayrı hâlde</w:t>
-      </w:r>
-      <w:r>
-        <w:t xml:space="preserve"> </w:t>
-      </w:r>
-      <w:r>
-        <w:t xml:space="preserve">bulunur ve her hâlin tehdidi</w:t>
-      </w:r>
-      <w:r>
-        <w:t xml:space="preserve"> </w:t>
-      </w:r>
-      <w:r>
-        <w:t xml:space="preserve">de savunması da farklıdır:</w:t>
-      </w:r>
-    </w:p>
-    <w:p>
-      <w:pPr>
-        <w:pStyle w:val="BlockText"/>
-      </w:pPr>
-      <w:r>
-        <w:rPr>
-          <w:b/>
-          <w:bCs/>
-        </w:rPr>
-        <w:t xml:space="preserve">Kısa tarihçe: veriyi korumanın araçları</w:t>
-      </w:r>
-    </w:p>
-    <w:p>
-      <w:pPr>
-        <w:pStyle w:val="Compact"/>
-        <w:numPr>
-          <w:ilvl w:val="0"/>
-          <w:numId w:val="1017"/>
-        </w:numPr>
-      </w:pPr>
-      <w:r>
-        <w:rPr>
-          <w:b/>
-          <w:bCs/>
-        </w:rPr>
-        <w:t xml:space="preserve">1976</w:t>
-      </w:r>
-      <w:r>
-        <w:t xml:space="preserve"> </w:t>
-      </w:r>
-      <w:r>
-        <w:t xml:space="preserve">— Diffie &amp; Hellman</w:t>
-      </w:r>
-      <w:r>
-        <w:t xml:space="preserve"> </w:t>
-      </w:r>
-      <w:r>
-        <w:rPr>
-          <w:b/>
-          <w:bCs/>
-        </w:rPr>
-        <w:t xml:space="preserve">açık anahtarlı</w:t>
-      </w:r>
-      <w:r>
-        <w:t xml:space="preserve"> </w:t>
-      </w:r>
-      <w:r>
-        <w:t xml:space="preserve">kriptografiyi başlatır;</w:t>
-      </w:r>
-      <w:r>
-        <w:t xml:space="preserve"> </w:t>
-      </w:r>
-      <w:r>
-        <w:rPr>
-          <w:b/>
-          <w:bCs/>
-        </w:rPr>
-        <w:t xml:space="preserve">1977</w:t>
-      </w:r>
-      <w:r>
-        <w:t xml:space="preserve"> </w:t>
-      </w:r>
-      <w:r>
-        <w:rPr>
-          <w:b/>
-          <w:bCs/>
-        </w:rPr>
-        <w:t xml:space="preserve">RSA</w:t>
-      </w:r>
-      <w:r>
-        <w:t xml:space="preserve"> </w:t>
-      </w:r>
-      <w:r>
-        <w:t xml:space="preserve">ve</w:t>
-      </w:r>
-      <w:r>
-        <w:t xml:space="preserve"> </w:t>
-      </w:r>
-      <w:r>
-        <w:rPr>
-          <w:b/>
-          <w:bCs/>
-        </w:rPr>
-        <w:t xml:space="preserve">DES</w:t>
-      </w:r>
-      <w:r>
-        <w:t xml:space="preserve"> </w:t>
-      </w:r>
-      <w:r>
-        <w:t xml:space="preserve">standardı gelir.</w:t>
-      </w:r>
-    </w:p>
-    <w:p>
-      <w:pPr>
-        <w:pStyle w:val="Compact"/>
-        <w:numPr>
-          <w:ilvl w:val="0"/>
-          <w:numId w:val="1017"/>
-        </w:numPr>
-      </w:pPr>
-      <w:r>
-        <w:rPr>
-          <w:b/>
-          <w:bCs/>
-        </w:rPr>
-        <w:t xml:space="preserve">2001</w:t>
-      </w:r>
-      <w:r>
-        <w:t xml:space="preserve"> </w:t>
-      </w:r>
-      <w:r>
-        <w:t xml:space="preserve">—</w:t>
-      </w:r>
-      <w:r>
-        <w:t xml:space="preserve"> </w:t>
-      </w:r>
-      <w:r>
-        <w:rPr>
-          <w:b/>
-          <w:bCs/>
-        </w:rPr>
-        <w:t xml:space="preserve">AES</w:t>
-      </w:r>
-      <w:r>
-        <w:t xml:space="preserve"> </w:t>
-      </w:r>
-      <w:r>
-        <w:t xml:space="preserve">(Rijndael) DES’in yerini alır; bugün simetrik şifrelemenin omurgasıdır.</w:t>
-      </w:r>
-    </w:p>
-    <w:p>
-      <w:pPr>
-        <w:pStyle w:val="Compact"/>
-        <w:numPr>
-          <w:ilvl w:val="0"/>
-          <w:numId w:val="1017"/>
-        </w:numPr>
-      </w:pPr>
-      <w:r>
-        <w:rPr>
-          <w:b/>
-          <w:bCs/>
-        </w:rPr>
-        <w:t xml:space="preserve">2007</w:t>
-      </w:r>
-      <w:r>
-        <w:t xml:space="preserve"> </w:t>
-      </w:r>
-      <w:r>
-        <w:t xml:space="preserve">—</w:t>
-      </w:r>
-      <w:r>
-        <w:t xml:space="preserve"> </w:t>
-      </w:r>
-      <w:r>
-        <w:rPr>
-          <w:b/>
-          <w:bCs/>
-        </w:rPr>
-        <w:t xml:space="preserve">GCM</w:t>
-      </w:r>
-      <w:r>
-        <w:t xml:space="preserve"> </w:t>
-      </w:r>
-      <w:r>
-        <w:t xml:space="preserve">NIST standardı olur: gizlilik</w:t>
-      </w:r>
-      <w:r>
-        <w:t xml:space="preserve"> </w:t>
-      </w:r>
-      <w:r>
-        <w:rPr>
-          <w:b/>
-          <w:bCs/>
-        </w:rPr>
-        <w:t xml:space="preserve">ve</w:t>
-      </w:r>
-      <w:r>
-        <w:t xml:space="preserve"> </w:t>
-      </w:r>
-      <w:r>
-        <w:t xml:space="preserve">bütünlüğü birlikte veren</w:t>
-      </w:r>
-      <w:r>
-        <w:t xml:space="preserve"> </w:t>
-      </w:r>
-      <w:r>
-        <w:rPr>
-          <w:b/>
-          <w:bCs/>
-        </w:rPr>
-        <w:t xml:space="preserve">AEAD</w:t>
-      </w:r>
-      <w:r>
-        <w:t xml:space="preserve"> </w:t>
-      </w:r>
-      <w:r>
-        <w:t xml:space="preserve">çağı başlar (bu haftanın ana aracı).</w:t>
-      </w:r>
-    </w:p>
-    <w:p>
-      <w:pPr>
-        <w:pStyle w:val="Compact"/>
-        <w:numPr>
-          <w:ilvl w:val="0"/>
-          <w:numId w:val="1017"/>
+          <w:numId w:val="1003"/>
         </w:numPr>
       </w:pPr>
       <w:r>
@@ -4340,20 +3316,20 @@
       <w:r>
         <w:drawing>
           <wp:inline>
-            <wp:extent cx="5759999" cy="2283460"/>
+            <wp:extent cx="5759999" cy="1729322"/>
             <wp:effectExtent b="0" l="0" r="0" t="0"/>
-            <wp:docPr descr="Verinin üç hâli: aktarımda, beklemede, kullanımda" title="" id="41" name="Picture"/>
+            <wp:docPr descr="Verinin üç hâli: aktarımda, beklemede, kullanımda" title="" id="30" name="Picture"/>
             <a:graphic>
               <a:graphicData uri="http://schemas.openxmlformats.org/drawingml/2006/picture">
                 <pic:pic>
                   <pic:nvPicPr>
-                    <pic:cNvPr descr="h03-01-verinin-uc-hali.png" id="42" name="Picture"/>
+                    <pic:cNvPr descr="h03-01-verinin-uc-hali.png" id="31" name="Picture"/>
                     <pic:cNvPicPr>
                       <a:picLocks noChangeArrowheads="1" noChangeAspect="1"/>
                     </pic:cNvPicPr>
                   </pic:nvPicPr>
                   <pic:blipFill>
-                    <a:blip r:embed="rId40"/>
+                    <a:blip r:embed="rId29"/>
                     <a:stretch>
                       <a:fillRect/>
                     </a:stretch>
@@ -4361,7 +3337,7 @@
                   <pic:spPr bwMode="auto">
                     <a:xfrm>
                       <a:off x="0" y="0"/>
-                      <a:ext cx="5759999" cy="2283460"/>
+                      <a:ext cx="5759999" cy="1729322"/>
                     </a:xfrm>
                     <a:prstGeom prst="rect">
                       <a:avLst/>
@@ -4457,7 +3433,21 @@
         <w:t xml:space="preserve"> </w:t>
       </w:r>
       <w:r>
-        <w:t xml:space="preserve">Bu, Hafta 1’de tanıttığımız</w:t>
+        <w:t xml:space="preserve">Bu,</w:t>
+      </w:r>
+      <w:r>
+        <w:t xml:space="preserve"> </w:t>
+      </w:r>
+      <w:hyperlink r:id="rId20">
+        <w:r>
+          <w:rPr>
+            <w:rStyle w:val="Hyperlink"/>
+          </w:rPr>
+          <w:t xml:space="preserve">Hafta 1</w:t>
+        </w:r>
+      </w:hyperlink>
+      <w:r>
+        <w:t xml:space="preserve">’de tanıttığımız</w:t>
       </w:r>
       <w:r>
         <w:t xml:space="preserve"> </w:t>
@@ -4565,7 +3555,7 @@
         <w:pStyle w:val="Compact"/>
         <w:numPr>
           <w:ilvl w:val="0"/>
-          <w:numId w:val="1018"/>
+          <w:numId w:val="1004"/>
         </w:numPr>
       </w:pPr>
       <w:r>
@@ -4587,7 +3577,7 @@
         <w:pStyle w:val="Compact"/>
         <w:numPr>
           <w:ilvl w:val="0"/>
-          <w:numId w:val="1018"/>
+          <w:numId w:val="1004"/>
         </w:numPr>
       </w:pPr>
       <w:r>
@@ -4609,7 +3599,7 @@
         <w:pStyle w:val="Compact"/>
         <w:numPr>
           <w:ilvl w:val="0"/>
-          <w:numId w:val="1018"/>
+          <w:numId w:val="1004"/>
         </w:numPr>
       </w:pPr>
       <w:r>
@@ -4657,8 +3647,8 @@
         </w:pict>
       </w:r>
     </w:p>
-    <w:bookmarkEnd w:id="43"/>
-    <w:bookmarkStart w:id="52" w:name="X25c055d5a85e2e6e0e27584e277c3d4d51a6345"/>
+    <w:bookmarkEnd w:id="32"/>
+    <w:bookmarkStart w:id="42" w:name="X25c055d5a85e2e6e0e27584e277c3d4d51a6345"/>
     <w:p>
       <w:pPr>
         <w:pStyle w:val="Heading2"/>
@@ -4672,29 +3662,132 @@
         <w:pStyle w:val="FirstParagraph"/>
       </w:pPr>
       <w:r>
-        <w:t xml:space="preserve">Kriptografi tek bir şey değildir;</w:t>
-      </w:r>
-      <w:r>
-        <w:t xml:space="preserve"> </w:t>
-      </w:r>
-      <w:r>
-        <w:rPr>
-          <w:b/>
-          <w:bCs/>
-        </w:rPr>
-        <w:t xml:space="preserve">farklı hedefler için farklı araçlar</w:t>
-      </w:r>
-      <w:r>
-        <w:t xml:space="preserve"> </w:t>
-      </w:r>
-      <w:r>
-        <w:t xml:space="preserve">vardır. En sık karıştırılan dört aileyi</w:t>
-      </w:r>
-      <w:r>
-        <w:t xml:space="preserve"> </w:t>
-      </w:r>
-      <w:r>
-        <w:t xml:space="preserve">netleştirelim.</w:t>
+        <w:rPr>
+          <w:b/>
+          <w:bCs/>
+        </w:rPr>
+        <w:t xml:space="preserve">Şifreleme (encryption)</w:t>
+      </w:r>
+      <w:r>
+        <w:t xml:space="preserve">, okunur veriyi (</w:t>
+      </w:r>
+      <w:r>
+        <w:rPr>
+          <w:b/>
+          <w:bCs/>
+        </w:rPr>
+        <w:t xml:space="preserve">açık metin</w:t>
+      </w:r>
+      <w:r>
+        <w:t xml:space="preserve">) bir</w:t>
+      </w:r>
+      <w:r>
+        <w:t xml:space="preserve"> </w:t>
+      </w:r>
+      <w:r>
+        <w:rPr>
+          <w:b/>
+          <w:bCs/>
+        </w:rPr>
+        <w:t xml:space="preserve">anahtar</w:t>
+      </w:r>
+      <w:r>
+        <w:t xml:space="preserve"> </w:t>
+      </w:r>
+      <w:r>
+        <w:t xml:space="preserve">kullanarak okunamaz hale (</w:t>
+      </w:r>
+      <w:r>
+        <w:rPr>
+          <w:b/>
+          <w:bCs/>
+        </w:rPr>
+        <w:t xml:space="preserve">şifreli</w:t>
+      </w:r>
+      <w:r>
+        <w:rPr>
+          <w:b/>
+          <w:bCs/>
+        </w:rPr>
+        <w:t xml:space="preserve"> </w:t>
+      </w:r>
+      <w:r>
+        <w:rPr>
+          <w:b/>
+          <w:bCs/>
+        </w:rPr>
+        <w:t xml:space="preserve">metin</w:t>
+      </w:r>
+      <w:r>
+        <w:t xml:space="preserve">) getirme işlemidir;</w:t>
+      </w:r>
+      <w:r>
+        <w:t xml:space="preserve"> </w:t>
+      </w:r>
+      <w:r>
+        <w:rPr>
+          <w:b/>
+          <w:bCs/>
+        </w:rPr>
+        <w:t xml:space="preserve">çözme (decryption)</w:t>
+      </w:r>
+      <w:r>
+        <w:t xml:space="preserve"> </w:t>
+      </w:r>
+      <w:r>
+        <w:t xml:space="preserve">aynı (ya da eşleşen) anahtarla bunu tersine çevirir. Güvenlik,</w:t>
+      </w:r>
+      <w:r>
+        <w:t xml:space="preserve"> </w:t>
+      </w:r>
+      <w:r>
+        <w:t xml:space="preserve">algoritmanın değil</w:t>
+      </w:r>
+      <w:r>
+        <w:t xml:space="preserve"> </w:t>
+      </w:r>
+      <w:r>
+        <w:rPr>
+          <w:b/>
+          <w:bCs/>
+        </w:rPr>
+        <w:t xml:space="preserve">anahtarın</w:t>
+      </w:r>
+      <w:r>
+        <w:t xml:space="preserve"> </w:t>
+      </w:r>
+      <w:r>
+        <w:t xml:space="preserve">gizliliğine dayanır. Ama kriptografi tek bir şey değildir;</w:t>
+      </w:r>
+      <w:r>
+        <w:t xml:space="preserve"> </w:t>
+      </w:r>
+      <w:r>
+        <w:rPr>
+          <w:b/>
+          <w:bCs/>
+        </w:rPr>
+        <w:t xml:space="preserve">farklı hedefler için</w:t>
+      </w:r>
+      <w:r>
+        <w:rPr>
+          <w:b/>
+          <w:bCs/>
+        </w:rPr>
+        <w:t xml:space="preserve"> </w:t>
+      </w:r>
+      <w:r>
+        <w:rPr>
+          <w:b/>
+          <w:bCs/>
+        </w:rPr>
+        <w:t xml:space="preserve">farklı araçlar</w:t>
+      </w:r>
+      <w:r>
+        <w:t xml:space="preserve"> </w:t>
+      </w:r>
+      <w:r>
+        <w:t xml:space="preserve">vardır. En sık karıştırılan dört aileyi netleştirelim.</w:t>
       </w:r>
     </w:p>
     <w:p>
@@ -4704,20 +3797,20 @@
       <w:r>
         <w:drawing>
           <wp:inline>
-            <wp:extent cx="5759999" cy="2654976"/>
+            <wp:extent cx="5759999" cy="2567744"/>
             <wp:effectExtent b="0" l="0" r="0" t="0"/>
-            <wp:docPr descr="Kriptografinin dört ailesi" title="" id="45" name="Picture"/>
+            <wp:docPr descr="Kriptografinin dört ailesi" title="" id="34" name="Picture"/>
             <a:graphic>
               <a:graphicData uri="http://schemas.openxmlformats.org/drawingml/2006/picture">
                 <pic:pic>
                   <pic:nvPicPr>
-                    <pic:cNvPr descr="h03-12-kripto-aileleri.png" id="46" name="Picture"/>
+                    <pic:cNvPr descr="h03-12-kripto-aileleri.png" id="35" name="Picture"/>
                     <pic:cNvPicPr>
                       <a:picLocks noChangeArrowheads="1" noChangeAspect="1"/>
                     </pic:cNvPicPr>
                   </pic:nvPicPr>
                   <pic:blipFill>
-                    <a:blip r:embed="rId44"/>
+                    <a:blip r:embed="rId33"/>
                     <a:stretch>
                       <a:fillRect/>
                     </a:stretch>
@@ -4725,7 +3818,7 @@
                   <pic:spPr bwMode="auto">
                     <a:xfrm>
                       <a:off x="0" y="0"/>
-                      <a:ext cx="5759999" cy="2654976"/>
+                      <a:ext cx="5759999" cy="2567744"/>
                     </a:xfrm>
                     <a:prstGeom prst="rect">
                       <a:avLst/>
@@ -5254,7 +4347,7 @@
         <w:pStyle w:val="Compact"/>
         <w:numPr>
           <w:ilvl w:val="0"/>
-          <w:numId w:val="1019"/>
+          <w:numId w:val="1005"/>
         </w:numPr>
       </w:pPr>
       <w:r>
@@ -5305,7 +4398,7 @@
         <w:pStyle w:val="Compact"/>
         <w:numPr>
           <w:ilvl w:val="0"/>
-          <w:numId w:val="1019"/>
+          <w:numId w:val="1005"/>
         </w:numPr>
       </w:pPr>
       <w:r>
@@ -5338,7 +4431,7 @@
         <w:t xml:space="preserve">gizliliğine dayanmalı. Standart, denenmiş yapıları kullanın.</w:t>
       </w:r>
     </w:p>
-    <w:bookmarkStart w:id="47" w:name="X6c620068f12675b9f004ab885f218d425a094e2"/>
+    <w:bookmarkStart w:id="36" w:name="X6c620068f12675b9f004ab885f218d425a094e2"/>
     <w:p>
       <w:pPr>
         <w:pStyle w:val="Heading3"/>
@@ -5470,7 +4563,7 @@
         <w:pStyle w:val="Compact"/>
         <w:numPr>
           <w:ilvl w:val="0"/>
-          <w:numId w:val="1020"/>
+          <w:numId w:val="1006"/>
         </w:numPr>
       </w:pPr>
       <w:r>
@@ -5492,7 +4585,7 @@
         <w:pStyle w:val="Compact"/>
         <w:numPr>
           <w:ilvl w:val="0"/>
-          <w:numId w:val="1020"/>
+          <w:numId w:val="1006"/>
         </w:numPr>
       </w:pPr>
       <w:r>
@@ -5601,8 +4694,8 @@
         <w:t xml:space="preserve">’de geçer; AEAD bunun tek çağrıya inmiş hâlidir.</w:t>
       </w:r>
     </w:p>
-    <w:bookmarkEnd w:id="47"/>
-    <w:bookmarkStart w:id="48" w:name="X890a2f0b6bd2bf417d5bba5e55d68a951a1b316"/>
+    <w:bookmarkEnd w:id="36"/>
+    <w:bookmarkStart w:id="37" w:name="X890a2f0b6bd2bf417d5bba5e55d68a951a1b316"/>
     <w:p>
       <w:pPr>
         <w:pStyle w:val="Heading3"/>
@@ -5933,8 +5026,8 @@
         </w:tc>
       </w:tr>
     </w:tbl>
-    <w:bookmarkEnd w:id="48"/>
-    <w:bookmarkStart w:id="49" w:name="blok-mü-akış-mı-kip-mode-neden-önemli"/>
+    <w:bookmarkEnd w:id="37"/>
+    <w:bookmarkStart w:id="38" w:name="blok-mü-akış-mı-kip-mode-neden-önemli"/>
     <w:p>
       <w:pPr>
         <w:pStyle w:val="Heading3"/>
@@ -5998,7 +5091,7 @@
         <w:pStyle w:val="Compact"/>
         <w:numPr>
           <w:ilvl w:val="0"/>
-          <w:numId w:val="1021"/>
+          <w:numId w:val="1007"/>
         </w:numPr>
       </w:pPr>
       <w:r>
@@ -6036,7 +5129,7 @@
         <w:pStyle w:val="Compact"/>
         <w:numPr>
           <w:ilvl w:val="0"/>
-          <w:numId w:val="1021"/>
+          <w:numId w:val="1007"/>
         </w:numPr>
       </w:pPr>
       <w:r>
@@ -6071,7 +5164,7 @@
         <w:pStyle w:val="Compact"/>
         <w:numPr>
           <w:ilvl w:val="0"/>
-          <w:numId w:val="1021"/>
+          <w:numId w:val="1007"/>
         </w:numPr>
       </w:pPr>
       <w:r>
@@ -6109,7 +5202,7 @@
         <w:pStyle w:val="Compact"/>
         <w:numPr>
           <w:ilvl w:val="0"/>
-          <w:numId w:val="1021"/>
+          <w:numId w:val="1007"/>
         </w:numPr>
       </w:pPr>
       <w:r>
@@ -6173,8 +5266,8 @@
         <w:t xml:space="preserve">gizlilik + bütünlük tek pakette.</w:t>
       </w:r>
     </w:p>
-    <w:bookmarkEnd w:id="49"/>
-    <w:bookmarkStart w:id="50" w:name="özet-mac-ve-imza-hangisi-ne-zaman"/>
+    <w:bookmarkEnd w:id="38"/>
+    <w:bookmarkStart w:id="40" w:name="özet-mac-ve-imza-hangisi-ne-zaman"/>
     <w:p>
       <w:pPr>
         <w:pStyle w:val="Heading3"/>
@@ -6212,7 +5305,7 @@
         <w:pStyle w:val="Compact"/>
         <w:numPr>
           <w:ilvl w:val="0"/>
-          <w:numId w:val="1022"/>
+          <w:numId w:val="1008"/>
         </w:numPr>
       </w:pPr>
       <w:r>
@@ -6223,10 +5316,29 @@
         <w:t xml:space="preserve">Özet (hash)</w:t>
       </w:r>
       <w:r>
-        <w:t xml:space="preserve"> </w:t>
-      </w:r>
-      <w:r>
-        <w:t xml:space="preserve">anahtarsızdır. Yalnız verinin</w:t>
+        <w:t xml:space="preserve">, veriden hesaplanan</w:t>
+      </w:r>
+      <w:r>
+        <w:t xml:space="preserve"> </w:t>
+      </w:r>
+      <w:r>
+        <w:rPr>
+          <w:b/>
+          <w:bCs/>
+        </w:rPr>
+        <w:t xml:space="preserve">sabit boyutlu, tek yönlü bir parmak izidir</w:t>
+      </w:r>
+      <w:r>
+        <w:t xml:space="preserve"> </w:t>
+      </w:r>
+      <w:r>
+        <w:t xml:space="preserve">ve anahtarsızdır. Yalnız</w:t>
+      </w:r>
+      <w:r>
+        <w:t xml:space="preserve"> </w:t>
+      </w:r>
+      <w:r>
+        <w:t xml:space="preserve">verinin</w:t>
       </w:r>
       <w:r>
         <w:t xml:space="preserve"> </w:t>
@@ -6242,13 +5354,7 @@
         <w:t xml:space="preserve"> </w:t>
       </w:r>
       <w:r>
-        <w:t xml:space="preserve">(parmak izi) gösterir. Ama saldırgan veriyi</w:t>
-      </w:r>
-      <w:r>
-        <w:t xml:space="preserve"> </w:t>
-      </w:r>
-      <w:r>
-        <w:t xml:space="preserve">değiştirip</w:t>
+        <w:t xml:space="preserve">gösterir. Ama saldırgan veriyi değiştirip</w:t>
       </w:r>
       <w:r>
         <w:t xml:space="preserve"> </w:t>
@@ -6261,7 +5367,13 @@
         <w:t xml:space="preserve">özeti de yeniden hesaplayabilir</w:t>
       </w:r>
       <w:r>
-        <w:t xml:space="preserve">; bu yüzden özet tek başına bütünlük</w:t>
+        <w:t xml:space="preserve">;</w:t>
+      </w:r>
+      <w:r>
+        <w:t xml:space="preserve"> </w:t>
+      </w:r>
+      <w:r>
+        <w:t xml:space="preserve">bu yüzden özet tek başına bütünlük</w:t>
       </w:r>
       <w:r>
         <w:t xml:space="preserve"> </w:t>
@@ -6274,19 +5386,13 @@
         <w:t xml:space="preserve">kanıtı değildir</w:t>
       </w:r>
       <w:r>
-        <w:t xml:space="preserve">. Özet, HMAC ve</w:t>
-      </w:r>
-      <w:r>
-        <w:t xml:space="preserve"> </w:t>
-      </w:r>
-      <w:r>
-        <w:t xml:space="preserve">HKDF gibi yapıların yapıtaşıdır ve parmak izi/karşılaştırma için kullanılır. Eski MD5/SHA-1 çakışmaya açıktır;</w:t>
-      </w:r>
-      <w:r>
-        <w:t xml:space="preserve"> </w:t>
-      </w:r>
-      <w:r>
-        <w:t xml:space="preserve">SHA-256/SHA-3 kullanın.</w:t>
+        <w:t xml:space="preserve">. Özet, HMAC ve HKDF gibi yapıların yapıtaşıdır ve parmak</w:t>
+      </w:r>
+      <w:r>
+        <w:t xml:space="preserve"> </w:t>
+      </w:r>
+      <w:r>
+        <w:t xml:space="preserve">izi/karşılaştırma için kullanılır. Eski MD5/SHA-1 çakışmaya açıktır; SHA-256/SHA-3 kullanın.</w:t>
       </w:r>
     </w:p>
     <w:p>
@@ -6294,7 +5400,7 @@
         <w:pStyle w:val="Compact"/>
         <w:numPr>
           <w:ilvl w:val="0"/>
-          <w:numId w:val="1022"/>
+          <w:numId w:val="1008"/>
         </w:numPr>
       </w:pPr>
       <w:r>
@@ -6412,7 +5518,7 @@
         <w:pStyle w:val="Compact"/>
         <w:numPr>
           <w:ilvl w:val="0"/>
-          <w:numId w:val="1022"/>
+          <w:numId w:val="1008"/>
         </w:numPr>
       </w:pPr>
       <w:r>
@@ -6470,7 +5576,18 @@
         <w:t xml:space="preserve"> </w:t>
       </w:r>
       <w:r>
-        <w:t xml:space="preserve">(Hafta 10) bununla çalışır.</w:t>
+        <w:t xml:space="preserve">(</w:t>
+      </w:r>
+      <w:hyperlink r:id="rId39">
+        <w:r>
+          <w:rPr>
+            <w:rStyle w:val="Hyperlink"/>
+          </w:rPr>
+          <w:t xml:space="preserve">Hafta 10</w:t>
+        </w:r>
+      </w:hyperlink>
+      <w:r>
+        <w:t xml:space="preserve">) bununla çalışır.</w:t>
       </w:r>
     </w:p>
     <w:tbl>
@@ -6684,8 +5801,8 @@
         <w:t xml:space="preserve">şifrelenmeyecek ama bütünlüğü gereken veriler için (ya da AEAD’nin AAD alanıyla) gerekir.</w:t>
       </w:r>
     </w:p>
-    <w:bookmarkEnd w:id="50"/>
-    <w:bookmarkStart w:id="51" w:name="X20ea211bcf1d66c908c83e69e408388e87e63a5"/>
+    <w:bookmarkEnd w:id="40"/>
+    <w:bookmarkStart w:id="41" w:name="X20ea211bcf1d66c908c83e69e408388e87e63a5"/>
     <w:p>
       <w:pPr>
         <w:pStyle w:val="Heading3"/>
@@ -7685,7 +6802,7 @@
         <w:pStyle w:val="Compact"/>
         <w:numPr>
           <w:ilvl w:val="0"/>
-          <w:numId w:val="1023"/>
+          <w:numId w:val="1009"/>
         </w:numPr>
       </w:pPr>
       <w:r>
@@ -7745,7 +6862,7 @@
         <w:pStyle w:val="Compact"/>
         <w:numPr>
           <w:ilvl w:val="0"/>
-          <w:numId w:val="1023"/>
+          <w:numId w:val="1009"/>
         </w:numPr>
       </w:pPr>
       <w:r>
@@ -7767,7 +6884,7 @@
         <w:pStyle w:val="Compact"/>
         <w:numPr>
           <w:ilvl w:val="0"/>
-          <w:numId w:val="1023"/>
+          <w:numId w:val="1009"/>
         </w:numPr>
       </w:pPr>
       <w:r>
@@ -7811,7 +6928,7 @@
         <w:pStyle w:val="Compact"/>
         <w:numPr>
           <w:ilvl w:val="0"/>
-          <w:numId w:val="1023"/>
+          <w:numId w:val="1009"/>
         </w:numPr>
       </w:pPr>
       <w:r>
@@ -8102,7 +7219,7 @@
         <w:pStyle w:val="Compact"/>
         <w:numPr>
           <w:ilvl w:val="0"/>
-          <w:numId w:val="1024"/>
+          <w:numId w:val="1010"/>
         </w:numPr>
       </w:pPr>
       <w:r>
@@ -8114,7 +7231,7 @@
         <w:pStyle w:val="Compact"/>
         <w:numPr>
           <w:ilvl w:val="0"/>
-          <w:numId w:val="1025"/>
+          <w:numId w:val="1011"/>
         </w:numPr>
       </w:pPr>
       <w:r>
@@ -8126,7 +7243,7 @@
         <w:pStyle w:val="Compact"/>
         <w:numPr>
           <w:ilvl w:val="0"/>
-          <w:numId w:val="1026"/>
+          <w:numId w:val="1012"/>
         </w:numPr>
       </w:pPr>
       <w:r>
@@ -8138,7 +7255,7 @@
         <w:pStyle w:val="Compact"/>
         <w:numPr>
           <w:ilvl w:val="0"/>
-          <w:numId w:val="1027"/>
+          <w:numId w:val="1013"/>
         </w:numPr>
       </w:pPr>
       <w:r>
@@ -8150,7 +7267,7 @@
         <w:pStyle w:val="Compact"/>
         <w:numPr>
           <w:ilvl w:val="0"/>
-          <w:numId w:val="1028"/>
+          <w:numId w:val="1014"/>
         </w:numPr>
       </w:pPr>
       <w:r>
@@ -8164,9 +7281,9 @@
         </w:pict>
       </w:r>
     </w:p>
-    <w:bookmarkEnd w:id="51"/>
-    <w:bookmarkEnd w:id="52"/>
-    <w:bookmarkStart w:id="62" w:name="Xd3368e84913e183ff92e38ca56ca7b6c3fafee4"/>
+    <w:bookmarkEnd w:id="41"/>
+    <w:bookmarkEnd w:id="42"/>
+    <w:bookmarkStart w:id="52" w:name="Xd3368e84913e183ff92e38ca56ca7b6c3fafee4"/>
     <w:p>
       <w:pPr>
         <w:pStyle w:val="Heading2"/>
@@ -8215,20 +7332,20 @@
       <w:r>
         <w:drawing>
           <wp:inline>
-            <wp:extent cx="5759999" cy="2379540"/>
+            <wp:extent cx="5759999" cy="2162812"/>
             <wp:effectExtent b="0" l="0" r="0" t="0"/>
-            <wp:docPr descr="Üç tür rastgelelik ve kullanım yerleri" title="" id="54" name="Picture"/>
+            <wp:docPr descr="Üç tür rastgelelik ve kullanım yerleri" title="" id="44" name="Picture"/>
             <a:graphic>
               <a:graphicData uri="http://schemas.openxmlformats.org/drawingml/2006/picture">
                 <pic:pic>
                   <pic:nvPicPr>
-                    <pic:cNvPr descr="h03-13-rastgelelik-turleri.png" id="55" name="Picture"/>
+                    <pic:cNvPr descr="h03-13-rastgelelik-turleri.png" id="45" name="Picture"/>
                     <pic:cNvPicPr>
                       <a:picLocks noChangeArrowheads="1" noChangeAspect="1"/>
                     </pic:cNvPicPr>
                   </pic:nvPicPr>
                   <pic:blipFill>
-                    <a:blip r:embed="rId53"/>
+                    <a:blip r:embed="rId43"/>
                     <a:stretch>
                       <a:fillRect/>
                     </a:stretch>
@@ -8236,7 +7353,7 @@
                   <pic:spPr bwMode="auto">
                     <a:xfrm>
                       <a:off x="0" y="0"/>
-                      <a:ext cx="5759999" cy="2379540"/>
+                      <a:ext cx="5759999" cy="2162812"/>
                     </a:xfrm>
                     <a:prstGeom prst="rect">
                       <a:avLst/>
@@ -8255,7 +7372,7 @@
         </w:drawing>
       </w:r>
     </w:p>
-    <w:bookmarkStart w:id="56" w:name="üç-tür-rastgele"/>
+    <w:bookmarkStart w:id="46" w:name="üç-tür-rastgele"/>
     <w:p>
       <w:pPr>
         <w:pStyle w:val="Heading3"/>
@@ -8635,8 +7752,109 @@
         <w:t xml:space="preserve">çıktısını gören biri, sonraki bütün çıktıları hesaplayabilir.</w:t>
       </w:r>
     </w:p>
-    <w:bookmarkEnd w:id="56"/>
-    <w:bookmarkStart w:id="57" w:name="hata-1-zamanla-tohumlamak"/>
+    <w:p>
+      <w:pPr>
+        <w:pStyle w:val="BodyText"/>
+      </w:pPr>
+      <w:r>
+        <w:t xml:space="preserve">Bu</w:t>
+      </w:r>
+      <w:r>
+        <w:t xml:space="preserve"> </w:t>
+      </w:r>
+      <w:r>
+        <w:rPr>
+          <w:b/>
+          <w:bCs/>
+        </w:rPr>
+        <w:t xml:space="preserve">tahmin edilemezlik</w:t>
+      </w:r>
+      <w:r>
+        <w:t xml:space="preserve">,</w:t>
+      </w:r>
+      <w:r>
+        <w:t xml:space="preserve"> </w:t>
+      </w:r>
+      <w:hyperlink r:id="rId25">
+        <w:r>
+          <w:rPr>
+            <w:rStyle w:val="Hyperlink"/>
+          </w:rPr>
+          <w:t xml:space="preserve">Hafta 2</w:t>
+        </w:r>
+      </w:hyperlink>
+      <w:r>
+        <w:t xml:space="preserve">’de</w:t>
+      </w:r>
+      <w:r>
+        <w:t xml:space="preserve"> </w:t>
+      </w:r>
+      <w:r>
+        <w:t xml:space="preserve">gördüğümüz</w:t>
+      </w:r>
+      <w:r>
+        <w:t xml:space="preserve"> </w:t>
+      </w:r>
+      <w:r>
+        <w:rPr>
+          <w:b/>
+          <w:bCs/>
+        </w:rPr>
+        <w:t xml:space="preserve">entropi</w:t>
+      </w:r>
+      <w:r>
+        <w:t xml:space="preserve"> </w:t>
+      </w:r>
+      <w:r>
+        <w:t xml:space="preserve">fikrinin diğer yüzüdür: orada bir dosyanın baytlarındaki düzensizliği ölçüp şifreli/paketli</w:t>
+      </w:r>
+      <w:r>
+        <w:t xml:space="preserve"> </w:t>
+      </w:r>
+      <w:r>
+        <w:t xml:space="preserve">içeriği ayırt ediyorduk; burada üretecin</w:t>
+      </w:r>
+      <w:r>
+        <w:t xml:space="preserve"> </w:t>
+      </w:r>
+      <w:r>
+        <w:rPr>
+          <w:b/>
+          <w:bCs/>
+        </w:rPr>
+        <w:t xml:space="preserve">girdisindeki</w:t>
+      </w:r>
+      <w:r>
+        <w:t xml:space="preserve"> </w:t>
+      </w:r>
+      <w:r>
+        <w:t xml:space="preserve">düzensizliğin (entropinin) yeterli olmasını isteyip</w:t>
+      </w:r>
+      <w:r>
+        <w:t xml:space="preserve"> </w:t>
+      </w:r>
+      <w:r>
+        <w:rPr>
+          <w:b/>
+          <w:bCs/>
+        </w:rPr>
+        <w:t xml:space="preserve">tahmin edilemez</w:t>
+      </w:r>
+      <w:r>
+        <w:t xml:space="preserve"> </w:t>
+      </w:r>
+      <w:r>
+        <w:t xml:space="preserve">çıktı üretmeye çalışıyoruz. Üretecin havuzu yeterince tohumlanmamışsa (aşağıdaki Hata 2’de</w:t>
+      </w:r>
+      <w:r>
+        <w:t xml:space="preserve"> </w:t>
+      </w:r>
+      <w:r>
+        <w:t xml:space="preserve">göreceğimiz gibi) çıktı da tahmin edilebilir hale gelir.</w:t>
+      </w:r>
+    </w:p>
+    <w:bookmarkEnd w:id="46"/>
+    <w:bookmarkStart w:id="47" w:name="hata-1-zamanla-tohumlamak"/>
     <w:p>
       <w:pPr>
         <w:pStyle w:val="Heading3"/>
@@ -8955,8 +8173,8 @@
         <w:t xml:space="preserve">dizi bilinir.</w:t>
       </w:r>
     </w:p>
-    <w:bookmarkEnd w:id="57"/>
-    <w:bookmarkStart w:id="58" w:name="hata-2-entropiyi-yanlışlıkla-silmek"/>
+    <w:bookmarkEnd w:id="47"/>
+    <w:bookmarkStart w:id="48" w:name="hata-2-entropiyi-yanlışlıkla-silmek"/>
     <w:p>
       <w:pPr>
         <w:pStyle w:val="Heading3"/>
@@ -9047,8 +8265,8 @@
         <w:t xml:space="preserve">edilemezliğini kanıtlamaz.</w:t>
       </w:r>
     </w:p>
-    <w:bookmarkEnd w:id="58"/>
-    <w:bookmarkStart w:id="59" w:name="doğru-yol-işletim-sisteminin-üreteci"/>
+    <w:bookmarkEnd w:id="48"/>
+    <w:bookmarkStart w:id="49" w:name="doğru-yol-işletim-sisteminin-üreteci"/>
     <w:p>
       <w:pPr>
         <w:pStyle w:val="Heading3"/>
@@ -10496,8 +9714,8 @@
         <w:t xml:space="preserve">işlemi durdurmaktır.</w:t>
       </w:r>
     </w:p>
-    <w:bookmarkEnd w:id="59"/>
-    <w:bookmarkStart w:id="60" w:name="Xed0eac218c85cb5b1ac059af47703a0185526c0"/>
+    <w:bookmarkEnd w:id="49"/>
+    <w:bookmarkStart w:id="50" w:name="Xed0eac218c85cb5b1ac059af47703a0185526c0"/>
     <w:p>
       <w:pPr>
         <w:pStyle w:val="Heading3"/>
@@ -11011,8 +10229,8 @@
         <w:t xml:space="preserve">sayıda girdiden gelir.</w:t>
       </w:r>
     </w:p>
-    <w:bookmarkEnd w:id="60"/>
-    <w:bookmarkStart w:id="61" w:name="X7644cdc29c6a55ec29595436e4d7e25bb041e2c"/>
+    <w:bookmarkEnd w:id="50"/>
+    <w:bookmarkStart w:id="51" w:name="X7644cdc29c6a55ec29595436e4d7e25bb041e2c"/>
     <w:p>
       <w:pPr>
         <w:pStyle w:val="Heading3"/>
@@ -11725,9 +10943,9 @@
         </w:pict>
       </w:r>
     </w:p>
-    <w:bookmarkEnd w:id="61"/>
-    <w:bookmarkEnd w:id="62"/>
-    <w:bookmarkStart w:id="72" w:name="X1362a296e05ebdb2d375d2609e02af907fc6a12"/>
+    <w:bookmarkEnd w:id="51"/>
+    <w:bookmarkEnd w:id="52"/>
+    <w:bookmarkStart w:id="62" w:name="X1362a296e05ebdb2d375d2609e02af907fc6a12"/>
     <w:p>
       <w:pPr>
         <w:pStyle w:val="Heading2"/>
@@ -11822,7 +11040,7 @@
         <w:t xml:space="preserve">da bir beceridir.</w:t>
       </w:r>
     </w:p>
-    <w:bookmarkStart w:id="66" w:name="aeadin-dört-girdisi-ve-iki-çıktısı"/>
+    <w:bookmarkStart w:id="56" w:name="aeadin-dört-girdisi-ve-iki-çıktısı"/>
     <w:p>
       <w:pPr>
         <w:pStyle w:val="Heading3"/>
@@ -11838,20 +11056,20 @@
       <w:r>
         <w:drawing>
           <wp:inline>
-            <wp:extent cx="5759999" cy="2561342"/>
+            <wp:extent cx="5759999" cy="3789771"/>
             <wp:effectExtent b="0" l="0" r="0" t="0"/>
-            <wp:docPr descr="AEAD’in dört girdisi ve iki çıktısı" title="" id="64" name="Picture"/>
+            <wp:docPr descr="AEAD’in dört girdisi ve iki çıktısı" title="" id="54" name="Picture"/>
             <a:graphic>
               <a:graphicData uri="http://schemas.openxmlformats.org/drawingml/2006/picture">
                 <pic:pic>
                   <pic:nvPicPr>
-                    <pic:cNvPr descr="h03-02-aead.png" id="65" name="Picture"/>
+                    <pic:cNvPr descr="h03-02-aead.png" id="55" name="Picture"/>
                     <pic:cNvPicPr>
                       <a:picLocks noChangeArrowheads="1" noChangeAspect="1"/>
                     </pic:cNvPicPr>
                   </pic:nvPicPr>
                   <pic:blipFill>
-                    <a:blip r:embed="rId63"/>
+                    <a:blip r:embed="rId53"/>
                     <a:stretch>
                       <a:fillRect/>
                     </a:stretch>
@@ -11859,7 +11077,7 @@
                   <pic:spPr bwMode="auto">
                     <a:xfrm>
                       <a:off x="0" y="0"/>
-                      <a:ext cx="5759999" cy="2561342"/>
+                      <a:ext cx="5759999" cy="3789771"/>
                     </a:xfrm>
                     <a:prstGeom prst="rect">
                       <a:avLst/>
@@ -11899,7 +11117,24 @@
         <w:t xml:space="preserve"> </w:t>
       </w:r>
       <w:r>
-        <w:t xml:space="preserve">sürüm numarası, kayıt kimliği. 1. haftadaki parola kasası örneğinde türetme parametrelerini AAD yapmıştık; biri</w:t>
+        <w:t xml:space="preserve">sürüm numarası, kayıt kimliği.</w:t>
+      </w:r>
+      <w:r>
+        <w:t xml:space="preserve"> </w:t>
+      </w:r>
+      <w:hyperlink r:id="rId20">
+        <w:r>
+          <w:rPr>
+            <w:rStyle w:val="Hyperlink"/>
+          </w:rPr>
+          <w:t xml:space="preserve">1. haftadaki</w:t>
+        </w:r>
+      </w:hyperlink>
+      <w:r>
+        <w:t xml:space="preserve"> </w:t>
+      </w:r>
+      <w:r>
+        <w:t xml:space="preserve">parola kasası örneğinde türetme parametrelerini AAD yapmıştık; biri</w:t>
       </w:r>
       <w:r>
         <w:t xml:space="preserve"> </w:t>
@@ -11908,8 +11143,8 @@
         <w:t xml:space="preserve">yineleme sayısını değiştirirse etiket tutmaz.</w:t>
       </w:r>
     </w:p>
-    <w:bookmarkEnd w:id="66"/>
-    <w:bookmarkStart w:id="67" w:name="openssl-evp-ile-şifreleme"/>
+    <w:bookmarkEnd w:id="56"/>
+    <w:bookmarkStart w:id="57" w:name="openssl-evp-ile-şifreleme"/>
     <w:p>
       <w:pPr>
         <w:pStyle w:val="Heading3"/>
@@ -14000,7 +13235,7 @@
         <w:pStyle w:val="Compact"/>
         <w:numPr>
           <w:ilvl w:val="0"/>
-          <w:numId w:val="1029"/>
+          <w:numId w:val="1015"/>
         </w:numPr>
       </w:pPr>
       <w:r>
@@ -14025,7 +13260,7 @@
         <w:pStyle w:val="Compact"/>
         <w:numPr>
           <w:ilvl w:val="0"/>
-          <w:numId w:val="1029"/>
+          <w:numId w:val="1015"/>
         </w:numPr>
       </w:pPr>
       <w:r>
@@ -14037,7 +13272,7 @@
         <w:pStyle w:val="Compact"/>
         <w:numPr>
           <w:ilvl w:val="0"/>
-          <w:numId w:val="1029"/>
+          <w:numId w:val="1015"/>
         </w:numPr>
       </w:pPr>
       <w:r>
@@ -14049,7 +13284,7 @@
         <w:pStyle w:val="Compact"/>
         <w:numPr>
           <w:ilvl w:val="0"/>
-          <w:numId w:val="1029"/>
+          <w:numId w:val="1015"/>
         </w:numPr>
       </w:pPr>
       <w:r>
@@ -14073,7 +13308,7 @@
         <w:pStyle w:val="Compact"/>
         <w:numPr>
           <w:ilvl w:val="0"/>
-          <w:numId w:val="1029"/>
+          <w:numId w:val="1015"/>
         </w:numPr>
       </w:pPr>
       <w:r>
@@ -14085,7 +13320,7 @@
         <w:pStyle w:val="Compact"/>
         <w:numPr>
           <w:ilvl w:val="0"/>
-          <w:numId w:val="1029"/>
+          <w:numId w:val="1015"/>
         </w:numPr>
       </w:pPr>
       <w:r>
@@ -14124,7 +13359,7 @@
         <w:pStyle w:val="Compact"/>
         <w:numPr>
           <w:ilvl w:val="0"/>
-          <w:numId w:val="1029"/>
+          <w:numId w:val="1015"/>
         </w:numPr>
       </w:pPr>
       <w:r>
@@ -14169,8 +13404,8 @@
         <w:t xml:space="preserve">kalıbıdır.</w:t>
       </w:r>
     </w:p>
-    <w:bookmarkEnd w:id="67"/>
-    <w:bookmarkStart w:id="68" w:name="X60a5c36ad02935ac9c60150b28d74749f51abdb"/>
+    <w:bookmarkEnd w:id="57"/>
+    <w:bookmarkStart w:id="58" w:name="X60a5c36ad02935ac9c60150b28d74749f51abdb"/>
     <w:p>
       <w:pPr>
         <w:pStyle w:val="Heading3"/>
@@ -16399,8 +15634,8 @@
         <w:t xml:space="preserve">Final başarılı olmadan açık metin yok sayılır ve silinir.</w:t>
       </w:r>
     </w:p>
-    <w:bookmarkEnd w:id="68"/>
-    <w:bookmarkStart w:id="69" w:name="windows-cng-ile-aynı-iş"/>
+    <w:bookmarkEnd w:id="58"/>
+    <w:bookmarkStart w:id="59" w:name="windows-cng-ile-aynı-iş"/>
     <w:p>
       <w:pPr>
         <w:pStyle w:val="Heading3"/>
@@ -18560,8 +17795,8 @@
         <w:t xml:space="preserve">bildirmesidir.</w:t>
       </w:r>
     </w:p>
-    <w:bookmarkEnd w:id="69"/>
-    <w:bookmarkStart w:id="70" w:name="sabit-zamanlı-karşılaştırma"/>
+    <w:bookmarkEnd w:id="59"/>
+    <w:bookmarkStart w:id="60" w:name="sabit-zamanlı-karşılaştırma"/>
     <w:p>
       <w:pPr>
         <w:pStyle w:val="Heading3"/>
@@ -19150,8 +18385,8 @@
         <w:t xml:space="preserve">.</w:t>
       </w:r>
     </w:p>
-    <w:bookmarkEnd w:id="70"/>
-    <w:bookmarkStart w:id="71" w:name="Xd286545b7eff55097f314b91e5fb4a0eee7fac3"/>
+    <w:bookmarkEnd w:id="60"/>
+    <w:bookmarkStart w:id="61" w:name="Xd286545b7eff55097f314b91e5fb4a0eee7fac3"/>
     <w:p>
       <w:pPr>
         <w:pStyle w:val="Heading3"/>
@@ -19165,7 +18400,7 @@
         <w:pStyle w:val="Compact"/>
         <w:numPr>
           <w:ilvl w:val="0"/>
-          <w:numId w:val="1030"/>
+          <w:numId w:val="1016"/>
         </w:numPr>
       </w:pPr>
       <w:r>
@@ -19190,7 +18425,7 @@
         <w:pStyle w:val="Compact"/>
         <w:numPr>
           <w:ilvl w:val="0"/>
-          <w:numId w:val="1031"/>
+          <w:numId w:val="1017"/>
         </w:numPr>
       </w:pPr>
       <w:r>
@@ -19218,7 +18453,7 @@
         <w:pStyle w:val="Compact"/>
         <w:numPr>
           <w:ilvl w:val="0"/>
-          <w:numId w:val="1032"/>
+          <w:numId w:val="1018"/>
         </w:numPr>
       </w:pPr>
       <w:r>
@@ -19246,7 +18481,7 @@
         <w:pStyle w:val="Compact"/>
         <w:numPr>
           <w:ilvl w:val="0"/>
-          <w:numId w:val="1033"/>
+          <w:numId w:val="1019"/>
         </w:numPr>
       </w:pPr>
       <w:r>
@@ -19271,7 +18506,7 @@
         <w:pStyle w:val="Compact"/>
         <w:numPr>
           <w:ilvl w:val="0"/>
-          <w:numId w:val="1034"/>
+          <w:numId w:val="1020"/>
         </w:numPr>
       </w:pPr>
       <w:r>
@@ -19283,7 +18518,7 @@
         <w:pStyle w:val="Compact"/>
         <w:numPr>
           <w:ilvl w:val="0"/>
-          <w:numId w:val="1035"/>
+          <w:numId w:val="1021"/>
         </w:numPr>
       </w:pPr>
       <w:r>
@@ -19333,7 +18568,7 @@
         <w:t xml:space="preserve"> </w:t>
       </w:r>
       <w:r>
-        <w:t xml:space="preserve">olarak kullanılabilir (CBC dolgu kâhini saldırıları buradan doğmuştur).</w:t>
+        <w:t xml:space="preserve">olarak kullanılabilir (CBC dolgu kâhini (padding oracle) saldırıları buradan doğmuştur).</w:t>
       </w:r>
     </w:p>
     <w:p>
@@ -19341,7 +18576,7 @@
         <w:pStyle w:val="Compact"/>
         <w:numPr>
           <w:ilvl w:val="0"/>
-          <w:numId w:val="1036"/>
+          <w:numId w:val="1022"/>
         </w:numPr>
       </w:pPr>
       <w:r>
@@ -19488,9 +18723,9 @@
         </w:pict>
       </w:r>
     </w:p>
-    <w:bookmarkEnd w:id="71"/>
-    <w:bookmarkEnd w:id="72"/>
-    <w:bookmarkStart w:id="80" w:name="X604bb28520870f28f765f85da4d028becabd6e9"/>
+    <w:bookmarkEnd w:id="61"/>
+    <w:bookmarkEnd w:id="62"/>
+    <w:bookmarkStart w:id="70" w:name="X604bb28520870f28f765f85da4d028becabd6e9"/>
     <w:p>
       <w:pPr>
         <w:pStyle w:val="Heading2"/>
@@ -19554,20 +18789,20 @@
       <w:r>
         <w:drawing>
           <wp:inline>
-            <wp:extent cx="5759999" cy="2654976"/>
+            <wp:extent cx="5759999" cy="2511661"/>
             <wp:effectExtent b="0" l="0" r="0" t="0"/>
-            <wp:docPr descr="Tuz, IV ve nonce arasındaki fark" title="" id="74" name="Picture"/>
+            <wp:docPr descr="Tuz, IV ve nonce arasındaki fark" title="" id="64" name="Picture"/>
             <a:graphic>
               <a:graphicData uri="http://schemas.openxmlformats.org/drawingml/2006/picture">
                 <pic:pic>
                   <pic:nvPicPr>
-                    <pic:cNvPr descr="h03-14-tuz-iv-nonce.png" id="75" name="Picture"/>
+                    <pic:cNvPr descr="h03-14-tuz-iv-nonce.png" id="65" name="Picture"/>
                     <pic:cNvPicPr>
                       <a:picLocks noChangeArrowheads="1" noChangeAspect="1"/>
                     </pic:cNvPicPr>
                   </pic:nvPicPr>
                   <pic:blipFill>
-                    <a:blip r:embed="rId73"/>
+                    <a:blip r:embed="rId63"/>
                     <a:stretch>
                       <a:fillRect/>
                     </a:stretch>
@@ -19575,7 +18810,7 @@
                   <pic:spPr bwMode="auto">
                     <a:xfrm>
                       <a:off x="0" y="0"/>
-                      <a:ext cx="5759999" cy="2654976"/>
+                      <a:ext cx="5759999" cy="2511661"/>
                     </a:xfrm>
                     <a:prstGeom prst="rect">
                       <a:avLst/>
@@ -19846,7 +19081,7 @@
         </w:tc>
       </w:tr>
     </w:tbl>
-    <w:bookmarkStart w:id="76" w:name="nonce-yeniden-kullanımı-neden-felakettir"/>
+    <w:bookmarkStart w:id="66" w:name="nonce-yeniden-kullanımı-neden-felakettir"/>
     <w:p>
       <w:pPr>
         <w:pStyle w:val="Heading3"/>
@@ -19979,8 +19214,8 @@
         <w:t xml:space="preserve">diğerini tamamen çözer.</w:t>
       </w:r>
     </w:p>
-    <w:bookmarkEnd w:id="76"/>
-    <w:bookmarkStart w:id="77" w:name="X53a0548cfb03fc7318b110e5486feb58084a573"/>
+    <w:bookmarkEnd w:id="66"/>
+    <w:bookmarkStart w:id="67" w:name="X53a0548cfb03fc7318b110e5486feb58084a573"/>
     <w:p>
       <w:pPr>
         <w:pStyle w:val="Heading3"/>
@@ -20531,7 +19766,7 @@
         <w:pStyle w:val="Compact"/>
         <w:numPr>
           <w:ilvl w:val="0"/>
-          <w:numId w:val="1037"/>
+          <w:numId w:val="1023"/>
         </w:numPr>
       </w:pPr>
       <w:r>
@@ -20543,7 +19778,7 @@
         <w:pStyle w:val="Compact"/>
         <w:numPr>
           <w:ilvl w:val="0"/>
-          <w:numId w:val="1038"/>
+          <w:numId w:val="1024"/>
         </w:numPr>
       </w:pPr>
       <w:r>
@@ -20555,7 +19790,7 @@
         <w:pStyle w:val="Compact"/>
         <w:numPr>
           <w:ilvl w:val="0"/>
-          <w:numId w:val="1039"/>
+          <w:numId w:val="1025"/>
         </w:numPr>
       </w:pPr>
       <w:r>
@@ -20577,8 +19812,8 @@
         <w:t xml:space="preserve">çifti iki mesajda kullanılamaz, doğru mu?</w:t>
       </w:r>
     </w:p>
-    <w:bookmarkEnd w:id="77"/>
-    <w:bookmarkStart w:id="78" w:name="ecb-deseni-sızdırır"/>
+    <w:bookmarkEnd w:id="67"/>
+    <w:bookmarkStart w:id="68" w:name="ecb-deseni-sızdırır"/>
     <w:p>
       <w:pPr>
         <w:pStyle w:val="Heading3"/>
@@ -20649,8 +19884,8 @@
         <w:t xml:space="preserve">aynı şifreli bloğu verir; bu yüzden verideki tekrar eden desenler şifreli metinde de görünür.</w:t>
       </w:r>
     </w:p>
-    <w:bookmarkEnd w:id="78"/>
-    <w:bookmarkStart w:id="79" w:name="demo-3-ecb-pengueni-desen-sızıntısı"/>
+    <w:bookmarkEnd w:id="68"/>
+    <w:bookmarkStart w:id="69" w:name="demo-3-ecb-pengueni-desen-sızıntısı"/>
     <w:p>
       <w:pPr>
         <w:pStyle w:val="Heading3"/>
@@ -21128,7 +20363,7 @@
         <w:pStyle w:val="Compact"/>
         <w:numPr>
           <w:ilvl w:val="0"/>
-          <w:numId w:val="1040"/>
+          <w:numId w:val="1026"/>
         </w:numPr>
       </w:pPr>
       <w:r>
@@ -21155,7 +20390,7 @@
         <w:pStyle w:val="Compact"/>
         <w:numPr>
           <w:ilvl w:val="0"/>
-          <w:numId w:val="1041"/>
+          <w:numId w:val="1027"/>
         </w:numPr>
       </w:pPr>
       <w:r>
@@ -21167,7 +20402,7 @@
         <w:pStyle w:val="Compact"/>
         <w:numPr>
           <w:ilvl w:val="0"/>
-          <w:numId w:val="1042"/>
+          <w:numId w:val="1028"/>
         </w:numPr>
       </w:pPr>
       <w:r>
@@ -21181,9 +20416,9 @@
         </w:pict>
       </w:r>
     </w:p>
-    <w:bookmarkEnd w:id="79"/>
-    <w:bookmarkEnd w:id="80"/>
-    <w:bookmarkStart w:id="85" w:name="paroladan-anahtar-türetme"/>
+    <w:bookmarkEnd w:id="69"/>
+    <w:bookmarkEnd w:id="70"/>
+    <w:bookmarkStart w:id="75" w:name="paroladan-anahtar-türetme"/>
     <w:p>
       <w:pPr>
         <w:pStyle w:val="Heading2"/>
@@ -21213,20 +20448,20 @@
       <w:r>
         <w:drawing>
           <wp:inline>
-            <wp:extent cx="5759999" cy="2283460"/>
+            <wp:extent cx="5759999" cy="1756483"/>
             <wp:effectExtent b="0" l="0" r="0" t="0"/>
-            <wp:docPr descr="Paroladan anahtar türetme: tuz ve maliyet" title="" id="82" name="Picture"/>
+            <wp:docPr descr="Paroladan anahtar türetme: tuz ve maliyet" title="" id="72" name="Picture"/>
             <a:graphic>
               <a:graphicData uri="http://schemas.openxmlformats.org/drawingml/2006/picture">
                 <pic:pic>
                   <pic:nvPicPr>
-                    <pic:cNvPr descr="h03-15-kdf-iki-ek.png" id="83" name="Picture"/>
+                    <pic:cNvPr descr="h03-15-kdf-iki-ek.png" id="73" name="Picture"/>
                     <pic:cNvPicPr>
                       <a:picLocks noChangeArrowheads="1" noChangeAspect="1"/>
                     </pic:cNvPicPr>
                   </pic:nvPicPr>
                   <pic:blipFill>
-                    <a:blip r:embed="rId81"/>
+                    <a:blip r:embed="rId71"/>
                     <a:stretch>
                       <a:fillRect/>
                     </a:stretch>
@@ -21234,7 +20469,7 @@
                   <pic:spPr bwMode="auto">
                     <a:xfrm>
                       <a:off x="0" y="0"/>
-                      <a:ext cx="5759999" cy="2283460"/>
+                      <a:ext cx="5759999" cy="1756483"/>
                     </a:xfrm>
                     <a:prstGeom prst="rect">
                       <a:avLst/>
@@ -21258,7 +20493,7 @@
         <w:pStyle w:val="Compact"/>
         <w:numPr>
           <w:ilvl w:val="0"/>
-          <w:numId w:val="1043"/>
+          <w:numId w:val="1029"/>
         </w:numPr>
       </w:pPr>
       <w:r>
@@ -21302,7 +20537,7 @@
         <w:pStyle w:val="Compact"/>
         <w:numPr>
           <w:ilvl w:val="0"/>
-          <w:numId w:val="1043"/>
+          <w:numId w:val="1029"/>
         </w:numPr>
       </w:pPr>
       <w:r>
@@ -21638,7 +20873,7 @@
         <w:t xml:space="preserve">tercih edilir.</w:t>
       </w:r>
     </w:p>
-    <w:bookmarkStart w:id="84" w:name="demo-4-tur-sayısı-süre-ve-tuzun-önemi"/>
+    <w:bookmarkStart w:id="74" w:name="demo-4-tur-sayısı-süre-ve-tuzun-önemi"/>
     <w:p>
       <w:pPr>
         <w:pStyle w:val="Heading3"/>
@@ -21862,7 +21097,7 @@
         <w:pStyle w:val="Compact"/>
         <w:numPr>
           <w:ilvl w:val="0"/>
-          <w:numId w:val="1044"/>
+          <w:numId w:val="1030"/>
         </w:numPr>
       </w:pPr>
       <w:r>
@@ -21922,7 +21157,7 @@
         <w:pStyle w:val="Compact"/>
         <w:numPr>
           <w:ilvl w:val="0"/>
-          <w:numId w:val="1044"/>
+          <w:numId w:val="1030"/>
         </w:numPr>
       </w:pPr>
       <w:r>
@@ -21968,7 +21203,7 @@
         <w:pStyle w:val="Compact"/>
         <w:numPr>
           <w:ilvl w:val="0"/>
-          <w:numId w:val="1044"/>
+          <w:numId w:val="1030"/>
         </w:numPr>
       </w:pPr>
       <w:r>
@@ -22222,9 +21457,9 @@
         </w:pict>
       </w:r>
     </w:p>
-    <w:bookmarkEnd w:id="84"/>
-    <w:bookmarkEnd w:id="85"/>
-    <w:bookmarkStart w:id="94" w:name="X330c77e2613466933a998e5d9e7c8eaceccd4ae"/>
+    <w:bookmarkEnd w:id="74"/>
+    <w:bookmarkEnd w:id="75"/>
+    <w:bookmarkStart w:id="84" w:name="X330c77e2613466933a998e5d9e7c8eaceccd4ae"/>
     <w:p>
       <w:pPr>
         <w:pStyle w:val="Heading2"/>
@@ -22306,7 +21541,7 @@
         <w:pStyle w:val="Compact"/>
         <w:numPr>
           <w:ilvl w:val="0"/>
-          <w:numId w:val="1045"/>
+          <w:numId w:val="1031"/>
         </w:numPr>
       </w:pPr>
       <w:r>
@@ -22328,7 +21563,7 @@
         <w:pStyle w:val="Compact"/>
         <w:numPr>
           <w:ilvl w:val="0"/>
-          <w:numId w:val="1045"/>
+          <w:numId w:val="1031"/>
         </w:numPr>
       </w:pPr>
       <w:r>
@@ -22379,20 +21614,20 @@
       <w:r>
         <w:drawing>
           <wp:inline>
-            <wp:extent cx="5759999" cy="2377094"/>
+            <wp:extent cx="5759999" cy="2278328"/>
             <wp:effectExtent b="0" l="0" r="0" t="0"/>
-            <wp:docPr descr="HKDF Extract ve Expand ile ana sırdan amaca özel anahtarlar" title="" id="87" name="Picture"/>
+            <wp:docPr descr="HKDF Extract ve Expand ile ana sırdan amaca özel anahtarlar" title="" id="77" name="Picture"/>
             <a:graphic>
               <a:graphicData uri="http://schemas.openxmlformats.org/drawingml/2006/picture">
                 <pic:pic>
                   <pic:nvPicPr>
-                    <pic:cNvPr descr="h03-03-hkdf.png" id="88" name="Picture"/>
+                    <pic:cNvPr descr="h03-03-hkdf.png" id="78" name="Picture"/>
                     <pic:cNvPicPr>
                       <a:picLocks noChangeArrowheads="1" noChangeAspect="1"/>
                     </pic:cNvPicPr>
                   </pic:nvPicPr>
                   <pic:blipFill>
-                    <a:blip r:embed="rId86"/>
+                    <a:blip r:embed="rId76"/>
                     <a:stretch>
                       <a:fillRect/>
                     </a:stretch>
@@ -22400,7 +21635,7 @@
                   <pic:spPr bwMode="auto">
                     <a:xfrm>
                       <a:off x="0" y="0"/>
-                      <a:ext cx="5759999" cy="2377094"/>
+                      <a:ext cx="5759999" cy="2278328"/>
                     </a:xfrm>
                     <a:prstGeom prst="rect">
                       <a:avLst/>
@@ -22499,7 +21734,7 @@
         <w:t xml:space="preserve">(info/label) içermesi şarttır.</w:t>
       </w:r>
     </w:p>
-    <w:bookmarkStart w:id="92" w:name="ileri-gizlilik-forward-secrecy"/>
+    <w:bookmarkStart w:id="82" w:name="ileri-gizlilik-forward-secrecy"/>
     <w:p>
       <w:pPr>
         <w:pStyle w:val="Heading3"/>
@@ -22661,20 +21896,20 @@
       <w:r>
         <w:drawing>
           <wp:inline>
-            <wp:extent cx="5759999" cy="2574688"/>
+            <wp:extent cx="5759999" cy="2337249"/>
             <wp:effectExtent b="0" l="0" r="0" t="0"/>
-            <wp:docPr descr="İleri gizlilik: tek yönlü anahtar zinciri" title="" id="90" name="Picture"/>
+            <wp:docPr descr="İleri gizlilik: tek yönlü anahtar zinciri" title="" id="80" name="Picture"/>
             <a:graphic>
               <a:graphicData uri="http://schemas.openxmlformats.org/drawingml/2006/picture">
                 <pic:pic>
                   <pic:nvPicPr>
-                    <pic:cNvPr descr="h03-11-ileri-gizlilik.png" id="91" name="Picture"/>
+                    <pic:cNvPr descr="h03-11-ileri-gizlilik.png" id="81" name="Picture"/>
                     <pic:cNvPicPr>
                       <a:picLocks noChangeArrowheads="1" noChangeAspect="1"/>
                     </pic:cNvPicPr>
                   </pic:nvPicPr>
                   <pic:blipFill>
-                    <a:blip r:embed="rId89"/>
+                    <a:blip r:embed="rId79"/>
                     <a:stretch>
                       <a:fillRect/>
                     </a:stretch>
@@ -22682,7 +21917,7 @@
                   <pic:spPr bwMode="auto">
                     <a:xfrm>
                       <a:off x="0" y="0"/>
-                      <a:ext cx="5759999" cy="2574688"/>
+                      <a:ext cx="5759999" cy="2337249"/>
                     </a:xfrm>
                     <a:prstGeom prst="rect">
                       <a:avLst/>
@@ -22701,8 +21936,8 @@
         </w:drawing>
       </w:r>
     </w:p>
-    <w:bookmarkEnd w:id="92"/>
-    <w:bookmarkStart w:id="93" w:name="Xf633e11f442e30a1a37838e2494d28192dc9b7b"/>
+    <w:bookmarkEnd w:id="82"/>
+    <w:bookmarkStart w:id="83" w:name="Xf633e11f442e30a1a37838e2494d28192dc9b7b"/>
     <w:p>
       <w:pPr>
         <w:pStyle w:val="Heading3"/>
@@ -23019,8 +22254,16 @@
       <w:r>
         <w:t xml:space="preserve"> </w:t>
       </w:r>
-      <w:r>
-        <w:t xml:space="preserve">Hafta 10’da ayrıntılı işleyeceğiz; bu hafta ilke şudur:</w:t>
+      <w:hyperlink r:id="rId39">
+        <w:r>
+          <w:rPr>
+            <w:rStyle w:val="Hyperlink"/>
+          </w:rPr>
+          <w:t xml:space="preserve">Hafta 10</w:t>
+        </w:r>
+      </w:hyperlink>
+      <w:r>
+        <w:t xml:space="preserve">’da ayrıntılı işleyeceğiz; bu hafta ilke şudur:</w:t>
       </w:r>
       <w:r>
         <w:t xml:space="preserve"> </w:t>
@@ -23098,7 +22341,7 @@
         <w:pStyle w:val="Compact"/>
         <w:numPr>
           <w:ilvl w:val="0"/>
-          <w:numId w:val="1046"/>
+          <w:numId w:val="1032"/>
         </w:numPr>
       </w:pPr>
       <w:r>
@@ -23122,7 +22365,7 @@
         <w:pStyle w:val="Compact"/>
         <w:numPr>
           <w:ilvl w:val="0"/>
-          <w:numId w:val="1047"/>
+          <w:numId w:val="1033"/>
         </w:numPr>
       </w:pPr>
       <w:r>
@@ -23150,7 +22393,7 @@
         <w:pStyle w:val="Compact"/>
         <w:numPr>
           <w:ilvl w:val="0"/>
-          <w:numId w:val="1048"/>
+          <w:numId w:val="1034"/>
         </w:numPr>
       </w:pPr>
       <w:r>
@@ -23162,7 +22405,7 @@
         <w:pStyle w:val="Compact"/>
         <w:numPr>
           <w:ilvl w:val="0"/>
-          <w:numId w:val="1049"/>
+          <w:numId w:val="1035"/>
         </w:numPr>
       </w:pPr>
       <w:r>
@@ -23176,9 +22419,9 @@
         </w:pict>
       </w:r>
     </w:p>
-    <w:bookmarkEnd w:id="93"/>
-    <w:bookmarkEnd w:id="94"/>
-    <w:bookmarkStart w:id="114" w:name="X645f7239ddccf04b7f47f9ed71eb6c3fb69ef3d"/>
+    <w:bookmarkEnd w:id="83"/>
+    <w:bookmarkEnd w:id="84"/>
+    <w:bookmarkStart w:id="108" w:name="X645f7239ddccf04b7f47f9ed71eb6c3fb69ef3d"/>
     <w:p>
       <w:pPr>
         <w:pStyle w:val="Heading2"/>
@@ -23235,7 +22478,7 @@
         <w:t xml:space="preserve">bölümde konuyu sahada kullanılan biçimiyle genişletiyoruz.</w:t>
       </w:r>
     </w:p>
-    <w:bookmarkStart w:id="98" w:name="bir-anahtarın-hayatı"/>
+    <w:bookmarkStart w:id="88" w:name="bir-anahtarın-hayatı"/>
     <w:p>
       <w:pPr>
         <w:pStyle w:val="Heading3"/>
@@ -23259,20 +22502,20 @@
       <w:r>
         <w:drawing>
           <wp:inline>
-            <wp:extent cx="5759999" cy="2561342"/>
+            <wp:extent cx="5759999" cy="2650909"/>
             <wp:effectExtent b="0" l="0" r="0" t="0"/>
-            <wp:docPr descr="Anahtarın yaşam döngüsü: üretim, dağıtım, etkin, pasif, imha" title="" id="96" name="Picture"/>
+            <wp:docPr descr="Anahtarın yaşam döngüsü: üretim, dağıtım, etkin, pasif, imha" title="" id="86" name="Picture"/>
             <a:graphic>
               <a:graphicData uri="http://schemas.openxmlformats.org/drawingml/2006/picture">
                 <pic:pic>
                   <pic:nvPicPr>
-                    <pic:cNvPr descr="h03-04-anahtar-yasam-dongusu.png" id="97" name="Picture"/>
+                    <pic:cNvPr descr="h03-04-anahtar-yasam-dongusu.png" id="87" name="Picture"/>
                     <pic:cNvPicPr>
                       <a:picLocks noChangeArrowheads="1" noChangeAspect="1"/>
                     </pic:cNvPicPr>
                   </pic:nvPicPr>
                   <pic:blipFill>
-                    <a:blip r:embed="rId95"/>
+                    <a:blip r:embed="rId85"/>
                     <a:stretch>
                       <a:fillRect/>
                     </a:stretch>
@@ -23280,7 +22523,7 @@
                   <pic:spPr bwMode="auto">
                     <a:xfrm>
                       <a:off x="0" y="0"/>
-                      <a:ext cx="5759999" cy="2561342"/>
+                      <a:ext cx="5759999" cy="2650909"/>
                     </a:xfrm>
                     <a:prstGeom prst="rect">
                       <a:avLst/>
@@ -23688,8 +22931,8 @@
         <w:t xml:space="preserve">açıkta durduğu. İstemci cihazında duran bir anahtar, HSM’de duran bir anahtardan çok daha kısa ömürlü olmalıdır.</w:t>
       </w:r>
     </w:p>
-    <w:bookmarkEnd w:id="98"/>
-    <w:bookmarkStart w:id="102" w:name="anahtar-hiyerarşisi-her-işe-ayrı-anahtar"/>
+    <w:bookmarkEnd w:id="88"/>
+    <w:bookmarkStart w:id="92" w:name="anahtar-hiyerarşisi-her-işe-ayrı-anahtar"/>
     <w:p>
       <w:pPr>
         <w:pStyle w:val="Heading3"/>
@@ -23741,20 +22984,20 @@
       <w:r>
         <w:drawing>
           <wp:inline>
-            <wp:extent cx="5759999" cy="2654976"/>
+            <wp:extent cx="5759999" cy="4426914"/>
             <wp:effectExtent b="0" l="0" r="0" t="0"/>
-            <wp:docPr descr="Kök anahtardan KEK, DEK ve oturum anahtarlarına hiyerarşi" title="" id="100" name="Picture"/>
+            <wp:docPr descr="Kök anahtardan KEK, DEK ve oturum anahtarlarına hiyerarşi" title="" id="90" name="Picture"/>
             <a:graphic>
               <a:graphicData uri="http://schemas.openxmlformats.org/drawingml/2006/picture">
                 <pic:pic>
                   <pic:nvPicPr>
-                    <pic:cNvPr descr="h03-05-anahtar-hiyerarsisi.png" id="101" name="Picture"/>
+                    <pic:cNvPr descr="h03-05-anahtar-hiyerarsisi.png" id="91" name="Picture"/>
                     <pic:cNvPicPr>
                       <a:picLocks noChangeArrowheads="1" noChangeAspect="1"/>
                     </pic:cNvPicPr>
                   </pic:nvPicPr>
                   <pic:blipFill>
-                    <a:blip r:embed="rId99"/>
+                    <a:blip r:embed="rId89"/>
                     <a:stretch>
                       <a:fillRect/>
                     </a:stretch>
@@ -23762,7 +23005,7 @@
                   <pic:spPr bwMode="auto">
                     <a:xfrm>
                       <a:off x="0" y="0"/>
-                      <a:ext cx="5759999" cy="2654976"/>
+                      <a:ext cx="5759999" cy="4426914"/>
                     </a:xfrm>
                     <a:prstGeom prst="rect">
                       <a:avLst/>
@@ -23794,7 +23037,7 @@
         <w:pStyle w:val="Compact"/>
         <w:numPr>
           <w:ilvl w:val="0"/>
-          <w:numId w:val="1050"/>
+          <w:numId w:val="1036"/>
         </w:numPr>
       </w:pPr>
       <w:r>
@@ -23837,7 +23080,7 @@
         <w:pStyle w:val="Compact"/>
         <w:numPr>
           <w:ilvl w:val="0"/>
-          <w:numId w:val="1050"/>
+          <w:numId w:val="1036"/>
         </w:numPr>
       </w:pPr>
       <w:r>
@@ -23994,8 +23237,8 @@
         <w:t xml:space="preserve">saldırganın elinde birkaç işlemlik anahtar vardır ve bunlar sunucuda kolayca iptal edilir.</w:t>
       </w:r>
     </w:p>
-    <w:bookmarkEnd w:id="102"/>
-    <w:bookmarkStart w:id="106" w:name="zarflama-envelope-encryption"/>
+    <w:bookmarkEnd w:id="92"/>
+    <w:bookmarkStart w:id="96" w:name="zarflama-envelope-encryption"/>
     <w:p>
       <w:pPr>
         <w:pStyle w:val="Heading3"/>
@@ -24041,20 +23284,20 @@
       <w:r>
         <w:drawing>
           <wp:inline>
-            <wp:extent cx="5759999" cy="2377094"/>
+            <wp:extent cx="5759999" cy="3551364"/>
             <wp:effectExtent b="0" l="0" r="0" t="0"/>
-            <wp:docPr descr="Zarflama: veriyi DEK, DEK’i KEK şifreler" title="" id="104" name="Picture"/>
+            <wp:docPr descr="Zarflama: veriyi DEK, DEK’i KEK şifreler" title="" id="94" name="Picture"/>
             <a:graphic>
               <a:graphicData uri="http://schemas.openxmlformats.org/drawingml/2006/picture">
                 <pic:pic>
                   <pic:nvPicPr>
-                    <pic:cNvPr descr="h03-09-zarflama.png" id="105" name="Picture"/>
+                    <pic:cNvPr descr="h03-09-zarflama.png" id="95" name="Picture"/>
                     <pic:cNvPicPr>
                       <a:picLocks noChangeArrowheads="1" noChangeAspect="1"/>
                     </pic:cNvPicPr>
                   </pic:nvPicPr>
                   <pic:blipFill>
-                    <a:blip r:embed="rId103"/>
+                    <a:blip r:embed="rId93"/>
                     <a:stretch>
                       <a:fillRect/>
                     </a:stretch>
@@ -24062,7 +23305,7 @@
                   <pic:spPr bwMode="auto">
                     <a:xfrm>
                       <a:off x="0" y="0"/>
-                      <a:ext cx="5759999" cy="2377094"/>
+                      <a:ext cx="5759999" cy="3551364"/>
                     </a:xfrm>
                     <a:prstGeom prst="rect">
                       <a:avLst/>
@@ -24086,7 +23329,7 @@
         <w:pStyle w:val="Compact"/>
         <w:numPr>
           <w:ilvl w:val="0"/>
-          <w:numId w:val="1051"/>
+          <w:numId w:val="1037"/>
         </w:numPr>
       </w:pPr>
       <w:r>
@@ -24114,7 +23357,7 @@
         <w:pStyle w:val="Compact"/>
         <w:numPr>
           <w:ilvl w:val="0"/>
-          <w:numId w:val="1051"/>
+          <w:numId w:val="1037"/>
         </w:numPr>
       </w:pPr>
       <w:r>
@@ -24142,7 +23385,7 @@
         <w:pStyle w:val="Compact"/>
         <w:numPr>
           <w:ilvl w:val="0"/>
-          <w:numId w:val="1051"/>
+          <w:numId w:val="1037"/>
         </w:numPr>
       </w:pPr>
       <w:r>
@@ -24154,7 +23397,7 @@
         <w:pStyle w:val="Compact"/>
         <w:numPr>
           <w:ilvl w:val="0"/>
-          <w:numId w:val="1051"/>
+          <w:numId w:val="1037"/>
         </w:numPr>
       </w:pPr>
       <w:r>
@@ -24169,8 +23412,8 @@
         <w:t xml:space="preserve">Bulut sağlayıcılarının anahtar yönetim hizmetleri (KMS) ve disk şifreleme sistemleri bu yöntemi kullanır.</w:t>
       </w:r>
     </w:p>
-    <w:bookmarkEnd w:id="106"/>
-    <w:bookmarkStart w:id="110" w:name="X38c17c7d5a41993f3563adafc382770aa21b82f"/>
+    <w:bookmarkEnd w:id="96"/>
+    <w:bookmarkStart w:id="100" w:name="X38c17c7d5a41993f3563adafc382770aa21b82f"/>
     <w:p>
       <w:pPr>
         <w:pStyle w:val="Heading3"/>
@@ -24232,20 +23475,20 @@
       <w:r>
         <w:drawing>
           <wp:inline>
-            <wp:extent cx="5759999" cy="2189826"/>
+            <wp:extent cx="5759999" cy="2464211"/>
             <wp:effectExtent b="0" l="0" r="0" t="0"/>
-            <wp:docPr descr="Şifreli kayıt biçimi ve AAD kapsamı" title="" id="108" name="Picture"/>
+            <wp:docPr descr="Şifreli kayıt biçimi ve AAD kapsamı" title="" id="98" name="Picture"/>
             <a:graphic>
               <a:graphicData uri="http://schemas.openxmlformats.org/drawingml/2006/picture">
                 <pic:pic>
                   <pic:nvPicPr>
-                    <pic:cNvPr descr="h03-10-kayit-bicimi.png" id="109" name="Picture"/>
+                    <pic:cNvPr descr="h03-10-kayit-bicimi.png" id="99" name="Picture"/>
                     <pic:cNvPicPr>
                       <a:picLocks noChangeArrowheads="1" noChangeAspect="1"/>
                     </pic:cNvPicPr>
                   </pic:nvPicPr>
                   <pic:blipFill>
-                    <a:blip r:embed="rId107"/>
+                    <a:blip r:embed="rId97"/>
                     <a:stretch>
                       <a:fillRect/>
                     </a:stretch>
@@ -24253,7 +23496,7 @@
                   <pic:spPr bwMode="auto">
                     <a:xfrm>
                       <a:off x="0" y="0"/>
-                      <a:ext cx="5759999" cy="2189826"/>
+                      <a:ext cx="5759999" cy="2464211"/>
                     </a:xfrm>
                     <a:prstGeom prst="rect">
                       <a:avLst/>
@@ -24292,8 +23535,8 @@
         <w:t xml:space="preserve">alanını değiştirip uygulamayı eski, zayıf bir anahtara yönlendiremez.</w:t>
       </w:r>
     </w:p>
-    <w:bookmarkEnd w:id="110"/>
-    <w:bookmarkStart w:id="111" w:name="anahtarı-nerede-saklamalı"/>
+    <w:bookmarkEnd w:id="100"/>
+    <w:bookmarkStart w:id="102" w:name="anahtarı-nerede-saklamalı"/>
     <w:p>
       <w:pPr>
         <w:pStyle w:val="Heading3"/>
@@ -24427,7 +23670,21 @@
               <w:pStyle w:val="Compact"/>
             </w:pPr>
             <w:r>
-              <w:t xml:space="preserve">Asla (zorunlu değilse; zorunluysa gizleme + parçalama, 4. hafta)</w:t>
+              <w:t xml:space="preserve">Asla (zorunlu değilse; zorunluysa gizleme + parçalama,</w:t>
+            </w:r>
+            <w:r>
+              <w:t xml:space="preserve"> </w:t>
+            </w:r>
+            <w:hyperlink r:id="rId101">
+              <w:r>
+                <w:rPr>
+                  <w:rStyle w:val="Hyperlink"/>
+                </w:rPr>
+                <w:t xml:space="preserve">4. hafta</w:t>
+              </w:r>
+            </w:hyperlink>
+            <w:r>
+              <w:t xml:space="preserve">)</w:t>
             </w:r>
           </w:p>
         </w:tc>
@@ -25149,8 +24406,8 @@
         <w:t xml:space="preserve">}</w:t>
       </w:r>
     </w:p>
-    <w:bookmarkEnd w:id="111"/>
-    <w:bookmarkStart w:id="112" w:name="X1d0aa8e9c7cc526fbe064865f00634eda27adcd"/>
+    <w:bookmarkEnd w:id="102"/>
+    <w:bookmarkStart w:id="105" w:name="X1d0aa8e9c7cc526fbe064865f00634eda27adcd"/>
     <w:p>
       <w:pPr>
         <w:pStyle w:val="Heading3"/>
@@ -25293,7 +24550,18 @@
               <w:pStyle w:val="Compact"/>
             </w:pPr>
             <w:r>
-              <w:t xml:space="preserve">Güvenlik kabukları, whitebox (11. hafta)</w:t>
+              <w:t xml:space="preserve">Güvenlik kabukları, whitebox (</w:t>
+            </w:r>
+            <w:hyperlink r:id="rId103">
+              <w:r>
+                <w:rPr>
+                  <w:rStyle w:val="Hyperlink"/>
+                </w:rPr>
+                <w:t xml:space="preserve">11. hafta</w:t>
+              </w:r>
+            </w:hyperlink>
+            <w:r>
+              <w:t xml:space="preserve">)</w:t>
             </w:r>
           </w:p>
         </w:tc>
@@ -25456,8 +24724,19 @@
             <w:pPr>
               <w:pStyle w:val="Compact"/>
             </w:pPr>
-            <w:r>
-              <w:t xml:space="preserve">6. hafta (kanca algılama)</w:t>
+            <w:hyperlink r:id="rId104">
+              <w:r>
+                <w:rPr>
+                  <w:rStyle w:val="Hyperlink"/>
+                </w:rPr>
+                <w:t xml:space="preserve">6. hafta</w:t>
+              </w:r>
+            </w:hyperlink>
+            <w:r>
+              <w:t xml:space="preserve"> </w:t>
+            </w:r>
+            <w:r>
+              <w:t xml:space="preserve">(kanca algılama)</w:t>
             </w:r>
           </w:p>
         </w:tc>
@@ -25825,8 +25104,8 @@
         <w:t xml:space="preserve">değerlidir; saldırı yüzeyini daraltır.</w:t>
       </w:r>
     </w:p>
-    <w:bookmarkEnd w:id="112"/>
-    <w:bookmarkStart w:id="113" w:name="Xaf5baa9d29503220af27426b50a83d28dfff0d4"/>
+    <w:bookmarkEnd w:id="105"/>
+    <w:bookmarkStart w:id="107" w:name="Xaf5baa9d29503220af27426b50a83d28dfff0d4"/>
     <w:p>
       <w:pPr>
         <w:pStyle w:val="Heading3"/>
@@ -25870,7 +25149,7 @@
         <w:pStyle w:val="Compact"/>
         <w:numPr>
           <w:ilvl w:val="0"/>
-          <w:numId w:val="1052"/>
+          <w:numId w:val="1038"/>
         </w:numPr>
       </w:pPr>
       <w:r>
@@ -25920,7 +25199,7 @@
         <w:pStyle w:val="Compact"/>
         <w:numPr>
           <w:ilvl w:val="0"/>
-          <w:numId w:val="1052"/>
+          <w:numId w:val="1038"/>
         </w:numPr>
       </w:pPr>
       <w:r>
@@ -25932,7 +25211,7 @@
         <w:pStyle w:val="Compact"/>
         <w:numPr>
           <w:ilvl w:val="0"/>
-          <w:numId w:val="1052"/>
+          <w:numId w:val="1038"/>
         </w:numPr>
       </w:pPr>
       <w:r>
@@ -25966,7 +25245,7 @@
         <w:pStyle w:val="Compact"/>
         <w:numPr>
           <w:ilvl w:val="0"/>
-          <w:numId w:val="1052"/>
+          <w:numId w:val="1038"/>
         </w:numPr>
       </w:pPr>
       <w:r>
@@ -26010,7 +25289,7 @@
         <w:pStyle w:val="Compact"/>
         <w:numPr>
           <w:ilvl w:val="0"/>
-          <w:numId w:val="1052"/>
+          <w:numId w:val="1038"/>
         </w:numPr>
       </w:pPr>
       <w:r>
@@ -26322,7 +25601,24 @@
         <w:t xml:space="preserve"> </w:t>
       </w:r>
       <w:r>
-        <w:t xml:space="preserve">neden değişmesi gerektiğini gerekçesiyle söyleyebilmektir. 12. haftada bir güvenlik kılavuzunu bu</w:t>
+        <w:t xml:space="preserve">neden değişmesi gerektiğini gerekçesiyle söyleyebilmektir.</w:t>
+      </w:r>
+      <w:r>
+        <w:t xml:space="preserve"> </w:t>
+      </w:r>
+      <w:hyperlink r:id="rId106">
+        <w:r>
+          <w:rPr>
+            <w:rStyle w:val="Hyperlink"/>
+          </w:rPr>
+          <w:t xml:space="preserve">12. haftada</w:t>
+        </w:r>
+      </w:hyperlink>
+      <w:r>
+        <w:t xml:space="preserve"> </w:t>
+      </w:r>
+      <w:r>
+        <w:t xml:space="preserve">bir güvenlik kılavuzunu bu</w:t>
       </w:r>
       <w:r>
         <w:t xml:space="preserve"> </w:t>
@@ -26408,9 +25704,9 @@
         </w:pict>
       </w:r>
     </w:p>
-    <w:bookmarkEnd w:id="113"/>
-    <w:bookmarkEnd w:id="114"/>
-    <w:bookmarkStart w:id="123" w:name="X82e434b677e3f2888fa94745bfaadc512ae92ad"/>
+    <w:bookmarkEnd w:id="107"/>
+    <w:bookmarkEnd w:id="108"/>
+    <w:bookmarkStart w:id="117" w:name="X82e434b677e3f2888fa94745bfaadc512ae92ad"/>
     <w:p>
       <w:pPr>
         <w:pStyle w:val="Heading2"/>
@@ -26424,12 +25720,6 @@
         <w:pStyle w:val="FirstParagraph"/>
       </w:pPr>
       <w:r>
-        <w:t xml:space="preserve">Aktarımdaki veriyi koruyan standart</w:t>
-      </w:r>
-      <w:r>
-        <w:t xml:space="preserve"> </w:t>
-      </w:r>
-      <w:r>
         <w:rPr>
           <w:b/>
           <w:bCs/>
@@ -26437,7 +25727,75 @@
         <w:t xml:space="preserve">TLS</w:t>
       </w:r>
       <w:r>
-        <w:t xml:space="preserve">’tir (eski adıyla SSL). Bugün</w:t>
+        <w:t xml:space="preserve"> </w:t>
+      </w:r>
+      <w:r>
+        <w:t xml:space="preserve">(Transport Layer Security), iki uç arasında</w:t>
+      </w:r>
+      <w:r>
+        <w:t xml:space="preserve"> </w:t>
+      </w:r>
+      <w:r>
+        <w:rPr>
+          <w:b/>
+          <w:bCs/>
+        </w:rPr>
+        <w:t xml:space="preserve">anahtar anlaşmasını</w:t>
+      </w:r>
+      <w:r>
+        <w:t xml:space="preserve">,</w:t>
+      </w:r>
+      <w:r>
+        <w:t xml:space="preserve"> </w:t>
+      </w:r>
+      <w:r>
+        <w:rPr>
+          <w:b/>
+          <w:bCs/>
+        </w:rPr>
+        <w:t xml:space="preserve">AEAD ile şifrelemeyi</w:t>
+      </w:r>
+      <w:r>
+        <w:t xml:space="preserve"> </w:t>
+      </w:r>
+      <w:r>
+        <w:t xml:space="preserve">ve</w:t>
+      </w:r>
+      <w:r>
+        <w:t xml:space="preserve"> </w:t>
+      </w:r>
+      <w:r>
+        <w:rPr>
+          <w:b/>
+          <w:bCs/>
+        </w:rPr>
+        <w:t xml:space="preserve">sertifika</w:t>
+      </w:r>
+      <w:r>
+        <w:rPr>
+          <w:b/>
+          <w:bCs/>
+        </w:rPr>
+        <w:t xml:space="preserve"> </w:t>
+      </w:r>
+      <w:r>
+        <w:rPr>
+          <w:b/>
+          <w:bCs/>
+        </w:rPr>
+        <w:t xml:space="preserve">doğrulamasını</w:t>
+      </w:r>
+      <w:r>
+        <w:t xml:space="preserve"> </w:t>
+      </w:r>
+      <w:r>
+        <w:t xml:space="preserve">birleştirip ağ üzerinde güvenli iletişim sağlayan protokoldür — HTTPS’in altındaki katmandır (eski</w:t>
+      </w:r>
+      <w:r>
+        <w:t xml:space="preserve"> </w:t>
+      </w:r>
+      <w:r>
+        <w:t xml:space="preserve">adıyla SSL). Aktarımdaki veriyi koruyan standart budur. Bugün</w:t>
       </w:r>
       <w:r>
         <w:t xml:space="preserve"> </w:t>
@@ -26453,16 +25811,16 @@
         <w:t xml:space="preserve"> </w:t>
       </w:r>
       <w:r>
-        <w:t xml:space="preserve">kullanılır; SSLv2/SSLv3 ve</w:t>
-      </w:r>
-      <w:r>
-        <w:t xml:space="preserve"> </w:t>
-      </w:r>
-      <w:r>
-        <w:t xml:space="preserve">TLS 1.0/1.1 kırık kabul edilir ve bırakılmıştır (POODLE, BEAST gibi saldırılar).</w:t>
-      </w:r>
-    </w:p>
-    <w:bookmarkStart w:id="118" w:name="tls-1.3-el-sıkışması"/>
+        <w:t xml:space="preserve">kullanılır; SSLv2/SSLv3 ve TLS 1.0/1.1</w:t>
+      </w:r>
+      <w:r>
+        <w:t xml:space="preserve"> </w:t>
+      </w:r>
+      <w:r>
+        <w:t xml:space="preserve">kırık kabul edilir ve bırakılmıştır (POODLE, BEAST gibi saldırılar).</w:t>
+      </w:r>
+    </w:p>
+    <w:bookmarkStart w:id="112" w:name="tls-1.3-el-sıkışması"/>
     <w:p>
       <w:pPr>
         <w:pStyle w:val="Heading3"/>
@@ -26478,20 +25836,20 @@
       <w:r>
         <w:drawing>
           <wp:inline>
-            <wp:extent cx="5759999" cy="3307393"/>
+            <wp:extent cx="5759999" cy="4666966"/>
             <wp:effectExtent b="0" l="0" r="0" t="0"/>
-            <wp:docPr descr="TLS 1.3 el sıkışması adımları ve sertifika doğrulama" title="" id="116" name="Picture"/>
+            <wp:docPr descr="TLS 1.3 el sıkışması adımları ve sertifika doğrulama" title="" id="110" name="Picture"/>
             <a:graphic>
               <a:graphicData uri="http://schemas.openxmlformats.org/drawingml/2006/picture">
                 <pic:pic>
                   <pic:nvPicPr>
-                    <pic:cNvPr descr="h03-06-tls13.png" id="117" name="Picture"/>
+                    <pic:cNvPr descr="h03-06-tls13.png" id="111" name="Picture"/>
                     <pic:cNvPicPr>
                       <a:picLocks noChangeArrowheads="1" noChangeAspect="1"/>
                     </pic:cNvPicPr>
                   </pic:nvPicPr>
                   <pic:blipFill>
-                    <a:blip r:embed="rId115"/>
+                    <a:blip r:embed="rId109"/>
                     <a:stretch>
                       <a:fillRect/>
                     </a:stretch>
@@ -26499,7 +25857,7 @@
                   <pic:spPr bwMode="auto">
                     <a:xfrm>
                       <a:off x="0" y="0"/>
-                      <a:ext cx="5759999" cy="3307393"/>
+                      <a:ext cx="5759999" cy="4666966"/>
                     </a:xfrm>
                     <a:prstGeom prst="rect">
                       <a:avLst/>
@@ -26574,8 +25932,8 @@
         <w:t xml:space="preserve">varsayılan olarak açıktır (RFC 8446).</w:t>
       </w:r>
     </w:p>
-    <w:bookmarkEnd w:id="118"/>
-    <w:bookmarkStart w:id="119" w:name="X3061f7f3c6aa15a9a29992e5346fe6a1e51fc54"/>
+    <w:bookmarkEnd w:id="112"/>
+    <w:bookmarkStart w:id="113" w:name="X3061f7f3c6aa15a9a29992e5346fe6a1e51fc54"/>
     <w:p>
       <w:pPr>
         <w:pStyle w:val="Heading3"/>
@@ -27101,19 +26459,22 @@
       <w:r>
         <w:t xml:space="preserve"> </w:t>
       </w:r>
-      <w:r>
-        <w:rPr>
-          <w:b/>
-          <w:bCs/>
-        </w:rPr>
-        <w:t xml:space="preserve">Hafta 10</w:t>
-      </w:r>
+      <w:hyperlink r:id="rId39">
+        <w:r>
+          <w:rPr>
+            <w:rStyle w:val="Hyperlink"/>
+            <w:b/>
+            <w:bCs/>
+          </w:rPr>
+          <w:t xml:space="preserve">Hafta 10</w:t>
+        </w:r>
+      </w:hyperlink>
       <w:r>
         <w:t xml:space="preserve">’da ayrıntılı işleyeceğiz.</w:t>
       </w:r>
     </w:p>
-    <w:bookmarkEnd w:id="119"/>
-    <w:bookmarkStart w:id="120" w:name="sabitleme-pinning-ve-tofu"/>
+    <w:bookmarkEnd w:id="113"/>
+    <w:bookmarkStart w:id="114" w:name="sabitleme-pinning-ve-tofu"/>
     <w:p>
       <w:pPr>
         <w:pStyle w:val="Heading3"/>
@@ -27127,7 +26488,7 @@
         <w:pStyle w:val="Compact"/>
         <w:numPr>
           <w:ilvl w:val="0"/>
-          <w:numId w:val="1053"/>
+          <w:numId w:val="1039"/>
         </w:numPr>
       </w:pPr>
       <w:r>
@@ -27217,7 +26578,7 @@
         <w:pStyle w:val="Compact"/>
         <w:numPr>
           <w:ilvl w:val="0"/>
-          <w:numId w:val="1053"/>
+          <w:numId w:val="1039"/>
         </w:numPr>
       </w:pPr>
       <w:r>
@@ -27269,8 +26630,8 @@
         <w:t xml:space="preserve">girmeyi zorlaştırır.</w:t>
       </w:r>
     </w:p>
-    <w:bookmarkEnd w:id="120"/>
-    <w:bookmarkStart w:id="121" w:name="tls-1.2den-1.3e-ne-değişti"/>
+    <w:bookmarkEnd w:id="114"/>
+    <w:bookmarkStart w:id="115" w:name="tls-1.2den-1.3e-ne-değişti"/>
     <w:p>
       <w:pPr>
         <w:pStyle w:val="Heading3"/>
@@ -27619,8 +26980,8 @@
         <w:t xml:space="preserve">0-RTT kullanılmaz.</w:t>
       </w:r>
     </w:p>
-    <w:bookmarkEnd w:id="121"/>
-    <w:bookmarkStart w:id="122" w:name="X3338d77b06ce0d8b37dcb36166e52633ebb778b"/>
+    <w:bookmarkEnd w:id="115"/>
+    <w:bookmarkStart w:id="116" w:name="X3338d77b06ce0d8b37dcb36166e52633ebb778b"/>
     <w:p>
       <w:pPr>
         <w:pStyle w:val="Heading3"/>
@@ -28889,7 +28250,7 @@
         <w:pStyle w:val="Compact"/>
         <w:numPr>
           <w:ilvl w:val="0"/>
-          <w:numId w:val="1054"/>
+          <w:numId w:val="1040"/>
         </w:numPr>
       </w:pPr>
       <w:r>
@@ -28910,7 +28271,7 @@
         <w:pStyle w:val="Compact"/>
         <w:numPr>
           <w:ilvl w:val="0"/>
-          <w:numId w:val="1055"/>
+          <w:numId w:val="1041"/>
         </w:numPr>
       </w:pPr>
       <w:r>
@@ -28931,7 +28292,7 @@
         <w:pStyle w:val="Compact"/>
         <w:numPr>
           <w:ilvl w:val="0"/>
-          <w:numId w:val="1056"/>
+          <w:numId w:val="1042"/>
         </w:numPr>
       </w:pPr>
       <w:r>
@@ -28943,7 +28304,7 @@
         <w:pStyle w:val="Compact"/>
         <w:numPr>
           <w:ilvl w:val="0"/>
-          <w:numId w:val="1057"/>
+          <w:numId w:val="1043"/>
         </w:numPr>
       </w:pPr>
       <w:r>
@@ -28968,7 +28329,7 @@
         <w:pStyle w:val="Compact"/>
         <w:numPr>
           <w:ilvl w:val="0"/>
-          <w:numId w:val="1058"/>
+          <w:numId w:val="1044"/>
         </w:numPr>
       </w:pPr>
       <w:r>
@@ -28998,9 +28359,9 @@
         </w:pict>
       </w:r>
     </w:p>
-    <w:bookmarkEnd w:id="122"/>
-    <w:bookmarkEnd w:id="123"/>
-    <w:bookmarkStart w:id="134" w:name="X6b281311480085ae0f0c6a81ab290325f548660"/>
+    <w:bookmarkEnd w:id="116"/>
+    <w:bookmarkEnd w:id="117"/>
+    <w:bookmarkStart w:id="128" w:name="X6b281311480085ae0f0c6a81ab290325f548660"/>
     <w:p>
       <w:pPr>
         <w:pStyle w:val="Heading2"/>
@@ -29080,20 +28441,20 @@
       <w:r>
         <w:drawing>
           <wp:inline>
-            <wp:extent cx="5759999" cy="2766688"/>
+            <wp:extent cx="5759999" cy="2944847"/>
             <wp:effectExtent b="0" l="0" r="0" t="0"/>
-            <wp:docPr descr="TLS istemcisini doğru kurmanın adımları" title="" id="125" name="Picture"/>
+            <wp:docPr descr="TLS istemcisini doğru kurmanın adımları" title="" id="119" name="Picture"/>
             <a:graphic>
               <a:graphicData uri="http://schemas.openxmlformats.org/drawingml/2006/picture">
                 <pic:pic>
                   <pic:nvPicPr>
-                    <pic:cNvPr descr="h03-16-tls-istemci-adimlari.png" id="126" name="Picture"/>
+                    <pic:cNvPr descr="h03-16-tls-istemci-adimlari.png" id="120" name="Picture"/>
                     <pic:cNvPicPr>
                       <a:picLocks noChangeArrowheads="1" noChangeAspect="1"/>
                     </pic:cNvPicPr>
                   </pic:nvPicPr>
                   <pic:blipFill>
-                    <a:blip r:embed="rId124"/>
+                    <a:blip r:embed="rId118"/>
                     <a:stretch>
                       <a:fillRect/>
                     </a:stretch>
@@ -29101,7 +28462,7 @@
                   <pic:spPr bwMode="auto">
                     <a:xfrm>
                       <a:off x="0" y="0"/>
-                      <a:ext cx="5759999" cy="2766688"/>
+                      <a:ext cx="5759999" cy="2944847"/>
                     </a:xfrm>
                     <a:prstGeom prst="rect">
                       <a:avLst/>
@@ -29120,7 +28481,7 @@
         </w:drawing>
       </w:r>
     </w:p>
-    <w:bookmarkStart w:id="127" w:name="openssl-ile-doğru-bir-istemci-yedi-adım"/>
+    <w:bookmarkStart w:id="121" w:name="openssl-ile-doğru-bir-istemci-yedi-adım"/>
     <w:p>
       <w:pPr>
         <w:pStyle w:val="Heading3"/>
@@ -31115,8 +30476,8 @@
         <w:t xml:space="preserve">çalışma, çok sayıda gerçek uygulamanın ve kütüphanenin tam olarak bu adımı atladığını göstermişti.</w:t>
       </w:r>
     </w:p>
-    <w:bookmarkEnd w:id="127"/>
-    <w:bookmarkStart w:id="128" w:name="sabitlemeyi-eklemek-spki-özeti"/>
+    <w:bookmarkEnd w:id="121"/>
+    <w:bookmarkStart w:id="122" w:name="sabitlemeyi-eklemek-spki-özeti"/>
     <w:p>
       <w:pPr>
         <w:pStyle w:val="Heading3"/>
@@ -32703,8 +32064,8 @@
         <w:t xml:space="preserve">base64</w:t>
       </w:r>
     </w:p>
-    <w:bookmarkEnd w:id="128"/>
-    <w:bookmarkStart w:id="129" w:name="sabitlemeyi-sahada-sürdürmek"/>
+    <w:bookmarkEnd w:id="122"/>
+    <w:bookmarkStart w:id="123" w:name="sabitlemeyi-sahada-sürdürmek"/>
     <w:p>
       <w:pPr>
         <w:pStyle w:val="Heading3"/>
@@ -33054,11 +32415,22 @@
         <w:t xml:space="preserve"> </w:t>
       </w:r>
       <w:r>
-        <w:t xml:space="preserve">olarak yazılır (1. hafta).</w:t>
-      </w:r>
-    </w:p>
-    <w:bookmarkEnd w:id="129"/>
-    <w:bookmarkStart w:id="130" w:name="windowsta-tls-winhttp-ve-schannel"/>
+        <w:t xml:space="preserve">olarak yazılır (</w:t>
+      </w:r>
+      <w:hyperlink r:id="rId20">
+        <w:r>
+          <w:rPr>
+            <w:rStyle w:val="Hyperlink"/>
+          </w:rPr>
+          <w:t xml:space="preserve">1. hafta</w:t>
+        </w:r>
+      </w:hyperlink>
+      <w:r>
+        <w:t xml:space="preserve">).</w:t>
+      </w:r>
+    </w:p>
+    <w:bookmarkEnd w:id="123"/>
+    <w:bookmarkStart w:id="124" w:name="windowsta-tls-winhttp-ve-schannel"/>
     <w:p>
       <w:pPr>
         <w:pStyle w:val="Heading3"/>
@@ -33341,8 +32713,8 @@
         <w:t xml:space="preserve">sunucu sertifikası alınır ve açık anahtar bilgisinin özeti yukarıdaki gibi karşılaştırılır.</w:t>
       </w:r>
     </w:p>
-    <w:bookmarkEnd w:id="130"/>
-    <w:bookmarkStart w:id="131" w:name="X948f538c77a1755cf370a794f7933294c06683a"/>
+    <w:bookmarkEnd w:id="124"/>
+    <w:bookmarkStart w:id="125" w:name="X948f538c77a1755cf370a794f7933294c06683a"/>
     <w:p>
       <w:pPr>
         <w:pStyle w:val="Heading3"/>
@@ -34101,7 +33473,7 @@
         <w:pStyle w:val="Compact"/>
         <w:numPr>
           <w:ilvl w:val="0"/>
-          <w:numId w:val="1059"/>
+          <w:numId w:val="1045"/>
         </w:numPr>
       </w:pPr>
       <w:r>
@@ -34132,7 +33504,7 @@
         <w:pStyle w:val="Compact"/>
         <w:numPr>
           <w:ilvl w:val="0"/>
-          <w:numId w:val="1059"/>
+          <w:numId w:val="1045"/>
         </w:numPr>
       </w:pPr>
       <w:r>
@@ -34157,7 +33529,7 @@
         <w:pStyle w:val="Compact"/>
         <w:numPr>
           <w:ilvl w:val="0"/>
-          <w:numId w:val="1059"/>
+          <w:numId w:val="1045"/>
         </w:numPr>
       </w:pPr>
       <w:r>
@@ -34485,8 +33857,8 @@
         <w:t xml:space="preserve">günlük satırlarını ayrıca arayın: fail-open hatalarının neredeyse hepsi oradadır.</w:t>
       </w:r>
     </w:p>
-    <w:bookmarkEnd w:id="131"/>
-    <w:bookmarkStart w:id="132" w:name="gerçek-uygulamalarda-en-sık-tls-hataları"/>
+    <w:bookmarkEnd w:id="125"/>
+    <w:bookmarkStart w:id="126" w:name="gerçek-uygulamalarda-en-sık-tls-hataları"/>
     <w:p>
       <w:pPr>
         <w:pStyle w:val="Heading3"/>
@@ -34950,8 +34322,8 @@
         <w:t xml:space="preserve">şifreleme (güvenlik kabuğu) eklenir ve veri beklemede de şifrelenir.</w:t>
       </w:r>
     </w:p>
-    <w:bookmarkEnd w:id="132"/>
-    <w:bookmarkStart w:id="133" w:name="kendi-bağlantınızı-test-etmek"/>
+    <w:bookmarkEnd w:id="126"/>
+    <w:bookmarkStart w:id="127" w:name="kendi-bağlantınızı-test-etmek"/>
     <w:p>
       <w:pPr>
         <w:pStyle w:val="Heading3"/>
@@ -35153,7 +34525,7 @@
         <w:pStyle w:val="Compact"/>
         <w:numPr>
           <w:ilvl w:val="0"/>
-          <w:numId w:val="1060"/>
+          <w:numId w:val="1046"/>
         </w:numPr>
       </w:pPr>
       <w:r>
@@ -35181,7 +34553,7 @@
         <w:pStyle w:val="Compact"/>
         <w:numPr>
           <w:ilvl w:val="0"/>
-          <w:numId w:val="1060"/>
+          <w:numId w:val="1046"/>
         </w:numPr>
       </w:pPr>
       <w:r>
@@ -35206,7 +34578,7 @@
         <w:pStyle w:val="Compact"/>
         <w:numPr>
           <w:ilvl w:val="0"/>
-          <w:numId w:val="1060"/>
+          <w:numId w:val="1046"/>
         </w:numPr>
       </w:pPr>
       <w:r>
@@ -35231,7 +34603,7 @@
         <w:pStyle w:val="Compact"/>
         <w:numPr>
           <w:ilvl w:val="0"/>
-          <w:numId w:val="1060"/>
+          <w:numId w:val="1046"/>
         </w:numPr>
       </w:pPr>
       <w:r>
@@ -35267,7 +34639,18 @@
         <w:t xml:space="preserve"> </w:t>
       </w:r>
       <w:r>
-        <w:t xml:space="preserve">çalışma anında devre dışı bırakmayı dener (6. hafta); bu denemenin ne kadar sürdüğü, korumanın gücünü gösterir.</w:t>
+        <w:t xml:space="preserve">çalışma anında devre dışı bırakmayı dener (</w:t>
+      </w:r>
+      <w:hyperlink r:id="rId104">
+        <w:r>
+          <w:rPr>
+            <w:rStyle w:val="Hyperlink"/>
+          </w:rPr>
+          <w:t xml:space="preserve">6. hafta</w:t>
+        </w:r>
+      </w:hyperlink>
+      <w:r>
+        <w:t xml:space="preserve">); bu denemenin ne kadar sürdüğü, korumanın gücünü gösterir.</w:t>
       </w:r>
       <w:r>
         <w:t xml:space="preserve"> </w:t>
@@ -35337,9 +34720,9 @@
         </w:pict>
       </w:r>
     </w:p>
-    <w:bookmarkEnd w:id="133"/>
-    <w:bookmarkEnd w:id="134"/>
-    <w:bookmarkStart w:id="139" w:name="X321fa2f985e09a1e9f0485a5518cf36d8ab6bef"/>
+    <w:bookmarkEnd w:id="127"/>
+    <w:bookmarkEnd w:id="128"/>
+    <w:bookmarkStart w:id="133" w:name="X321fa2f985e09a1e9f0485a5518cf36d8ab6bef"/>
     <w:p>
       <w:pPr>
         <w:pStyle w:val="Heading2"/>
@@ -35385,20 +34768,20 @@
       <w:r>
         <w:drawing>
           <wp:inline>
-            <wp:extent cx="5759999" cy="2574688"/>
+            <wp:extent cx="5759999" cy="2960677"/>
             <wp:effectExtent b="0" l="0" r="0" t="0"/>
-            <wp:docPr descr="Beklemede veri: disk ve alan şifreleme" title="" id="136" name="Picture"/>
+            <wp:docPr descr="Beklemede veri: disk ve alan şifreleme" title="" id="130" name="Picture"/>
             <a:graphic>
               <a:graphicData uri="http://schemas.openxmlformats.org/drawingml/2006/picture">
                 <pic:pic>
                   <pic:nvPicPr>
-                    <pic:cNvPr descr="h03-17-beklemede-iki-duzey.png" id="137" name="Picture"/>
+                    <pic:cNvPr descr="h03-17-beklemede-iki-duzey.png" id="131" name="Picture"/>
                     <pic:cNvPicPr>
                       <a:picLocks noChangeArrowheads="1" noChangeAspect="1"/>
                     </pic:cNvPicPr>
                   </pic:nvPicPr>
                   <pic:blipFill>
-                    <a:blip r:embed="rId135"/>
+                    <a:blip r:embed="rId129"/>
                     <a:stretch>
                       <a:fillRect/>
                     </a:stretch>
@@ -35406,7 +34789,7 @@
                   <pic:spPr bwMode="auto">
                     <a:xfrm>
                       <a:off x="0" y="0"/>
-                      <a:ext cx="5759999" cy="2574688"/>
+                      <a:ext cx="5759999" cy="2960677"/>
                     </a:xfrm>
                     <a:prstGeom prst="rect">
                       <a:avLst/>
@@ -35430,7 +34813,7 @@
         <w:pStyle w:val="Compact"/>
         <w:numPr>
           <w:ilvl w:val="0"/>
-          <w:numId w:val="1061"/>
+          <w:numId w:val="1047"/>
         </w:numPr>
       </w:pPr>
       <w:r>
@@ -35474,7 +34857,7 @@
         <w:pStyle w:val="Compact"/>
         <w:numPr>
           <w:ilvl w:val="0"/>
-          <w:numId w:val="1061"/>
+          <w:numId w:val="1047"/>
         </w:numPr>
       </w:pPr>
       <w:r>
@@ -35568,7 +34951,7 @@
         <w:pStyle w:val="Compact"/>
         <w:numPr>
           <w:ilvl w:val="0"/>
-          <w:numId w:val="1062"/>
+          <w:numId w:val="1048"/>
         </w:numPr>
       </w:pPr>
       <w:r>
@@ -35620,7 +35003,7 @@
         <w:pStyle w:val="Compact"/>
         <w:numPr>
           <w:ilvl w:val="0"/>
-          <w:numId w:val="1062"/>
+          <w:numId w:val="1048"/>
         </w:numPr>
       </w:pPr>
       <w:r>
@@ -35650,7 +35033,18 @@
         <w:t xml:space="preserve"> </w:t>
       </w:r>
       <w:r>
-        <w:t xml:space="preserve">yazılmaz ya da maskeli yazılır. (Hafta 1’de gördüğümüz</w:t>
+        <w:t xml:space="preserve">yazılmaz ya da maskeli yazılır. (</w:t>
+      </w:r>
+      <w:hyperlink r:id="rId20">
+        <w:r>
+          <w:rPr>
+            <w:rStyle w:val="Hyperlink"/>
+          </w:rPr>
+          <w:t xml:space="preserve">Hafta 1</w:t>
+        </w:r>
+      </w:hyperlink>
+      <w:r>
+        <w:t xml:space="preserve">’de gördüğümüz</w:t>
       </w:r>
       <w:r>
         <w:t xml:space="preserve"> </w:t>
@@ -35676,7 +35070,7 @@
         <w:pStyle w:val="Compact"/>
         <w:numPr>
           <w:ilvl w:val="0"/>
-          <w:numId w:val="1062"/>
+          <w:numId w:val="1048"/>
         </w:numPr>
       </w:pPr>
       <w:r>
@@ -35716,7 +35110,7 @@
         <w:pStyle w:val="Compact"/>
         <w:numPr>
           <w:ilvl w:val="0"/>
-          <w:numId w:val="1062"/>
+          <w:numId w:val="1048"/>
         </w:numPr>
       </w:pPr>
       <w:r>
@@ -35794,7 +35188,7 @@
         <w:t xml:space="preserve">.</w:t>
       </w:r>
     </w:p>
-    <w:bookmarkStart w:id="138" w:name="Xdc7418aee7c1f9757c1be4a54cf68e81c0cf2cb"/>
+    <w:bookmarkStart w:id="132" w:name="Xdc7418aee7c1f9757c1be4a54cf68e81c0cf2cb"/>
     <w:p>
       <w:pPr>
         <w:pStyle w:val="Heading3"/>
@@ -36324,7 +35718,7 @@
         <w:pStyle w:val="Compact"/>
         <w:numPr>
           <w:ilvl w:val="0"/>
-          <w:numId w:val="1063"/>
+          <w:numId w:val="1049"/>
         </w:numPr>
       </w:pPr>
       <w:r>
@@ -36352,7 +35746,7 @@
         <w:pStyle w:val="Compact"/>
         <w:numPr>
           <w:ilvl w:val="0"/>
-          <w:numId w:val="1064"/>
+          <w:numId w:val="1050"/>
         </w:numPr>
       </w:pPr>
       <w:r>
@@ -36364,7 +35758,7 @@
         <w:pStyle w:val="Compact"/>
         <w:numPr>
           <w:ilvl w:val="0"/>
-          <w:numId w:val="1065"/>
+          <w:numId w:val="1051"/>
         </w:numPr>
       </w:pPr>
       <w:r>
@@ -36376,7 +35770,7 @@
         <w:pStyle w:val="Compact"/>
         <w:numPr>
           <w:ilvl w:val="0"/>
-          <w:numId w:val="1066"/>
+          <w:numId w:val="1052"/>
         </w:numPr>
       </w:pPr>
       <w:r>
@@ -36388,7 +35782,7 @@
         <w:pStyle w:val="Compact"/>
         <w:numPr>
           <w:ilvl w:val="0"/>
-          <w:numId w:val="1067"/>
+          <w:numId w:val="1053"/>
         </w:numPr>
       </w:pPr>
       <w:r>
@@ -36402,9 +35796,9 @@
         </w:pict>
       </w:r>
     </w:p>
-    <w:bookmarkEnd w:id="138"/>
-    <w:bookmarkEnd w:id="139"/>
-    <w:bookmarkStart w:id="150" w:name="Xab84ee4643eab6082a5369215e4a34a15ede64f"/>
+    <w:bookmarkEnd w:id="132"/>
+    <w:bookmarkEnd w:id="133"/>
+    <w:bookmarkStart w:id="144" w:name="Xab84ee4643eab6082a5369215e4a34a15ede64f"/>
     <w:p>
       <w:pPr>
         <w:pStyle w:val="Heading2"/>
@@ -36496,7 +35890,7 @@
         <w:t xml:space="preserve">teknikleri açıkça ister.</w:t>
       </w:r>
     </w:p>
-    <w:bookmarkStart w:id="140" w:name="dört-temel-teknik"/>
+    <w:bookmarkStart w:id="134" w:name="dört-temel-teknik"/>
     <w:p>
       <w:pPr>
         <w:pStyle w:val="Heading3"/>
@@ -36877,8 +36271,8 @@
         <w:t xml:space="preserve">demekten çok daha güçlü bir iddiadır.</w:t>
       </w:r>
     </w:p>
-    <w:bookmarkEnd w:id="140"/>
-    <w:bookmarkStart w:id="141" w:name="gösterimde-maskeleme"/>
+    <w:bookmarkEnd w:id="134"/>
+    <w:bookmarkStart w:id="135" w:name="gösterimde-maskeleme"/>
     <w:p>
       <w:pPr>
         <w:pStyle w:val="Heading3"/>
@@ -37728,8 +37122,8 @@
         <w:t xml:space="preserve">ya da istemci belleğini inceleyen biri tam değeri görür. Doğrusu, istemciye zaten maskelenmiş değeri göndermektir.</w:t>
       </w:r>
     </w:p>
-    <w:bookmarkEnd w:id="141"/>
-    <w:bookmarkStart w:id="145" w:name="tokenizasyon"/>
+    <w:bookmarkEnd w:id="135"/>
+    <w:bookmarkStart w:id="139" w:name="tokenizasyon"/>
     <w:p>
       <w:pPr>
         <w:pStyle w:val="Heading3"/>
@@ -37745,20 +37139,20 @@
       <w:r>
         <w:drawing>
           <wp:inline>
-            <wp:extent cx="5759999" cy="2935878"/>
+            <wp:extent cx="5759999" cy="4287576"/>
             <wp:effectExtent b="0" l="0" r="0" t="0"/>
-            <wp:docPr descr="Tokenizasyon: gerçek kart numarası kasada, uygulamada belirteç" title="" id="143" name="Picture"/>
+            <wp:docPr descr="Tokenizasyon: gerçek kart numarası kasada, uygulamada belirteç" title="" id="137" name="Picture"/>
             <a:graphic>
               <a:graphicData uri="http://schemas.openxmlformats.org/drawingml/2006/picture">
                 <pic:pic>
                   <pic:nvPicPr>
-                    <pic:cNvPr descr="h03-07-tokenizasyon.png" id="144" name="Picture"/>
+                    <pic:cNvPr descr="h03-07-tokenizasyon.png" id="138" name="Picture"/>
                     <pic:cNvPicPr>
                       <a:picLocks noChangeArrowheads="1" noChangeAspect="1"/>
                     </pic:cNvPicPr>
                   </pic:nvPicPr>
                   <pic:blipFill>
-                    <a:blip r:embed="rId142"/>
+                    <a:blip r:embed="rId136"/>
                     <a:stretch>
                       <a:fillRect/>
                     </a:stretch>
@@ -37766,7 +37160,7 @@
                   <pic:spPr bwMode="auto">
                     <a:xfrm>
                       <a:off x="0" y="0"/>
-                      <a:ext cx="5759999" cy="2935878"/>
+                      <a:ext cx="5759999" cy="4287576"/>
                     </a:xfrm>
                     <a:prstGeom prst="rect">
                       <a:avLst/>
@@ -37818,8 +37212,19 @@
         <w:t xml:space="preserve"> </w:t>
       </w:r>
       <w:r>
-        <w:t xml:space="preserve">Bu, 1. haftadaki</w:t>
-      </w:r>
+        <w:t xml:space="preserve">Bu,</w:t>
+      </w:r>
+      <w:r>
+        <w:t xml:space="preserve"> </w:t>
+      </w:r>
+      <w:hyperlink r:id="rId20">
+        <w:r>
+          <w:rPr>
+            <w:rStyle w:val="Hyperlink"/>
+          </w:rPr>
+          <w:t xml:space="preserve">1. haftadaki</w:t>
+        </w:r>
+      </w:hyperlink>
       <w:r>
         <w:t xml:space="preserve"> </w:t>
       </w:r>
@@ -37891,8 +37296,8 @@
         <w:t xml:space="preserve">(format-preserving encryption, NIST SP 800-38G’deki FF1 algoritması) aynı işi bir anahtar ve kasa olmadan yapar.</w:t>
       </w:r>
     </w:p>
-    <w:bookmarkEnd w:id="145"/>
-    <w:bookmarkStart w:id="146" w:name="takma-adlandırma-anahtarlı-özet"/>
+    <w:bookmarkEnd w:id="139"/>
+    <w:bookmarkStart w:id="140" w:name="takma-adlandırma-anahtarlı-özet"/>
     <w:p>
       <w:pPr>
         <w:pStyle w:val="Heading3"/>
@@ -38168,8 +37573,8 @@
         <w:t xml:space="preserve">imha edilirse, veri fiilen anonimleşir.</w:t>
       </w:r>
     </w:p>
-    <w:bookmarkEnd w:id="146"/>
-    <w:bookmarkStart w:id="147" w:name="test-ve-geliştirme-verisi"/>
+    <w:bookmarkEnd w:id="140"/>
+    <w:bookmarkStart w:id="141" w:name="test-ve-geliştirme-verisi"/>
     <w:p>
       <w:pPr>
         <w:pStyle w:val="Heading3"/>
@@ -38197,7 +37602,7 @@
         <w:pStyle w:val="Compact"/>
         <w:numPr>
           <w:ilvl w:val="0"/>
-          <w:numId w:val="1068"/>
+          <w:numId w:val="1054"/>
         </w:numPr>
       </w:pPr>
       <w:r>
@@ -38225,7 +37630,7 @@
         <w:pStyle w:val="Compact"/>
         <w:numPr>
           <w:ilvl w:val="0"/>
-          <w:numId w:val="1068"/>
+          <w:numId w:val="1054"/>
         </w:numPr>
       </w:pPr>
       <w:r>
@@ -38253,7 +37658,7 @@
         <w:pStyle w:val="Compact"/>
         <w:numPr>
           <w:ilvl w:val="0"/>
-          <w:numId w:val="1068"/>
+          <w:numId w:val="1054"/>
         </w:numPr>
       </w:pPr>
       <w:r>
@@ -38276,8 +37681,8 @@
         <w:t xml:space="preserve">Kullanışlıdır ama veri tabanında tam haliyle durmaya devam eder.</w:t>
       </w:r>
     </w:p>
-    <w:bookmarkEnd w:id="147"/>
-    <w:bookmarkStart w:id="148" w:name="X96cba95fd85f099450039d957863e7dd99addf9"/>
+    <w:bookmarkEnd w:id="141"/>
+    <w:bookmarkStart w:id="142" w:name="X96cba95fd85f099450039d957863e7dd99addf9"/>
     <w:p>
       <w:pPr>
         <w:pStyle w:val="Heading3"/>
@@ -38333,7 +37738,7 @@
         <w:pStyle w:val="Compact"/>
         <w:numPr>
           <w:ilvl w:val="0"/>
-          <w:numId w:val="1069"/>
+          <w:numId w:val="1055"/>
         </w:numPr>
       </w:pPr>
       <w:r>
@@ -38361,7 +37766,7 @@
         <w:pStyle w:val="Compact"/>
         <w:numPr>
           <w:ilvl w:val="0"/>
-          <w:numId w:val="1069"/>
+          <w:numId w:val="1055"/>
         </w:numPr>
       </w:pPr>
       <w:r>
@@ -39375,8 +38780,8 @@
         <w:t xml:space="preserve">yüzden tercih edilir (1. hafta ödünleşim kaydı).</w:t>
       </w:r>
     </w:p>
-    <w:bookmarkEnd w:id="148"/>
-    <w:bookmarkStart w:id="149" w:name="hangi-tekniği-ne-zaman"/>
+    <w:bookmarkEnd w:id="142"/>
+    <w:bookmarkStart w:id="143" w:name="hangi-tekniği-ne-zaman"/>
     <w:p>
       <w:pPr>
         <w:pStyle w:val="Heading3"/>
@@ -39675,9 +39080,9 @@
         </w:pict>
       </w:r>
     </w:p>
-    <w:bookmarkEnd w:id="149"/>
-    <w:bookmarkEnd w:id="150"/>
-    <w:bookmarkStart w:id="156" w:name="Xdf1cdb42d93341bc103c75375377ecd03a42059"/>
+    <w:bookmarkEnd w:id="143"/>
+    <w:bookmarkEnd w:id="144"/>
+    <w:bookmarkStart w:id="151" w:name="Xdf1cdb42d93341bc103c75375377ecd03a42059"/>
     <w:p>
       <w:pPr>
         <w:pStyle w:val="Heading2"/>
@@ -39713,7 +39118,21 @@
         <w:t xml:space="preserve"> </w:t>
       </w:r>
       <w:r>
-        <w:t xml:space="preserve">takas alanı (swap), aynı belleği sonra kullanan başka kod. Hafta 1’de</w:t>
+        <w:t xml:space="preserve">takas alanı (swap), aynı belleği sonra kullanan başka kod.</w:t>
+      </w:r>
+      <w:r>
+        <w:t xml:space="preserve"> </w:t>
+      </w:r>
+      <w:hyperlink r:id="rId24">
+        <w:r>
+          <w:rPr>
+            <w:rStyle w:val="Hyperlink"/>
+          </w:rPr>
+          <w:t xml:space="preserve">Hafta 1, §17</w:t>
+        </w:r>
+      </w:hyperlink>
+      <w:r>
+        <w:t xml:space="preserve">’de</w:t>
       </w:r>
       <w:r>
         <w:t xml:space="preserve"> </w:t>
@@ -39734,16 +39153,33 @@
         <w:t xml:space="preserve"> </w:t>
       </w:r>
       <w:r>
-        <w:t xml:space="preserve">“ölü yazma giderme”</w:t>
-      </w:r>
-      <w:r>
-        <w:t xml:space="preserve">yi görmüştük;</w:t>
-      </w:r>
-      <w:r>
-        <w:t xml:space="preserve"> </w:t>
-      </w:r>
-      <w:r>
-        <w:t xml:space="preserve">bu hafta</w:t>
+        <w:t xml:space="preserve">“ölü yazma</w:t>
+      </w:r>
+      <w:r>
+        <w:t xml:space="preserve"> </w:t>
+      </w:r>
+      <w:r>
+        <w:t xml:space="preserve">giderme”</w:t>
+      </w:r>
+      <w:r>
+        <w:t xml:space="preserve">yi ve sırrı bellekten silmeyi (Tarif 13.2), ayrıca</w:t>
+      </w:r>
+      <w:r>
+        <w:t xml:space="preserve"> </w:t>
+      </w:r>
+      <w:hyperlink r:id="rId145">
+        <w:r>
+          <w:rPr>
+            <w:rStyle w:val="Hyperlink"/>
+          </w:rPr>
+          <w:t xml:space="preserve">belleğin diske yazılmasını önlemeyi</w:t>
+        </w:r>
+      </w:hyperlink>
+      <w:r>
+        <w:t xml:space="preserve"> </w:t>
+      </w:r>
+      <w:r>
+        <w:t xml:space="preserve">(Tarif 13.3) görmüştük; bu hafta</w:t>
       </w:r>
       <w:r>
         <w:t xml:space="preserve"> </w:t>
@@ -39759,7 +39195,23 @@
         <w:t xml:space="preserve"> </w:t>
       </w:r>
       <w:r>
-        <w:t xml:space="preserve">için ek katmanları kuruyoruz.</w:t>
+        <w:t xml:space="preserve">için döküm engelleme, bellek kilitleme ve</w:t>
+      </w:r>
+      <w:r>
+        <w:t xml:space="preserve"> </w:t>
+      </w:r>
+      <w:r>
+        <w:rPr>
+          <w:b/>
+          <w:bCs/>
+        </w:rPr>
+        <w:t xml:space="preserve">cihaz bağlama</w:t>
+      </w:r>
+      <w:r>
+        <w:t xml:space="preserve"> </w:t>
+      </w:r>
+      <w:r>
+        <w:t xml:space="preserve">katmanlarını ekliyoruz.</w:t>
       </w:r>
     </w:p>
     <w:p>
@@ -39769,20 +39221,20 @@
       <w:r>
         <w:drawing>
           <wp:inline>
-            <wp:extent cx="5759999" cy="2766688"/>
+            <wp:extent cx="5759999" cy="3118132"/>
             <wp:effectExtent b="0" l="0" r="0" t="0"/>
-            <wp:docPr descr="Kullanımda veriyi koruyan katmanlar" title="" id="152" name="Picture"/>
+            <wp:docPr descr="Kullanımda veriyi koruyan katmanlar" title="" id="147" name="Picture"/>
             <a:graphic>
               <a:graphicData uri="http://schemas.openxmlformats.org/drawingml/2006/picture">
                 <pic:pic>
                   <pic:nvPicPr>
-                    <pic:cNvPr descr="h03-18-kullanimda-veri-katmanlari.png" id="153" name="Picture"/>
+                    <pic:cNvPr descr="h03-18-kullanimda-veri-katmanlari.png" id="148" name="Picture"/>
                     <pic:cNvPicPr>
                       <a:picLocks noChangeArrowheads="1" noChangeAspect="1"/>
                     </pic:cNvPicPr>
                   </pic:nvPicPr>
                   <pic:blipFill>
-                    <a:blip r:embed="rId151"/>
+                    <a:blip r:embed="rId146"/>
                     <a:stretch>
                       <a:fillRect/>
                     </a:stretch>
@@ -39790,7 +39242,7 @@
                   <pic:spPr bwMode="auto">
                     <a:xfrm>
                       <a:off x="0" y="0"/>
-                      <a:ext cx="5759999" cy="2766688"/>
+                      <a:ext cx="5759999" cy="3118132"/>
                     </a:xfrm>
                     <a:prstGeom prst="rect">
                       <a:avLst/>
@@ -40074,7 +39526,7 @@
         </w:tc>
       </w:tr>
     </w:tbl>
-    <w:bookmarkStart w:id="154" w:name="demo-8-mlock-güvenli-silme"/>
+    <w:bookmarkStart w:id="149" w:name="demo-8-mlock-güvenli-silme"/>
     <w:p>
       <w:pPr>
         <w:pStyle w:val="Heading3"/>
@@ -40396,8 +39848,8 @@
         <w:t xml:space="preserve">ile sayar).</w:t>
       </w:r>
     </w:p>
-    <w:bookmarkEnd w:id="154"/>
-    <w:bookmarkStart w:id="155" w:name="cihaz-bağlama"/>
+    <w:bookmarkEnd w:id="149"/>
+    <w:bookmarkStart w:id="150" w:name="cihaz-bağlama"/>
     <w:p>
       <w:pPr>
         <w:pStyle w:val="Heading3"/>
@@ -40481,7 +39933,21 @@
         <w:t xml:space="preserve"> </w:t>
       </w:r>
       <w:r>
-        <w:t xml:space="preserve">sarma. Bölüm 14’daki güvenlik kabuğunun en iç katmanı tam olarak budur; bunu Hafta 6’da RASP ile</w:t>
+        <w:t xml:space="preserve">sarma. Bölüm 14’daki güvenlik kabuğunun en iç katmanı tam olarak budur; bunu</w:t>
+      </w:r>
+      <w:r>
+        <w:t xml:space="preserve"> </w:t>
+      </w:r>
+      <w:hyperlink r:id="rId104">
+        <w:r>
+          <w:rPr>
+            <w:rStyle w:val="Hyperlink"/>
+          </w:rPr>
+          <w:t xml:space="preserve">Hafta 6</w:t>
+        </w:r>
+      </w:hyperlink>
+      <w:r>
+        <w:t xml:space="preserve">’da RASP ile</w:t>
       </w:r>
       <w:r>
         <w:t xml:space="preserve"> </w:t>
@@ -40695,7 +40161,7 @@
         <w:pStyle w:val="Compact"/>
         <w:numPr>
           <w:ilvl w:val="0"/>
-          <w:numId w:val="1070"/>
+          <w:numId w:val="1056"/>
         </w:numPr>
       </w:pPr>
       <w:r>
@@ -40722,7 +40188,7 @@
         <w:pStyle w:val="Compact"/>
         <w:numPr>
           <w:ilvl w:val="0"/>
-          <w:numId w:val="1071"/>
+          <w:numId w:val="1057"/>
         </w:numPr>
       </w:pPr>
       <w:r>
@@ -40746,7 +40212,7 @@
         <w:pStyle w:val="Compact"/>
         <w:numPr>
           <w:ilvl w:val="0"/>
-          <w:numId w:val="1072"/>
+          <w:numId w:val="1058"/>
         </w:numPr>
       </w:pPr>
       <w:r>
@@ -40758,7 +40224,7 @@
         <w:pStyle w:val="Compact"/>
         <w:numPr>
           <w:ilvl w:val="0"/>
-          <w:numId w:val="1073"/>
+          <w:numId w:val="1059"/>
         </w:numPr>
       </w:pPr>
       <w:r>
@@ -40772,9 +40238,9 @@
         </w:pict>
       </w:r>
     </w:p>
-    <w:bookmarkEnd w:id="155"/>
-    <w:bookmarkEnd w:id="156"/>
-    <w:bookmarkStart w:id="162" w:name="X978bdbbf7f695f44283a2c6008adad8a80f9060"/>
+    <w:bookmarkEnd w:id="150"/>
+    <w:bookmarkEnd w:id="151"/>
+    <w:bookmarkStart w:id="158" w:name="X978bdbbf7f695f44283a2c6008adad8a80f9060"/>
     <w:p>
       <w:pPr>
         <w:pStyle w:val="Heading2"/>
@@ -40836,20 +40302,20 @@
       <w:r>
         <w:drawing>
           <wp:inline>
-            <wp:extent cx="5759999" cy="3638557"/>
+            <wp:extent cx="5759999" cy="5912105"/>
             <wp:effectExtent b="0" l="0" r="0" t="0"/>
-            <wp:docPr descr="Sırrı saran dört güvenlik kabuğu" title="" id="158" name="Picture"/>
+            <wp:docPr descr="Sırrı saran dört güvenlik kabuğu" title="" id="153" name="Picture"/>
             <a:graphic>
               <a:graphicData uri="http://schemas.openxmlformats.org/drawingml/2006/picture">
                 <pic:pic>
                   <pic:nvPicPr>
-                    <pic:cNvPr descr="h03-08-guvenlik-kabuklari.png" id="159" name="Picture"/>
+                    <pic:cNvPr descr="h03-08-guvenlik-kabuklari.png" id="154" name="Picture"/>
                     <pic:cNvPicPr>
                       <a:picLocks noChangeArrowheads="1" noChangeAspect="1"/>
                     </pic:cNvPicPr>
                   </pic:nvPicPr>
                   <pic:blipFill>
-                    <a:blip r:embed="rId157"/>
+                    <a:blip r:embed="rId152"/>
                     <a:stretch>
                       <a:fillRect/>
                     </a:stretch>
@@ -40857,7 +40323,7 @@
                   <pic:spPr bwMode="auto">
                     <a:xfrm>
                       <a:off x="0" y="0"/>
-                      <a:ext cx="5759999" cy="3638557"/>
+                      <a:ext cx="5759999" cy="5912105"/>
                     </a:xfrm>
                     <a:prstGeom prst="rect">
                       <a:avLst/>
@@ -40955,7 +40421,7 @@
         <w:t xml:space="preserve">ilkelerinin tek tabloda birleşmiş hâlidir.</w:t>
       </w:r>
     </w:p>
-    <w:bookmarkStart w:id="160" w:name="X3479cfb8403a7d1466110c9527bbc8d4b365d4f"/>
+    <w:bookmarkStart w:id="155" w:name="X3479cfb8403a7d1466110c9527bbc8d4b365d4f"/>
     <w:p>
       <w:pPr>
         <w:pStyle w:val="Heading3"/>
@@ -41235,7 +40701,18 @@
         <w:t xml:space="preserve"> </w:t>
       </w:r>
       <w:r>
-        <w:t xml:space="preserve">(Hafta 11).</w:t>
+        <w:t xml:space="preserve">(</w:t>
+      </w:r>
+      <w:hyperlink r:id="rId103">
+        <w:r>
+          <w:rPr>
+            <w:rStyle w:val="Hyperlink"/>
+          </w:rPr>
+          <w:t xml:space="preserve">Hafta 11</w:t>
+        </w:r>
+      </w:hyperlink>
+      <w:r>
+        <w:t xml:space="preserve">).</w:t>
       </w:r>
     </w:p>
     <w:p>
@@ -41243,7 +40720,18 @@
         <w:pStyle w:val="BodyText"/>
       </w:pPr>
       <w:r>
-        <w:t xml:space="preserve">Bu kabuk yaklaşımı dönemin geri kalanına köprüdür: native kod sağlamlaştırma ve RASP (Hafta 4, 6, 9) kabukları</w:t>
+        <w:t xml:space="preserve">Bu kabuk yaklaşımı dönemin geri kalanına köprüdür: native kod sağlamlaştırma (hardening) ve RASP (</w:t>
+      </w:r>
+      <w:hyperlink r:id="rId101">
+        <w:r>
+          <w:rPr>
+            <w:rStyle w:val="Hyperlink"/>
+          </w:rPr>
+          <w:t xml:space="preserve">Hafta 4</w:t>
+        </w:r>
+      </w:hyperlink>
+      <w:r>
+        <w:t xml:space="preserve">, 6, 9) kabukları</w:t>
       </w:r>
       <w:r>
         <w:t xml:space="preserve"> </w:t>
@@ -41259,7 +40747,18 @@
         <w:t xml:space="preserve"> </w:t>
       </w:r>
       <w:r>
-        <w:t xml:space="preserve">korur; kripto ve anahtar hiyerarşisi (Hafta 10) kabukların anahtarlarını doğru üretir ve yönetir;</w:t>
+        <w:t xml:space="preserve">korur; kripto ve anahtar hiyerarşisi (</w:t>
+      </w:r>
+      <w:hyperlink r:id="rId39">
+        <w:r>
+          <w:rPr>
+            <w:rStyle w:val="Hyperlink"/>
+          </w:rPr>
+          <w:t xml:space="preserve">Hafta 10</w:t>
+        </w:r>
+      </w:hyperlink>
+      <w:r>
+        <w:t xml:space="preserve">) kabukların anahtarlarını doğru üretir ve yönetir;</w:t>
       </w:r>
       <w:r>
         <w:t xml:space="preserve"> </w:t>
@@ -41296,8 +40795,8 @@
         <w:t xml:space="preserve">somutlaştırır.</w:t>
       </w:r>
     </w:p>
-    <w:bookmarkEnd w:id="160"/>
-    <w:bookmarkStart w:id="161" w:name="Xfebd1c8a968c93052f3a29952b8a62a8753ca3d"/>
+    <w:bookmarkEnd w:id="155"/>
+    <w:bookmarkStart w:id="157" w:name="Xfebd1c8a968c93052f3a29952b8a62a8753ca3d"/>
     <w:p>
       <w:pPr>
         <w:pStyle w:val="Heading3"/>
@@ -42032,7 +41531,7 @@
         <w:pStyle w:val="Compact"/>
         <w:numPr>
           <w:ilvl w:val="0"/>
-          <w:numId w:val="1074"/>
+          <w:numId w:val="1060"/>
         </w:numPr>
       </w:pPr>
       <w:r>
@@ -42069,7 +41568,7 @@
         <w:pStyle w:val="Compact"/>
         <w:numPr>
           <w:ilvl w:val="0"/>
-          <w:numId w:val="1074"/>
+          <w:numId w:val="1060"/>
         </w:numPr>
       </w:pPr>
       <w:r>
@@ -42115,7 +41614,7 @@
         <w:pStyle w:val="Compact"/>
         <w:numPr>
           <w:ilvl w:val="0"/>
-          <w:numId w:val="1074"/>
+          <w:numId w:val="1060"/>
         </w:numPr>
       </w:pPr>
       <w:r>
@@ -42137,17 +41636,19 @@
       <w:r>
         <w:t xml:space="preserve">korur (4, 6 ve</w:t>
       </w:r>
-    </w:p>
-    <w:p>
-      <w:pPr>
-        <w:pStyle w:val="Compact"/>
-        <w:numPr>
-          <w:ilvl w:val="1"/>
-          <w:numId w:val="1075"/>
-        </w:numPr>
-      </w:pPr>
-      <w:r>
-        <w:t xml:space="preserve">haftalar).</w:t>
+      <w:r>
+        <w:t xml:space="preserve"> </w:t>
+      </w:r>
+      <w:hyperlink r:id="rId156">
+        <w:r>
+          <w:rPr>
+            <w:rStyle w:val="Hyperlink"/>
+          </w:rPr>
+          <w:t xml:space="preserve">9. haftalar</w:t>
+        </w:r>
+      </w:hyperlink>
+      <w:r>
+        <w:t xml:space="preserve">).</w:t>
       </w:r>
     </w:p>
     <w:p>
@@ -42155,7 +41656,7 @@
         <w:pStyle w:val="Compact"/>
         <w:numPr>
           <w:ilvl w:val="0"/>
-          <w:numId w:val="1074"/>
+          <w:numId w:val="1060"/>
         </w:numPr>
       </w:pPr>
       <w:r>
@@ -42426,7 +41927,7 @@
         <w:pStyle w:val="Compact"/>
         <w:numPr>
           <w:ilvl w:val="0"/>
-          <w:numId w:val="1076"/>
+          <w:numId w:val="1061"/>
         </w:numPr>
       </w:pPr>
       <w:r>
@@ -42438,7 +41939,7 @@
         <w:pStyle w:val="Compact"/>
         <w:numPr>
           <w:ilvl w:val="0"/>
-          <w:numId w:val="1077"/>
+          <w:numId w:val="1062"/>
         </w:numPr>
       </w:pPr>
       <w:r>
@@ -42450,7 +41951,7 @@
         <w:pStyle w:val="Compact"/>
         <w:numPr>
           <w:ilvl w:val="0"/>
-          <w:numId w:val="1078"/>
+          <w:numId w:val="1063"/>
         </w:numPr>
       </w:pPr>
       <w:r>
@@ -42462,7 +41963,7 @@
         <w:pStyle w:val="Compact"/>
         <w:numPr>
           <w:ilvl w:val="0"/>
-          <w:numId w:val="1079"/>
+          <w:numId w:val="1064"/>
         </w:numPr>
       </w:pPr>
       <w:r>
@@ -42482,9 +41983,9 @@
         </w:pict>
       </w:r>
     </w:p>
-    <w:bookmarkEnd w:id="161"/>
-    <w:bookmarkEnd w:id="162"/>
-    <w:bookmarkStart w:id="166" w:name="whitebox-kriptografiye-giriş-motivasyon"/>
+    <w:bookmarkEnd w:id="157"/>
+    <w:bookmarkEnd w:id="158"/>
+    <w:bookmarkStart w:id="163" w:name="whitebox-kriptografiye-giriş-motivasyon"/>
     <w:p>
       <w:pPr>
         <w:pStyle w:val="Heading2"/>
@@ -42520,7 +42021,18 @@
         <w:t xml:space="preserve"> </w:t>
       </w:r>
       <w:r>
-        <w:t xml:space="preserve">(Hafta 1, beyaz kutu) senaryosunda saldırgan belleği okuyabilir, hata ayıklayıcı bağlayabilir; o anı yakalayıp anahtarı</w:t>
+        <w:t xml:space="preserve">(</w:t>
+      </w:r>
+      <w:hyperlink r:id="rId20">
+        <w:r>
+          <w:rPr>
+            <w:rStyle w:val="Hyperlink"/>
+          </w:rPr>
+          <w:t xml:space="preserve">Hafta 1</w:t>
+        </w:r>
+      </w:hyperlink>
+      <w:r>
+        <w:t xml:space="preserve">, beyaz kutu) senaryosunda saldırgan belleği okuyabilir, hata ayıklayıcı bağlayabilir; o anı yakalayıp anahtarı</w:t>
       </w:r>
       <w:r>
         <w:t xml:space="preserve"> </w:t>
@@ -42552,20 +42064,20 @@
       <w:r>
         <w:drawing>
           <wp:inline>
-            <wp:extent cx="5759999" cy="2283460"/>
+            <wp:extent cx="5759999" cy="1876777"/>
             <wp:effectExtent b="0" l="0" r="0" t="0"/>
-            <wp:docPr descr="Whitebox kriptografiye giden yol" title="" id="164" name="Picture"/>
+            <wp:docPr descr="Whitebox kriptografiye giden yol" title="" id="160" name="Picture"/>
             <a:graphic>
               <a:graphicData uri="http://schemas.openxmlformats.org/drawingml/2006/picture">
                 <pic:pic>
                   <pic:nvPicPr>
-                    <pic:cNvPr descr="h03-19-whitebox-motivasyon.png" id="165" name="Picture"/>
+                    <pic:cNvPr descr="h03-19-whitebox-motivasyon.png" id="161" name="Picture"/>
                     <pic:cNvPicPr>
                       <a:picLocks noChangeArrowheads="1" noChangeAspect="1"/>
                     </pic:cNvPicPr>
                   </pic:nvPicPr>
                   <pic:blipFill>
-                    <a:blip r:embed="rId163"/>
+                    <a:blip r:embed="rId159"/>
                     <a:stretch>
                       <a:fillRect/>
                     </a:stretch>
@@ -42573,7 +42085,7 @@
                   <pic:spPr bwMode="auto">
                     <a:xfrm>
                       <a:off x="0" y="0"/>
-                      <a:ext cx="5759999" cy="2283460"/>
+                      <a:ext cx="5759999" cy="1876777"/>
                     </a:xfrm>
                     <a:prstGeom prst="rect">
                       <a:avLst/>
@@ -42688,15 +42200,22 @@
       <w:r>
         <w:t xml:space="preserve"> </w:t>
       </w:r>
-      <w:r>
-        <w:rPr>
-          <w:b/>
-          <w:bCs/>
-        </w:rPr>
-        <w:t xml:space="preserve">Hafta 11</w:t>
-      </w:r>
-      <w:r>
-        <w:t xml:space="preserve">’de ayrıntılı işleyeceğiz. Bu hafta yalnız</w:t>
+      <w:hyperlink r:id="rId162">
+        <w:r>
+          <w:rPr>
+            <w:rStyle w:val="Hyperlink"/>
+          </w:rPr>
+          <w:t xml:space="preserve">Hafta 11</w:t>
+        </w:r>
+      </w:hyperlink>
+      <w:r>
+        <w:t xml:space="preserve">’de ayrıntılı işleyeceğiz. Bu</w:t>
+      </w:r>
+      <w:r>
+        <w:t xml:space="preserve"> </w:t>
+      </w:r>
+      <w:r>
+        <w:t xml:space="preserve">hafta yalnız</w:t>
       </w:r>
       <w:r>
         <w:t xml:space="preserve"> </w:t>
@@ -42712,13 +42231,7 @@
         <w:t xml:space="preserve"> </w:t>
       </w:r>
       <w:r>
-        <w:t xml:space="preserve">bilmeniz yeterli: bellekte açık anahtar</w:t>
-      </w:r>
-      <w:r>
-        <w:t xml:space="preserve"> </w:t>
-      </w:r>
-      <w:r>
-        <w:t xml:space="preserve">problemi.</w:t>
+        <w:t xml:space="preserve">bilmeniz yeterli: bellekte açık anahtar problemi.</w:t>
       </w:r>
     </w:p>
     <w:p>
@@ -42788,7 +42301,18 @@
         <w:t xml:space="preserve"> </w:t>
       </w:r>
       <w:r>
-        <w:t xml:space="preserve">birlikte gelir: cihaz bağlama, RASP (Hafta 6), sunucu tarafı risk</w:t>
+        <w:t xml:space="preserve">birlikte gelir: cihaz bağlama, RASP (</w:t>
+      </w:r>
+      <w:hyperlink r:id="rId104">
+        <w:r>
+          <w:rPr>
+            <w:rStyle w:val="Hyperlink"/>
+          </w:rPr>
+          <w:t xml:space="preserve">Hafta 6</w:t>
+        </w:r>
+      </w:hyperlink>
+      <w:r>
+        <w:t xml:space="preserve">), sunucu tarafı risk</w:t>
       </w:r>
       <w:r>
         <w:t xml:space="preserve"> </w:t>
@@ -42817,8 +42341,8 @@
         </w:pict>
       </w:r>
     </w:p>
-    <w:bookmarkEnd w:id="166"/>
-    <w:bookmarkStart w:id="170" w:name="yaygın-yanlış-anlamalar"/>
+    <w:bookmarkEnd w:id="163"/>
+    <w:bookmarkStart w:id="167" w:name="yaygın-yanlış-anlamalar"/>
     <w:p>
       <w:pPr>
         <w:pStyle w:val="Heading2"/>
@@ -42834,20 +42358,20 @@
       <w:r>
         <w:drawing>
           <wp:inline>
-            <wp:extent cx="5759999" cy="2748610"/>
+            <wp:extent cx="5759999" cy="3963832"/>
             <wp:effectExtent b="0" l="0" r="0" t="0"/>
-            <wp:docPr descr="Dört yaygın yanlış anlama" title="" id="168" name="Picture"/>
+            <wp:docPr descr="Dört yaygın yanlış anlama" title="" id="165" name="Picture"/>
             <a:graphic>
               <a:graphicData uri="http://schemas.openxmlformats.org/drawingml/2006/picture">
                 <pic:pic>
                   <pic:nvPicPr>
-                    <pic:cNvPr descr="h03-20-yanlis-anlamalar.png" id="169" name="Picture"/>
+                    <pic:cNvPr descr="h03-20-yanlis-anlamalar.png" id="166" name="Picture"/>
                     <pic:cNvPicPr>
                       <a:picLocks noChangeArrowheads="1" noChangeAspect="1"/>
                     </pic:cNvPicPr>
                   </pic:nvPicPr>
                   <pic:blipFill>
-                    <a:blip r:embed="rId167"/>
+                    <a:blip r:embed="rId164"/>
                     <a:stretch>
                       <a:fillRect/>
                     </a:stretch>
@@ -42855,7 +42379,7 @@
                   <pic:spPr bwMode="auto">
                     <a:xfrm>
                       <a:off x="0" y="0"/>
-                      <a:ext cx="5759999" cy="2748610"/>
+                      <a:ext cx="5759999" cy="3963832"/>
                     </a:xfrm>
                     <a:prstGeom prst="rect">
                       <a:avLst/>
@@ -43129,8 +42653,8 @@
         </w:pict>
       </w:r>
     </w:p>
-    <w:bookmarkEnd w:id="170"/>
-    <w:bookmarkStart w:id="171" w:name="dönem-projesi-bu-hafta"/>
+    <w:bookmarkEnd w:id="167"/>
+    <w:bookmarkStart w:id="168" w:name="dönem-projesi-bu-hafta"/>
     <w:p>
       <w:pPr>
         <w:pStyle w:val="Heading2"/>
@@ -43168,7 +42692,7 @@
         <w:pStyle w:val="Compact"/>
         <w:numPr>
           <w:ilvl w:val="0"/>
-          <w:numId w:val="1080"/>
+          <w:numId w:val="1065"/>
         </w:numPr>
       </w:pPr>
       <w:r>
@@ -43247,7 +42771,7 @@
         <w:pStyle w:val="Compact"/>
         <w:numPr>
           <w:ilvl w:val="0"/>
-          <w:numId w:val="1081"/>
+          <w:numId w:val="1066"/>
         </w:numPr>
       </w:pPr>
       <w:r>
@@ -43916,8 +43440,8 @@
         </w:pict>
       </w:r>
     </w:p>
-    <w:bookmarkEnd w:id="171"/>
-    <w:bookmarkStart w:id="172" w:name="sınıf-etkinlikleri"/>
+    <w:bookmarkEnd w:id="168"/>
+    <w:bookmarkStart w:id="169" w:name="sınıf-etkinlikleri"/>
     <w:p>
       <w:pPr>
         <w:pStyle w:val="Heading2"/>
@@ -44175,8 +43699,8 @@
         </w:pict>
       </w:r>
     </w:p>
-    <w:bookmarkEnd w:id="172"/>
-    <w:bookmarkStart w:id="173" w:name="kod-okuma-alıştırmaları"/>
+    <w:bookmarkEnd w:id="169"/>
+    <w:bookmarkStart w:id="170" w:name="kod-okuma-alıştırmaları"/>
     <w:p>
       <w:pPr>
         <w:pStyle w:val="Heading2"/>
@@ -45012,8 +44536,8 @@
         </w:pict>
       </w:r>
     </w:p>
-    <w:bookmarkEnd w:id="173"/>
-    <w:bookmarkStart w:id="174" w:name="kendi-başına-çalış"/>
+    <w:bookmarkEnd w:id="170"/>
+    <w:bookmarkStart w:id="171" w:name="kendi-başına-çalış"/>
     <w:p>
       <w:pPr>
         <w:pStyle w:val="Heading2"/>
@@ -45480,7 +45004,21 @@
         <w:t xml:space="preserve"> </w:t>
       </w:r>
       <w:r>
-        <w:t xml:space="preserve">ile durdurup belleği inceleyin (Hafta 1 Demo 2’deki gcore yöntemi).</w:t>
+        <w:t xml:space="preserve">ile durdurup belleği inceleyin (</w:t>
+      </w:r>
+      <w:hyperlink r:id="rId20">
+        <w:r>
+          <w:rPr>
+            <w:rStyle w:val="Hyperlink"/>
+          </w:rPr>
+          <w:t xml:space="preserve">Hafta 1</w:t>
+        </w:r>
+      </w:hyperlink>
+      <w:r>
+        <w:t xml:space="preserve"> </w:t>
+      </w:r>
+      <w:r>
+        <w:t xml:space="preserve">Demo 2’deki gcore yöntemi).</w:t>
       </w:r>
       <w:r>
         <w:t xml:space="preserve"> </w:t>
@@ -46211,8 +45749,8 @@
         </w:pict>
       </w:r>
     </w:p>
-    <w:bookmarkEnd w:id="174"/>
-    <w:bookmarkStart w:id="175" w:name="kendini-sınama"/>
+    <w:bookmarkEnd w:id="171"/>
+    <w:bookmarkStart w:id="172" w:name="kendini-sınama"/>
     <w:p>
       <w:pPr>
         <w:pStyle w:val="Heading2"/>
@@ -47435,8 +46973,8 @@
         </w:pict>
       </w:r>
     </w:p>
-    <w:bookmarkEnd w:id="175"/>
-    <w:bookmarkStart w:id="176" w:name="quiz-1-tarzı-örnek-sorular"/>
+    <w:bookmarkEnd w:id="172"/>
+    <w:bookmarkStart w:id="173" w:name="quiz-1-tarzı-örnek-sorular"/>
     <w:p>
       <w:pPr>
         <w:pStyle w:val="Heading2"/>
@@ -47462,7 +47000,7 @@
         <w:pStyle w:val="Compact"/>
         <w:numPr>
           <w:ilvl w:val="0"/>
-          <w:numId w:val="1082"/>
+          <w:numId w:val="1067"/>
         </w:numPr>
       </w:pPr>
       <w:r>
@@ -47506,7 +47044,7 @@
         <w:pStyle w:val="Compact"/>
         <w:numPr>
           <w:ilvl w:val="1"/>
-          <w:numId w:val="1083"/>
+          <w:numId w:val="1068"/>
         </w:numPr>
       </w:pPr>
       <w:r>
@@ -47534,7 +47072,7 @@
         <w:pStyle w:val="Compact"/>
         <w:numPr>
           <w:ilvl w:val="0"/>
-          <w:numId w:val="1082"/>
+          <w:numId w:val="1067"/>
         </w:numPr>
       </w:pPr>
       <w:r>
@@ -47574,7 +47112,7 @@
         <w:pStyle w:val="Compact"/>
         <w:numPr>
           <w:ilvl w:val="0"/>
-          <w:numId w:val="1082"/>
+          <w:numId w:val="1067"/>
         </w:numPr>
       </w:pPr>
       <w:r>
@@ -47623,7 +47161,7 @@
         <w:pStyle w:val="Compact"/>
         <w:numPr>
           <w:ilvl w:val="0"/>
-          <w:numId w:val="1082"/>
+          <w:numId w:val="1067"/>
         </w:numPr>
       </w:pPr>
       <w:r>
@@ -47669,7 +47207,7 @@
         <w:pStyle w:val="Compact"/>
         <w:numPr>
           <w:ilvl w:val="0"/>
-          <w:numId w:val="1082"/>
+          <w:numId w:val="1067"/>
         </w:numPr>
       </w:pPr>
       <w:r>
@@ -47683,8 +47221,8 @@
         </w:pict>
       </w:r>
     </w:p>
-    <w:bookmarkEnd w:id="176"/>
-    <w:bookmarkStart w:id="177" w:name="kaynaklar-ve-ileri-okuma"/>
+    <w:bookmarkEnd w:id="173"/>
+    <w:bookmarkStart w:id="174" w:name="kaynaklar-ve-ileri-okuma"/>
     <w:p>
       <w:pPr>
         <w:pStyle w:val="Heading2"/>
@@ -47729,7 +47267,7 @@
         <w:pStyle w:val="Compact"/>
         <w:numPr>
           <w:ilvl w:val="0"/>
-          <w:numId w:val="1084"/>
+          <w:numId w:val="1069"/>
         </w:numPr>
       </w:pPr>
       <w:r>
@@ -47747,7 +47285,7 @@
         <w:pStyle w:val="Compact"/>
         <w:numPr>
           <w:ilvl w:val="0"/>
-          <w:numId w:val="1084"/>
+          <w:numId w:val="1069"/>
         </w:numPr>
       </w:pPr>
       <w:r>
@@ -47759,7 +47297,7 @@
         <w:pStyle w:val="Compact"/>
         <w:numPr>
           <w:ilvl w:val="0"/>
-          <w:numId w:val="1084"/>
+          <w:numId w:val="1069"/>
         </w:numPr>
       </w:pPr>
       <w:r>
@@ -47771,7 +47309,7 @@
         <w:pStyle w:val="Compact"/>
         <w:numPr>
           <w:ilvl w:val="0"/>
-          <w:numId w:val="1084"/>
+          <w:numId w:val="1069"/>
         </w:numPr>
       </w:pPr>
       <w:r>
@@ -47783,7 +47321,7 @@
         <w:pStyle w:val="Compact"/>
         <w:numPr>
           <w:ilvl w:val="0"/>
-          <w:numId w:val="1084"/>
+          <w:numId w:val="1069"/>
         </w:numPr>
       </w:pPr>
       <w:r>
@@ -47795,7 +47333,7 @@
         <w:pStyle w:val="Compact"/>
         <w:numPr>
           <w:ilvl w:val="0"/>
-          <w:numId w:val="1084"/>
+          <w:numId w:val="1069"/>
         </w:numPr>
       </w:pPr>
       <w:r>
@@ -47807,7 +47345,7 @@
         <w:pStyle w:val="Compact"/>
         <w:numPr>
           <w:ilvl w:val="0"/>
-          <w:numId w:val="1084"/>
+          <w:numId w:val="1069"/>
         </w:numPr>
       </w:pPr>
       <w:r>
@@ -47830,7 +47368,7 @@
       <w:pPr>
         <w:numPr>
           <w:ilvl w:val="0"/>
-          <w:numId w:val="1085"/>
+          <w:numId w:val="1070"/>
         </w:numPr>
       </w:pPr>
       <w:r>
@@ -47847,7 +47385,7 @@
       <w:pPr>
         <w:numPr>
           <w:ilvl w:val="0"/>
-          <w:numId w:val="1085"/>
+          <w:numId w:val="1070"/>
         </w:numPr>
       </w:pPr>
       <w:r>
@@ -47864,7 +47402,7 @@
       <w:pPr>
         <w:numPr>
           <w:ilvl w:val="0"/>
-          <w:numId w:val="1085"/>
+          <w:numId w:val="1070"/>
         </w:numPr>
       </w:pPr>
       <w:r>
@@ -47890,7 +47428,7 @@
       <w:pPr>
         <w:numPr>
           <w:ilvl w:val="0"/>
-          <w:numId w:val="1085"/>
+          <w:numId w:val="1070"/>
         </w:numPr>
       </w:pPr>
       <w:r>
@@ -47913,7 +47451,7 @@
       <w:pPr>
         <w:numPr>
           <w:ilvl w:val="0"/>
-          <w:numId w:val="1085"/>
+          <w:numId w:val="1070"/>
         </w:numPr>
       </w:pPr>
       <w:r>
@@ -47930,7 +47468,7 @@
       <w:pPr>
         <w:numPr>
           <w:ilvl w:val="0"/>
-          <w:numId w:val="1085"/>
+          <w:numId w:val="1070"/>
         </w:numPr>
       </w:pPr>
       <w:r>
@@ -47947,7 +47485,7 @@
       <w:pPr>
         <w:numPr>
           <w:ilvl w:val="0"/>
-          <w:numId w:val="1085"/>
+          <w:numId w:val="1070"/>
         </w:numPr>
       </w:pPr>
       <w:r>
@@ -48531,7 +48069,7 @@
               <w:pStyle w:val="Compact"/>
             </w:pPr>
             <w:r>
-              <w:t xml:space="preserve">Önce şifrele sonra MAC</w:t>
+              <w:t xml:space="preserve">Önce şifrele, sonra MAC</w:t>
             </w:r>
           </w:p>
         </w:tc>
@@ -48662,8 +48200,79 @@
         </w:tc>
       </w:tr>
     </w:tbl>
-    <w:bookmarkEnd w:id="177"/>
-    <w:bookmarkEnd w:id="178"/>
+    <w:p>
+      <w:pPr>
+        <w:pStyle w:val="BlockText"/>
+      </w:pPr>
+      <w:r>
+        <w:rPr>
+          <w:b/>
+          <w:bCs/>
+        </w:rPr>
+        <w:t xml:space="preserve">Bir sonraki hafta</w:t>
+      </w:r>
+    </w:p>
+    <w:p>
+      <w:pPr>
+        <w:pStyle w:val="BlockText"/>
+      </w:pPr>
+      <w:hyperlink r:id="rId101">
+        <w:r>
+          <w:rPr>
+            <w:rStyle w:val="Hyperlink"/>
+            <w:b/>
+            <w:bCs/>
+          </w:rPr>
+          <w:t xml:space="preserve">4. hafta</w:t>
+        </w:r>
+      </w:hyperlink>
+      <w:r>
+        <w:rPr>
+          <w:b/>
+          <w:bCs/>
+        </w:rPr>
+        <w:t xml:space="preserve"> </w:t>
+      </w:r>
+      <w:r>
+        <w:rPr>
+          <w:b/>
+          <w:bCs/>
+        </w:rPr>
+        <w:t xml:space="preserve">— Kod Sağlamlaştırma: C/C++.</w:t>
+      </w:r>
+      <w:r>
+        <w:t xml:space="preserve"> </w:t>
+      </w:r>
+      <w:r>
+        <w:t xml:space="preserve">Bu hafta veriyi (anahtarı, açık metni) doğru şifreleme ve anahtar</w:t>
+      </w:r>
+      <w:r>
+        <w:t xml:space="preserve"> </w:t>
+      </w:r>
+      <w:r>
+        <w:t xml:space="preserve">yönetimiyle korumayı öğrendik; ama şifreleme kodunun kendisi de bir C/C++ programıdır ve bir arabellek taşması,</w:t>
+      </w:r>
+      <w:r>
+        <w:t xml:space="preserve"> </w:t>
+      </w:r>
+      <w:r>
+        <w:t xml:space="preserve">biçim dizesi (format string) açığı ya da tamsayı hatası, bu hafta özenle koruduğumuz anahtarı ve açık metni belleğe sızdırabilir.</w:t>
+      </w:r>
+      <w:r>
+        <w:t xml:space="preserve"> </w:t>
+      </w:r>
+      <w:r>
+        <w:t xml:space="preserve">4. haftada SEI CERT C/C++ kurallarıyla tam olarak bu tür hataları önlemeyi, statik analiz ve sanitizer’larla</w:t>
+      </w:r>
+      <w:r>
+        <w:t xml:space="preserve"> </w:t>
+      </w:r>
+      <w:r>
+        <w:t xml:space="preserve">yakalamayı işleyeceğiz.</w:t>
+      </w:r>
+    </w:p>
+    <w:bookmarkEnd w:id="174"/>
+    <w:bookmarkEnd w:id="175"/>
     <w:sectPr>
       <w:headerReference r:id="rId9" w:type="default"/>
       <w:footerReference r:id="rId10" w:type="default"/>
@@ -49069,91 +48678,6 @@
       </w:rPr>
     </w:lvl>
   </w:abstractNum>
-  <w:abstractNum w:abstractNumId="99418">
-    <w:nsid w:val="00A99418"/>
-    <w:multiLevelType w:val="multilevel"/>
-    <w:lvl w:ilvl="0">
-      <w:start w:val="8"/>
-      <w:numFmt w:val="decimal"/>
-      <w:lvlText w:val="%1."/>
-      <w:lvlJc w:val="left"/>
-      <w:pPr>
-        <w:ind w:left="720" w:hanging="360"/>
-      </w:pPr>
-    </w:lvl>
-    <w:lvl w:ilvl="1">
-      <w:start w:val="8"/>
-      <w:numFmt w:val="decimal"/>
-      <w:lvlText w:val="%2."/>
-      <w:lvlJc w:val="left"/>
-      <w:pPr>
-        <w:ind w:left="1440" w:hanging="360"/>
-      </w:pPr>
-    </w:lvl>
-    <w:lvl w:ilvl="2">
-      <w:start w:val="8"/>
-      <w:numFmt w:val="decimal"/>
-      <w:lvlText w:val="%3."/>
-      <w:lvlJc w:val="left"/>
-      <w:pPr>
-        <w:ind w:left="2160" w:hanging="360"/>
-      </w:pPr>
-    </w:lvl>
-    <w:lvl w:ilvl="3">
-      <w:start w:val="8"/>
-      <w:numFmt w:val="decimal"/>
-      <w:lvlText w:val="%4."/>
-      <w:lvlJc w:val="left"/>
-      <w:pPr>
-        <w:ind w:left="2880" w:hanging="360"/>
-      </w:pPr>
-    </w:lvl>
-    <w:lvl w:ilvl="4">
-      <w:start w:val="8"/>
-      <w:numFmt w:val="decimal"/>
-      <w:lvlText w:val="%5."/>
-      <w:lvlJc w:val="left"/>
-      <w:pPr>
-        <w:ind w:left="3600" w:hanging="360"/>
-      </w:pPr>
-    </w:lvl>
-    <w:lvl w:ilvl="5">
-      <w:start w:val="8"/>
-      <w:numFmt w:val="decimal"/>
-      <w:lvlText w:val="%6."/>
-      <w:lvlJc w:val="left"/>
-      <w:pPr>
-        <w:ind w:left="4320" w:hanging="360"/>
-      </w:pPr>
-    </w:lvl>
-    <w:lvl w:ilvl="6">
-      <w:start w:val="8"/>
-      <w:numFmt w:val="decimal"/>
-      <w:lvlText w:val="%7."/>
-      <w:lvlJc w:val="left"/>
-      <w:pPr>
-        <w:ind w:left="5040" w:hanging="360"/>
-      </w:pPr>
-    </w:lvl>
-    <w:lvl w:ilvl="7">
-      <w:start w:val="8"/>
-      <w:numFmt w:val="decimal"/>
-      <w:lvlText w:val="%8."/>
-      <w:lvlJc w:val="left"/>
-      <w:pPr>
-        <w:ind w:left="5760" w:hanging="360"/>
-      </w:pPr>
-    </w:lvl>
-    <w:lvl w:ilvl="8">
-      <w:start w:val="8"/>
-      <w:numFmt w:val="decimal"/>
-      <w:lvlText w:val="%9."/>
-      <w:lvlJc w:val="left"/>
-      <w:pPr>
-        <w:ind w:left="6480" w:hanging="360"/>
-      </w:pPr>
-    </w:lvl>
-  </w:abstractNum>
   <w:abstractNum w:abstractNumId="992">
     <w:nsid w:val="0000A992"/>
     <w:multiLevelType w:val="multilevel"/>
@@ -49224,91 +48748,6 @@
     <w:lvl w:ilvl="8">
       <w:numFmt w:val="bullet"/>
       <w:lvlText w:val="☐"/>
-      <w:lvlJc w:val="left"/>
-      <w:pPr>
-        <w:ind w:left="6480" w:hanging="360"/>
-      </w:pPr>
-    </w:lvl>
-  </w:abstractNum>
-  <w:abstractNum w:abstractNumId="99419">
-    <w:nsid w:val="00A99419"/>
-    <w:multiLevelType w:val="multilevel"/>
-    <w:lvl w:ilvl="0">
-      <w:start w:val="9"/>
-      <w:numFmt w:val="decimal"/>
-      <w:lvlText w:val="%1."/>
-      <w:lvlJc w:val="left"/>
-      <w:pPr>
-        <w:ind w:left="720" w:hanging="360"/>
-      </w:pPr>
-    </w:lvl>
-    <w:lvl w:ilvl="1">
-      <w:start w:val="9"/>
-      <w:numFmt w:val="decimal"/>
-      <w:lvlText w:val="%2."/>
-      <w:lvlJc w:val="left"/>
-      <w:pPr>
-        <w:ind w:left="1440" w:hanging="360"/>
-      </w:pPr>
-    </w:lvl>
-    <w:lvl w:ilvl="2">
-      <w:start w:val="9"/>
-      <w:numFmt w:val="decimal"/>
-      <w:lvlText w:val="%3."/>
-      <w:lvlJc w:val="left"/>
-      <w:pPr>
-        <w:ind w:left="2160" w:hanging="360"/>
-      </w:pPr>
-    </w:lvl>
-    <w:lvl w:ilvl="3">
-      <w:start w:val="9"/>
-      <w:numFmt w:val="decimal"/>
-      <w:lvlText w:val="%4."/>
-      <w:lvlJc w:val="left"/>
-      <w:pPr>
-        <w:ind w:left="2880" w:hanging="360"/>
-      </w:pPr>
-    </w:lvl>
-    <w:lvl w:ilvl="4">
-      <w:start w:val="9"/>
-      <w:numFmt w:val="decimal"/>
-      <w:lvlText w:val="%5."/>
-      <w:lvlJc w:val="left"/>
-      <w:pPr>
-        <w:ind w:left="3600" w:hanging="360"/>
-      </w:pPr>
-    </w:lvl>
-    <w:lvl w:ilvl="5">
-      <w:start w:val="9"/>
-      <w:numFmt w:val="decimal"/>
-      <w:lvlText w:val="%6."/>
-      <w:lvlJc w:val="left"/>
-      <w:pPr>
-        <w:ind w:left="4320" w:hanging="360"/>
-      </w:pPr>
-    </w:lvl>
-    <w:lvl w:ilvl="6">
-      <w:start w:val="9"/>
-      <w:numFmt w:val="decimal"/>
-      <w:lvlText w:val="%7."/>
-      <w:lvlJc w:val="left"/>
-      <w:pPr>
-        <w:ind w:left="5040" w:hanging="360"/>
-      </w:pPr>
-    </w:lvl>
-    <w:lvl w:ilvl="7">
-      <w:start w:val="9"/>
-      <w:numFmt w:val="decimal"/>
-      <w:lvlText w:val="%8."/>
-      <w:lvlJc w:val="left"/>
-      <w:pPr>
-        <w:ind w:left="5760" w:hanging="360"/>
-      </w:pPr>
-    </w:lvl>
-    <w:lvl w:ilvl="8">
-      <w:start w:val="9"/>
-      <w:numFmt w:val="decimal"/>
-      <w:lvlText w:val="%9."/>
       <w:lvlJc w:val="left"/>
       <w:pPr>
         <w:ind w:left="6480" w:hanging="360"/>
@@ -49443,75 +48882,6 @@
     <w:abstractNumId w:val="991"/>
   </w:num>
   <w:num w:numId="1005">
-    <w:abstractNumId w:val="991"/>
-  </w:num>
-  <w:num w:numId="1006">
-    <w:abstractNumId w:val="991"/>
-  </w:num>
-  <w:num w:numId="1007">
-    <w:abstractNumId w:val="991"/>
-  </w:num>
-  <w:num w:numId="1008">
-    <w:abstractNumId w:val="991"/>
-  </w:num>
-  <w:num w:numId="1009">
-    <w:abstractNumId w:val="991"/>
-  </w:num>
-  <w:num w:numId="1010">
-    <w:abstractNumId w:val="991"/>
-  </w:num>
-  <w:num w:numId="1011">
-    <w:abstractNumId w:val="991"/>
-  </w:num>
-  <w:num w:numId="1012">
-    <w:abstractNumId w:val="991"/>
-  </w:num>
-  <w:num w:numId="1013">
-    <w:abstractNumId w:val="991"/>
-  </w:num>
-  <w:num w:numId="1014">
-    <w:abstractNumId w:val="99418"/>
-    <w:lvlOverride w:ilvl="0">
-      <w:startOverride w:val="8"/>
-    </w:lvlOverride>
-    <w:lvlOverride w:ilvl="1">
-      <w:startOverride w:val="8"/>
-    </w:lvlOverride>
-    <w:lvlOverride w:ilvl="2">
-      <w:startOverride w:val="8"/>
-    </w:lvlOverride>
-    <w:lvlOverride w:ilvl="3">
-      <w:startOverride w:val="8"/>
-    </w:lvlOverride>
-    <w:lvlOverride w:ilvl="4">
-      <w:startOverride w:val="8"/>
-    </w:lvlOverride>
-    <w:lvlOverride w:ilvl="5">
-      <w:startOverride w:val="8"/>
-    </w:lvlOverride>
-    <w:lvlOverride w:ilvl="6">
-      <w:startOverride w:val="8"/>
-    </w:lvlOverride>
-    <w:lvlOverride w:ilvl="7">
-      <w:startOverride w:val="8"/>
-    </w:lvlOverride>
-    <w:lvlOverride w:ilvl="8">
-      <w:startOverride w:val="8"/>
-    </w:lvlOverride>
-  </w:num>
-  <w:num w:numId="1015">
-    <w:abstractNumId w:val="991"/>
-  </w:num>
-  <w:num w:numId="1016">
-    <w:abstractNumId w:val="991"/>
-  </w:num>
-  <w:num w:numId="1017">
-    <w:abstractNumId w:val="991"/>
-  </w:num>
-  <w:num w:numId="1018">
-    <w:abstractNumId w:val="991"/>
-  </w:num>
-  <w:num w:numId="1019">
     <w:abstractNumId w:val="99411"/>
     <w:lvlOverride w:ilvl="0">
       <w:startOverride w:val="1"/>
@@ -49541,17 +48911,86 @@
       <w:startOverride w:val="1"/>
     </w:lvlOverride>
   </w:num>
-  <w:num w:numId="1020">
+  <w:num w:numId="1006">
     <w:abstractNumId w:val="991"/>
   </w:num>
-  <w:num w:numId="1021">
+  <w:num w:numId="1007">
     <w:abstractNumId w:val="991"/>
   </w:num>
-  <w:num w:numId="1022">
+  <w:num w:numId="1008">
     <w:abstractNumId w:val="991"/>
   </w:num>
+  <w:num w:numId="1009">
+    <w:abstractNumId w:val="991"/>
+  </w:num>
+  <w:num w:numId="1010">
+    <w:abstractNumId w:val="992"/>
+  </w:num>
+  <w:num w:numId="1011">
+    <w:abstractNumId w:val="992"/>
+  </w:num>
+  <w:num w:numId="1012">
+    <w:abstractNumId w:val="992"/>
+  </w:num>
+  <w:num w:numId="1013">
+    <w:abstractNumId w:val="992"/>
+  </w:num>
+  <w:num w:numId="1014">
+    <w:abstractNumId w:val="992"/>
+  </w:num>
+  <w:num w:numId="1015">
+    <w:abstractNumId w:val="99411"/>
+    <w:lvlOverride w:ilvl="0">
+      <w:startOverride w:val="1"/>
+    </w:lvlOverride>
+    <w:lvlOverride w:ilvl="1">
+      <w:startOverride w:val="1"/>
+    </w:lvlOverride>
+    <w:lvlOverride w:ilvl="2">
+      <w:startOverride w:val="1"/>
+    </w:lvlOverride>
+    <w:lvlOverride w:ilvl="3">
+      <w:startOverride w:val="1"/>
+    </w:lvlOverride>
+    <w:lvlOverride w:ilvl="4">
+      <w:startOverride w:val="1"/>
+    </w:lvlOverride>
+    <w:lvlOverride w:ilvl="5">
+      <w:startOverride w:val="1"/>
+    </w:lvlOverride>
+    <w:lvlOverride w:ilvl="6">
+      <w:startOverride w:val="1"/>
+    </w:lvlOverride>
+    <w:lvlOverride w:ilvl="7">
+      <w:startOverride w:val="1"/>
+    </w:lvlOverride>
+    <w:lvlOverride w:ilvl="8">
+      <w:startOverride w:val="1"/>
+    </w:lvlOverride>
+  </w:num>
+  <w:num w:numId="1016">
+    <w:abstractNumId w:val="992"/>
+  </w:num>
+  <w:num w:numId="1017">
+    <w:abstractNumId w:val="992"/>
+  </w:num>
+  <w:num w:numId="1018">
+    <w:abstractNumId w:val="992"/>
+  </w:num>
+  <w:num w:numId="1019">
+    <w:abstractNumId w:val="992"/>
+  </w:num>
+  <w:num w:numId="1020">
+    <w:abstractNumId w:val="992"/>
+  </w:num>
+  <w:num w:numId="1021">
+    <w:abstractNumId w:val="992"/>
+  </w:num>
+  <w:num w:numId="1022">
+    <w:abstractNumId w:val="992"/>
+  </w:num>
   <w:num w:numId="1023">
-    <w:abstractNumId w:val="991"/>
+    <w:abstractNumId w:val="992"/>
   </w:num>
   <w:num w:numId="1024">
     <w:abstractNumId w:val="992"/>
@@ -49599,10 +49038,10 @@
     </w:lvlOverride>
   </w:num>
   <w:num w:numId="1030">
-    <w:abstractNumId w:val="992"/>
+    <w:abstractNumId w:val="991"/>
   </w:num>
   <w:num w:numId="1031">
-    <w:abstractNumId w:val="992"/>
+    <w:abstractNumId w:val="991"/>
   </w:num>
   <w:num w:numId="1032">
     <w:abstractNumId w:val="992"/>
@@ -49617,27 +49056,6 @@
     <w:abstractNumId w:val="992"/>
   </w:num>
   <w:num w:numId="1036">
-    <w:abstractNumId w:val="992"/>
-  </w:num>
-  <w:num w:numId="1037">
-    <w:abstractNumId w:val="992"/>
-  </w:num>
-  <w:num w:numId="1038">
-    <w:abstractNumId w:val="992"/>
-  </w:num>
-  <w:num w:numId="1039">
-    <w:abstractNumId w:val="992"/>
-  </w:num>
-  <w:num w:numId="1040">
-    <w:abstractNumId w:val="992"/>
-  </w:num>
-  <w:num w:numId="1041">
-    <w:abstractNumId w:val="992"/>
-  </w:num>
-  <w:num w:numId="1042">
-    <w:abstractNumId w:val="992"/>
-  </w:num>
-  <w:num w:numId="1043">
     <w:abstractNumId w:val="99411"/>
     <w:lvlOverride w:ilvl="0">
       <w:startOverride w:val="1"/>
@@ -49667,25 +49085,7 @@
       <w:startOverride w:val="1"/>
     </w:lvlOverride>
   </w:num>
-  <w:num w:numId="1044">
-    <w:abstractNumId w:val="991"/>
-  </w:num>
-  <w:num w:numId="1045">
-    <w:abstractNumId w:val="991"/>
-  </w:num>
-  <w:num w:numId="1046">
-    <w:abstractNumId w:val="992"/>
-  </w:num>
-  <w:num w:numId="1047">
-    <w:abstractNumId w:val="992"/>
-  </w:num>
-  <w:num w:numId="1048">
-    <w:abstractNumId w:val="992"/>
-  </w:num>
-  <w:num w:numId="1049">
-    <w:abstractNumId w:val="992"/>
-  </w:num>
-  <w:num w:numId="1050">
+  <w:num w:numId="1037">
     <w:abstractNumId w:val="99411"/>
     <w:lvlOverride w:ilvl="0">
       <w:startOverride w:val="1"/>
@@ -49715,7 +49115,7 @@
       <w:startOverride w:val="1"/>
     </w:lvlOverride>
   </w:num>
-  <w:num w:numId="1051">
+  <w:num w:numId="1038">
     <w:abstractNumId w:val="99411"/>
     <w:lvlOverride w:ilvl="0">
       <w:startOverride w:val="1"/>
@@ -49745,7 +49145,28 @@
       <w:startOverride w:val="1"/>
     </w:lvlOverride>
   </w:num>
-  <w:num w:numId="1052">
+  <w:num w:numId="1039">
+    <w:abstractNumId w:val="991"/>
+  </w:num>
+  <w:num w:numId="1040">
+    <w:abstractNumId w:val="992"/>
+  </w:num>
+  <w:num w:numId="1041">
+    <w:abstractNumId w:val="992"/>
+  </w:num>
+  <w:num w:numId="1042">
+    <w:abstractNumId w:val="992"/>
+  </w:num>
+  <w:num w:numId="1043">
+    <w:abstractNumId w:val="992"/>
+  </w:num>
+  <w:num w:numId="1044">
+    <w:abstractNumId w:val="992"/>
+  </w:num>
+  <w:num w:numId="1045">
+    <w:abstractNumId w:val="991"/>
+  </w:num>
+  <w:num w:numId="1046">
     <w:abstractNumId w:val="99411"/>
     <w:lvlOverride w:ilvl="0">
       <w:startOverride w:val="1"/>
@@ -49775,28 +49196,28 @@
       <w:startOverride w:val="1"/>
     </w:lvlOverride>
   </w:num>
-  <w:num w:numId="1053">
+  <w:num w:numId="1047">
     <w:abstractNumId w:val="991"/>
   </w:num>
-  <w:num w:numId="1054">
+  <w:num w:numId="1048">
+    <w:abstractNumId w:val="991"/>
+  </w:num>
+  <w:num w:numId="1049">
     <w:abstractNumId w:val="992"/>
   </w:num>
-  <w:num w:numId="1055">
+  <w:num w:numId="1050">
     <w:abstractNumId w:val="992"/>
   </w:num>
-  <w:num w:numId="1056">
+  <w:num w:numId="1051">
     <w:abstractNumId w:val="992"/>
   </w:num>
-  <w:num w:numId="1057">
+  <w:num w:numId="1052">
     <w:abstractNumId w:val="992"/>
   </w:num>
-  <w:num w:numId="1058">
+  <w:num w:numId="1053">
     <w:abstractNumId w:val="992"/>
   </w:num>
-  <w:num w:numId="1059">
-    <w:abstractNumId w:val="991"/>
-  </w:num>
-  <w:num w:numId="1060">
+  <w:num w:numId="1054">
     <w:abstractNumId w:val="99411"/>
     <w:lvlOverride w:ilvl="0">
       <w:startOverride w:val="1"/>
@@ -49826,11 +49247,29 @@
       <w:startOverride w:val="1"/>
     </w:lvlOverride>
   </w:num>
-  <w:num w:numId="1061">
+  <w:num w:numId="1055">
     <w:abstractNumId w:val="991"/>
   </w:num>
+  <w:num w:numId="1056">
+    <w:abstractNumId w:val="992"/>
+  </w:num>
+  <w:num w:numId="1057">
+    <w:abstractNumId w:val="992"/>
+  </w:num>
+  <w:num w:numId="1058">
+    <w:abstractNumId w:val="992"/>
+  </w:num>
+  <w:num w:numId="1059">
+    <w:abstractNumId w:val="992"/>
+  </w:num>
+  <w:num w:numId="1060">
+    <w:abstractNumId w:val="991"/>
+  </w:num>
+  <w:num w:numId="1061">
+    <w:abstractNumId w:val="992"/>
+  </w:num>
   <w:num w:numId="1062">
-    <w:abstractNumId w:val="991"/>
+    <w:abstractNumId w:val="992"/>
   </w:num>
   <w:num w:numId="1063">
     <w:abstractNumId w:val="992"/>
@@ -49845,10 +49284,37 @@
     <w:abstractNumId w:val="992"/>
   </w:num>
   <w:num w:numId="1067">
-    <w:abstractNumId w:val="992"/>
+    <w:abstractNumId w:val="99411"/>
+    <w:lvlOverride w:ilvl="0">
+      <w:startOverride w:val="1"/>
+    </w:lvlOverride>
+    <w:lvlOverride w:ilvl="1">
+      <w:startOverride w:val="1"/>
+    </w:lvlOverride>
+    <w:lvlOverride w:ilvl="2">
+      <w:startOverride w:val="1"/>
+    </w:lvlOverride>
+    <w:lvlOverride w:ilvl="3">
+      <w:startOverride w:val="1"/>
+    </w:lvlOverride>
+    <w:lvlOverride w:ilvl="4">
+      <w:startOverride w:val="1"/>
+    </w:lvlOverride>
+    <w:lvlOverride w:ilvl="5">
+      <w:startOverride w:val="1"/>
+    </w:lvlOverride>
+    <w:lvlOverride w:ilvl="6">
+      <w:startOverride w:val="1"/>
+    </w:lvlOverride>
+    <w:lvlOverride w:ilvl="7">
+      <w:startOverride w:val="1"/>
+    </w:lvlOverride>
+    <w:lvlOverride w:ilvl="8">
+      <w:startOverride w:val="1"/>
+    </w:lvlOverride>
   </w:num>
   <w:num w:numId="1068">
-    <w:abstractNumId w:val="99411"/>
+    <w:abstractNumId w:val="99721"/>
     <w:lvlOverride w:ilvl="0">
       <w:startOverride w:val="1"/>
     </w:lvlOverride>
@@ -49881,132 +49347,6 @@
     <w:abstractNumId w:val="991"/>
   </w:num>
   <w:num w:numId="1070">
-    <w:abstractNumId w:val="992"/>
-  </w:num>
-  <w:num w:numId="1071">
-    <w:abstractNumId w:val="992"/>
-  </w:num>
-  <w:num w:numId="1072">
-    <w:abstractNumId w:val="992"/>
-  </w:num>
-  <w:num w:numId="1073">
-    <w:abstractNumId w:val="992"/>
-  </w:num>
-  <w:num w:numId="1074">
-    <w:abstractNumId w:val="991"/>
-  </w:num>
-  <w:num w:numId="1075">
-    <w:abstractNumId w:val="99419"/>
-    <w:lvlOverride w:ilvl="0">
-      <w:startOverride w:val="9"/>
-    </w:lvlOverride>
-    <w:lvlOverride w:ilvl="1">
-      <w:startOverride w:val="9"/>
-    </w:lvlOverride>
-    <w:lvlOverride w:ilvl="2">
-      <w:startOverride w:val="9"/>
-    </w:lvlOverride>
-    <w:lvlOverride w:ilvl="3">
-      <w:startOverride w:val="9"/>
-    </w:lvlOverride>
-    <w:lvlOverride w:ilvl="4">
-      <w:startOverride w:val="9"/>
-    </w:lvlOverride>
-    <w:lvlOverride w:ilvl="5">
-      <w:startOverride w:val="9"/>
-    </w:lvlOverride>
-    <w:lvlOverride w:ilvl="6">
-      <w:startOverride w:val="9"/>
-    </w:lvlOverride>
-    <w:lvlOverride w:ilvl="7">
-      <w:startOverride w:val="9"/>
-    </w:lvlOverride>
-    <w:lvlOverride w:ilvl="8">
-      <w:startOverride w:val="9"/>
-    </w:lvlOverride>
-  </w:num>
-  <w:num w:numId="1076">
-    <w:abstractNumId w:val="992"/>
-  </w:num>
-  <w:num w:numId="1077">
-    <w:abstractNumId w:val="992"/>
-  </w:num>
-  <w:num w:numId="1078">
-    <w:abstractNumId w:val="992"/>
-  </w:num>
-  <w:num w:numId="1079">
-    <w:abstractNumId w:val="992"/>
-  </w:num>
-  <w:num w:numId="1080">
-    <w:abstractNumId w:val="992"/>
-  </w:num>
-  <w:num w:numId="1081">
-    <w:abstractNumId w:val="992"/>
-  </w:num>
-  <w:num w:numId="1082">
-    <w:abstractNumId w:val="99411"/>
-    <w:lvlOverride w:ilvl="0">
-      <w:startOverride w:val="1"/>
-    </w:lvlOverride>
-    <w:lvlOverride w:ilvl="1">
-      <w:startOverride w:val="1"/>
-    </w:lvlOverride>
-    <w:lvlOverride w:ilvl="2">
-      <w:startOverride w:val="1"/>
-    </w:lvlOverride>
-    <w:lvlOverride w:ilvl="3">
-      <w:startOverride w:val="1"/>
-    </w:lvlOverride>
-    <w:lvlOverride w:ilvl="4">
-      <w:startOverride w:val="1"/>
-    </w:lvlOverride>
-    <w:lvlOverride w:ilvl="5">
-      <w:startOverride w:val="1"/>
-    </w:lvlOverride>
-    <w:lvlOverride w:ilvl="6">
-      <w:startOverride w:val="1"/>
-    </w:lvlOverride>
-    <w:lvlOverride w:ilvl="7">
-      <w:startOverride w:val="1"/>
-    </w:lvlOverride>
-    <w:lvlOverride w:ilvl="8">
-      <w:startOverride w:val="1"/>
-    </w:lvlOverride>
-  </w:num>
-  <w:num w:numId="1083">
-    <w:abstractNumId w:val="99721"/>
-    <w:lvlOverride w:ilvl="0">
-      <w:startOverride w:val="1"/>
-    </w:lvlOverride>
-    <w:lvlOverride w:ilvl="1">
-      <w:startOverride w:val="1"/>
-    </w:lvlOverride>
-    <w:lvlOverride w:ilvl="2">
-      <w:startOverride w:val="1"/>
-    </w:lvlOverride>
-    <w:lvlOverride w:ilvl="3">
-      <w:startOverride w:val="1"/>
-    </w:lvlOverride>
-    <w:lvlOverride w:ilvl="4">
-      <w:startOverride w:val="1"/>
-    </w:lvlOverride>
-    <w:lvlOverride w:ilvl="5">
-      <w:startOverride w:val="1"/>
-    </w:lvlOverride>
-    <w:lvlOverride w:ilvl="6">
-      <w:startOverride w:val="1"/>
-    </w:lvlOverride>
-    <w:lvlOverride w:ilvl="7">
-      <w:startOverride w:val="1"/>
-    </w:lvlOverride>
-    <w:lvlOverride w:ilvl="8">
-      <w:startOverride w:val="1"/>
-    </w:lvlOverride>
-  </w:num>
-  <w:num w:numId="1084">
-    <w:abstractNumId w:val="991"/>
-  </w:num>
-  <w:num w:numId="1085">
     <w:abstractNumId w:val="991"/>
   </w:num>
 </w:numbering>
